--- a/docs/v0.1/research.docx
+++ b/docs/v0.1/research.docx
@@ -4,15 +4,13 @@
   <w:body>
     <w:p>
       <w:pPr>
-        <w:spacing w:before="1200"/>
         <w:jc w:val="center"/>
       </w:pPr>
       <w:r>
         <w:rPr>
           <w:rFonts w:ascii="Malgun Gothic" w:hAnsi="Malgun Gothic" w:eastAsia="Malgun Gothic"/>
           <w:b/>
-          <w:color w:val="203864"/>
-          <w:sz w:val="44"/>
+          <w:sz w:val="38"/>
         </w:rPr>
         <w:t>항공권 구매 의사결정 보조 시스템</w:t>
       </w:r>
@@ -24,192 +22,57 @@
       <w:r>
         <w:rPr>
           <w:rFonts w:ascii="Malgun Gothic" w:hAnsi="Malgun Gothic" w:eastAsia="Malgun Gothic"/>
-          <w:color w:val="5A5A5A"/>
+          <w:b/>
+          <w:color w:val="52607A"/>
           <w:sz w:val="24"/>
         </w:rPr>
-        <w:t>연구자료 기반 보강문서 v3</w:t>
+        <w:t>연구자료 기반 보강문서</w:t>
       </w:r>
     </w:p>
-    <w:tbl>
-      <w:tblPr>
-        <w:tblW w:type="auto" w:w="0"/>
+    <w:p>
+      <w:pPr>
+        <w:pStyle w:val="SmallNote"/>
         <w:jc w:val="center"/>
-        <w:tblLook w:firstColumn="1" w:firstRow="1" w:lastColumn="0" w:lastRow="0" w:noHBand="0" w:noVBand="1" w:val="04A0"/>
-        <w:tblBorders>
-          <w:top w:val="single" w:sz="8" w:space="0" w:color="D9E2F3"/>
-          <w:left w:val="single" w:sz="8" w:space="0" w:color="D9E2F3"/>
-          <w:bottom w:val="single" w:sz="8" w:space="0" w:color="D9E2F3"/>
-          <w:right w:val="single" w:sz="8" w:space="0" w:color="D9E2F3"/>
-          <w:insideH w:val="single" w:sz="8" w:space="0" w:color="D9E2F3"/>
-          <w:insideV w:val="single" w:sz="8" w:space="0" w:color="D9E2F3"/>
-        </w:tblBorders>
-      </w:tblPr>
-      <w:tblGrid>
-        <w:gridCol w:w="9746"/>
-      </w:tblGrid>
-      <w:tr>
-        <w:tc>
-          <w:tcPr>
-            <w:tcW w:type="dxa" w:w="9746"/>
-            <w:shd w:fill="F5F9FF"/>
-            <w:tcMar>
-              <w:top w:w="140" w:type="dxa"/>
-              <w:start w:w="140" w:type="dxa"/>
-              <w:bottom w:w="140" w:type="dxa"/>
-              <w:end w:w="140" w:type="dxa"/>
-            </w:tcMar>
-            <w:vAlign w:val="center"/>
-          </w:tcPr>
-          <w:p>
-            <w:pPr>
-              <w:jc w:val="left"/>
-            </w:pPr>
-            <w:r>
-              <w:rPr>
-                <w:rFonts w:ascii="Malgun Gothic" w:hAnsi="Malgun Gothic" w:eastAsia="Malgun Gothic"/>
-                <w:sz w:val="21"/>
-              </w:rPr>
-              <w:t>문서 성격: 장기 기준 문서</w:t>
-              <w:br/>
-              <w:t>작성 목적: 이후 체크리스트 수행, 바운더리 검증, MVP 설계 전 참고용</w:t>
-              <w:br/>
-              <w:t>주의: 본 문서는 사실·근거·남은 질문을 정리하는 기준 문서이며 최종 설계안 확정문서는 아님</w:t>
-            </w:r>
-          </w:p>
-        </w:tc>
-      </w:tr>
-    </w:tbl>
+      </w:pPr>
+      <w:r>
+        <w:t>작성일 2026-03-23  |  최종 수정일 2026-03-23</w:t>
+      </w:r>
+    </w:p>
     <w:p>
+      <w:pPr>
+        <w:jc w:val="center"/>
+      </w:pPr>
       <w:r>
-        <w:br w:type="page"/>
+        <w:rPr>
+          <w:color w:val="A0AAB9"/>
+        </w:rPr>
+        <w:t>—</w:t>
       </w:r>
     </w:p>
     <w:p>
       <w:pPr>
         <w:pStyle w:val="Heading1"/>
+        <w:spacing w:before="160" w:after="80"/>
       </w:pPr>
       <w:r>
-        <w:t>1. 문서 목적</w:t>
-      </w:r>
-    </w:p>
-    <w:p>
-      <w:r>
-        <w:t>본 문서는 주제 베이스라인 문서와 달리, 이후 재검토가 가능하도록 근거를 자료 카드 형태로 쌓아 두는 레퍼런스형 문서이다. 즉 보기 좋은 요약보다 '어떤 자료를 어떤 키워드로 찾았고, 무엇을 읽었으며, 왜 반영하거나 배제했는지'를 남기는 데 목적이 있다.</w:t>
-      </w:r>
-    </w:p>
-    <w:tbl>
-      <w:tblPr>
-        <w:tblW w:type="auto" w:w="0"/>
-        <w:jc w:val="center"/>
-        <w:tblLook w:firstColumn="1" w:firstRow="1" w:lastColumn="0" w:lastRow="0" w:noHBand="0" w:noVBand="1" w:val="04A0"/>
-        <w:tblBorders>
-          <w:top w:val="single" w:sz="8" w:space="0" w:color="D9E2F3"/>
-          <w:left w:val="single" w:sz="8" w:space="0" w:color="D9E2F3"/>
-          <w:bottom w:val="single" w:sz="8" w:space="0" w:color="D9E2F3"/>
-          <w:right w:val="single" w:sz="8" w:space="0" w:color="D9E2F3"/>
-          <w:insideH w:val="single" w:sz="8" w:space="0" w:color="D9E2F3"/>
-          <w:insideV w:val="single" w:sz="8" w:space="0" w:color="D9E2F3"/>
-        </w:tblBorders>
-      </w:tblPr>
-      <w:tblGrid>
-        <w:gridCol w:w="9746"/>
-      </w:tblGrid>
-      <w:tr>
-        <w:tc>
-          <w:tcPr>
-            <w:tcW w:type="dxa" w:w="9746"/>
-            <w:shd w:fill="F7FBFF"/>
-            <w:tcMar>
-              <w:top w:w="120" w:type="dxa"/>
-              <w:start w:w="120" w:type="dxa"/>
-              <w:bottom w:w="120" w:type="dxa"/>
-              <w:end w:w="120" w:type="dxa"/>
-            </w:tcMar>
-          </w:tcPr>
-          <w:p>
-            <w:pPr>
-              <w:jc w:val="left"/>
-            </w:pPr>
-            <w:r>
-              <w:rPr>
-                <w:b/>
-                <w:color w:val="203864"/>
-                <w:sz w:val="23"/>
-              </w:rPr>
-              <w:t>작성 원칙</w:t>
-              <w:br/>
-            </w:r>
-            <w:r>
-              <w:rPr>
-                <w:sz w:val="21"/>
-              </w:rPr>
-              <w:t>관찰 사실 / 해석 / 프로젝트 적용 판단을 분리한다</w:t>
-              <w:br/>
-            </w:r>
-            <w:r>
-              <w:rPr>
-                <w:sz w:val="21"/>
-              </w:rPr>
-              <w:t>강한 주장에는 자료 ID와 접근 URL을 붙인다</w:t>
-              <w:br/>
-            </w:r>
-            <w:r>
-              <w:rPr>
-                <w:sz w:val="21"/>
-              </w:rPr>
-              <w:t>신뢰도 평가는 자료 유형과 접근 깊이에 따라 A, A/B, B로 구분한다</w:t>
-            </w:r>
-          </w:p>
-        </w:tc>
-      </w:tr>
-    </w:tbl>
-    <w:p>
-      <w:pPr>
-        <w:pStyle w:val="Heading1"/>
-      </w:pPr>
-      <w:r>
-        <w:t>2. 신뢰도 평가 기준</w:t>
+        <w:t>1. 문서 용도</w:t>
       </w:r>
     </w:p>
     <w:p>
       <w:pPr>
-        <w:ind w:left="227" w:hanging="198"/>
+        <w:spacing w:after="80" w:line="293" w:lineRule="auto"/>
       </w:pPr>
       <w:r>
-        <w:rPr>
-          <w:rFonts w:ascii="Malgun Gothic" w:hAnsi="Malgun Gothic" w:eastAsia="Malgun Gothic"/>
-        </w:rPr>
-        <w:t>• A: 운영사 공식 도움말, 공공기관 원문, 원문 논문 전체 접근 가능 자료</w:t>
+        <w:t>본 문서는 유사 서비스, 관련 연구, 데이터 관점의 시사점과 한계를 근거 추적형으로 정리한 레퍼런스 문서이다. 요약보다 추적 가능성과 재검토 가능성을 우선한다.</w:t>
       </w:r>
     </w:p>
     <w:p>
       <w:pPr>
-        <w:ind w:left="227" w:hanging="198"/>
+        <w:pStyle w:val="Heading1"/>
+        <w:spacing w:before="160" w:after="80"/>
       </w:pPr>
       <w:r>
-        <w:rPr>
-          <w:rFonts w:ascii="Malgun Gothic" w:hAnsi="Malgun Gothic" w:eastAsia="Malgun Gothic"/>
-        </w:rPr>
-        <w:t>• A/B: 학술 초록 접근, 공식 블로그·공식 안내처럼 핵심 정보는 유효하지만 세부 재현 정보가 제한된 자료</w:t>
-      </w:r>
-    </w:p>
-    <w:p>
-      <w:pPr>
-        <w:ind w:left="227" w:hanging="198"/>
-      </w:pPr>
-      <w:r>
-        <w:rPr>
-          <w:rFonts w:ascii="Malgun Gothic" w:hAnsi="Malgun Gothic" w:eastAsia="Malgun Gothic"/>
-        </w:rPr>
-        <w:t>• B: 2차 요약 또는 마케팅성 자료로, 기능 존재 여부 참고 수준에서만 사용 가능한 자료</w:t>
-      </w:r>
-    </w:p>
-    <w:p>
-      <w:pPr>
-        <w:pStyle w:val="Heading2"/>
-      </w:pPr>
-      <w:r>
-        <w:t>자료 인벤토리</w:t>
+        <w:t>2. 신뢰도 평가 기준</w:t>
       </w:r>
     </w:p>
     <w:tbl>
@@ -218,36 +81,224 @@
         <w:tblW w:type="auto" w:w="0"/>
         <w:jc w:val="center"/>
         <w:tblLook w:firstColumn="1" w:firstRow="1" w:lastColumn="0" w:lastRow="0" w:noHBand="0" w:noVBand="1" w:val="04A0"/>
-        <w:tblBorders>
-          <w:top w:val="single" w:sz="8" w:space="0" w:color="B9CDE5"/>
-          <w:left w:val="single" w:sz="8" w:space="0" w:color="B9CDE5"/>
-          <w:bottom w:val="single" w:sz="8" w:space="0" w:color="B9CDE5"/>
-          <w:right w:val="single" w:sz="8" w:space="0" w:color="B9CDE5"/>
-          <w:insideH w:val="single" w:sz="8" w:space="0" w:color="B9CDE5"/>
-          <w:insideV w:val="single" w:sz="8" w:space="0" w:color="B9CDE5"/>
-        </w:tblBorders>
       </w:tblPr>
       <w:tblGrid>
-        <w:gridCol w:w="1392"/>
-        <w:gridCol w:w="1392"/>
-        <w:gridCol w:w="1392"/>
-        <w:gridCol w:w="1392"/>
-        <w:gridCol w:w="1392"/>
-        <w:gridCol w:w="1392"/>
-        <w:gridCol w:w="1392"/>
+        <w:gridCol w:w="4816"/>
+        <w:gridCol w:w="4816"/>
       </w:tblGrid>
       <w:tr>
-        <w:trPr>
-          <w:tblHeader w:val="true"/>
-        </w:trPr>
         <w:tc>
           <w:tcPr>
-            <w:tcW w:type="dxa" w:w="454"/>
+            <w:tcW w:type="dxa" w:w="4816"/>
             <w:shd w:fill="DCE6F1"/>
             <w:tcMar>
-              <w:top w:w="120" w:type="dxa"/>
+              <w:top w:w="90" w:type="dxa"/>
               <w:start w:w="100" w:type="dxa"/>
-              <w:bottom w:w="120" w:type="dxa"/>
+              <w:bottom w:w="90" w:type="dxa"/>
+              <w:end w:w="100" w:type="dxa"/>
+            </w:tcMar>
+            <w:vAlign w:val="center"/>
+          </w:tcPr>
+          <w:p>
+            <w:pPr>
+              <w:jc w:val="center"/>
+            </w:pPr>
+            <w:r>
+              <w:rPr>
+                <w:b/>
+              </w:rPr>
+              <w:t>등급</w:t>
+            </w:r>
+          </w:p>
+        </w:tc>
+        <w:tc>
+          <w:tcPr>
+            <w:tcW w:type="dxa" w:w="4816"/>
+            <w:shd w:fill="DCE6F1"/>
+            <w:tcMar>
+              <w:top w:w="90" w:type="dxa"/>
+              <w:start w:w="100" w:type="dxa"/>
+              <w:bottom w:w="90" w:type="dxa"/>
+              <w:end w:w="100" w:type="dxa"/>
+            </w:tcMar>
+            <w:vAlign w:val="center"/>
+          </w:tcPr>
+          <w:p>
+            <w:pPr>
+              <w:jc w:val="center"/>
+            </w:pPr>
+            <w:r>
+              <w:rPr>
+                <w:b/>
+              </w:rPr>
+              <w:t>판단 기준</w:t>
+            </w:r>
+          </w:p>
+        </w:tc>
+      </w:tr>
+      <w:tr>
+        <w:tc>
+          <w:tcPr>
+            <w:tcW w:type="dxa" w:w="4816"/>
+            <w:tcMar>
+              <w:top w:w="80" w:type="dxa"/>
+              <w:start w:w="90" w:type="dxa"/>
+              <w:bottom w:w="80" w:type="dxa"/>
+              <w:end w:w="90" w:type="dxa"/>
+            </w:tcMar>
+            <w:vAlign w:val="center"/>
+          </w:tcPr>
+          <w:p>
+            <w:pPr>
+              <w:spacing w:after="20"/>
+              <w:jc w:val="center"/>
+            </w:pPr>
+            <w:r>
+              <w:t>A</w:t>
+            </w:r>
+          </w:p>
+        </w:tc>
+        <w:tc>
+          <w:tcPr>
+            <w:tcW w:type="dxa" w:w="4816"/>
+            <w:tcMar>
+              <w:top w:w="80" w:type="dxa"/>
+              <w:start w:w="90" w:type="dxa"/>
+              <w:bottom w:w="80" w:type="dxa"/>
+              <w:end w:w="90" w:type="dxa"/>
+            </w:tcMar>
+            <w:vAlign w:val="center"/>
+          </w:tcPr>
+          <w:p>
+            <w:pPr>
+              <w:spacing w:after="20"/>
+              <w:jc w:val="left"/>
+            </w:pPr>
+            <w:r>
+              <w:t>운영사 공식 도움말, 공공기관 원문, 원문 논문 전체 접근 가능 자료</w:t>
+            </w:r>
+          </w:p>
+        </w:tc>
+      </w:tr>
+      <w:tr>
+        <w:tc>
+          <w:tcPr>
+            <w:tcW w:type="dxa" w:w="4816"/>
+            <w:tcMar>
+              <w:top w:w="80" w:type="dxa"/>
+              <w:start w:w="90" w:type="dxa"/>
+              <w:bottom w:w="80" w:type="dxa"/>
+              <w:end w:w="90" w:type="dxa"/>
+            </w:tcMar>
+            <w:vAlign w:val="center"/>
+          </w:tcPr>
+          <w:p>
+            <w:pPr>
+              <w:spacing w:after="20"/>
+              <w:jc w:val="center"/>
+            </w:pPr>
+            <w:r>
+              <w:t>A/B</w:t>
+            </w:r>
+          </w:p>
+        </w:tc>
+        <w:tc>
+          <w:tcPr>
+            <w:tcW w:type="dxa" w:w="4816"/>
+            <w:tcMar>
+              <w:top w:w="80" w:type="dxa"/>
+              <w:start w:w="90" w:type="dxa"/>
+              <w:bottom w:w="80" w:type="dxa"/>
+              <w:end w:w="90" w:type="dxa"/>
+            </w:tcMar>
+            <w:vAlign w:val="center"/>
+          </w:tcPr>
+          <w:p>
+            <w:pPr>
+              <w:spacing w:after="20"/>
+              <w:jc w:val="left"/>
+            </w:pPr>
+            <w:r>
+              <w:t>공식 안내 또는 학술 초록처럼 핵심 정보는 유효하나 세부 재현 정보가 제한된 자료</w:t>
+            </w:r>
+          </w:p>
+        </w:tc>
+      </w:tr>
+      <w:tr>
+        <w:tc>
+          <w:tcPr>
+            <w:tcW w:type="dxa" w:w="4816"/>
+            <w:tcMar>
+              <w:top w:w="80" w:type="dxa"/>
+              <w:start w:w="90" w:type="dxa"/>
+              <w:bottom w:w="80" w:type="dxa"/>
+              <w:end w:w="90" w:type="dxa"/>
+            </w:tcMar>
+            <w:vAlign w:val="center"/>
+          </w:tcPr>
+          <w:p>
+            <w:pPr>
+              <w:spacing w:after="20"/>
+              <w:jc w:val="center"/>
+            </w:pPr>
+            <w:r>
+              <w:t>B</w:t>
+            </w:r>
+          </w:p>
+        </w:tc>
+        <w:tc>
+          <w:tcPr>
+            <w:tcW w:type="dxa" w:w="4816"/>
+            <w:tcMar>
+              <w:top w:w="80" w:type="dxa"/>
+              <w:start w:w="90" w:type="dxa"/>
+              <w:bottom w:w="80" w:type="dxa"/>
+              <w:end w:w="90" w:type="dxa"/>
+            </w:tcMar>
+            <w:vAlign w:val="center"/>
+          </w:tcPr>
+          <w:p>
+            <w:pPr>
+              <w:spacing w:after="20"/>
+              <w:jc w:val="left"/>
+            </w:pPr>
+            <w:r>
+              <w:t>2차 요약 또는 마케팅성 자료로, 기능 존재 여부 확인 수준에서 사용하는 자료</w:t>
+            </w:r>
+          </w:p>
+        </w:tc>
+      </w:tr>
+    </w:tbl>
+    <w:p/>
+    <w:p>
+      <w:pPr>
+        <w:pStyle w:val="Heading1"/>
+        <w:spacing w:before="160" w:after="80"/>
+      </w:pPr>
+      <w:r>
+        <w:t>3. 자료 인벤토리</w:t>
+      </w:r>
+    </w:p>
+    <w:tbl>
+      <w:tblPr>
+        <w:tblStyle w:val="TableGrid"/>
+        <w:tblW w:type="auto" w:w="0"/>
+        <w:jc w:val="center"/>
+        <w:tblLook w:firstColumn="1" w:firstRow="1" w:lastColumn="0" w:lastRow="0" w:noHBand="0" w:noVBand="1" w:val="04A0"/>
+      </w:tblPr>
+      <w:tblGrid>
+        <w:gridCol w:w="4816"/>
+        <w:gridCol w:w="4816"/>
+      </w:tblGrid>
+      <w:tr>
+        <w:tc>
+          <w:tcPr>
+            <w:tcW w:type="dxa" w:w="4816"/>
+            <w:shd w:fill="DCE6F1"/>
+            <w:tcMar>
+              <w:top w:w="90" w:type="dxa"/>
+              <w:start w:w="100" w:type="dxa"/>
+              <w:bottom w:w="90" w:type="dxa"/>
               <w:end w:w="100" w:type="dxa"/>
             </w:tcMar>
             <w:vAlign w:val="center"/>
@@ -266,12 +317,12 @@
         </w:tc>
         <w:tc>
           <w:tcPr>
-            <w:tcW w:type="dxa" w:w="737"/>
+            <w:tcW w:type="dxa" w:w="4816"/>
             <w:shd w:fill="DCE6F1"/>
             <w:tcMar>
-              <w:top w:w="120" w:type="dxa"/>
+              <w:top w:w="90" w:type="dxa"/>
               <w:start w:w="100" w:type="dxa"/>
-              <w:bottom w:w="120" w:type="dxa"/>
+              <w:bottom w:w="90" w:type="dxa"/>
               <w:end w:w="100" w:type="dxa"/>
             </w:tcMar>
             <w:vAlign w:val="center"/>
@@ -284,18 +335,438 @@
               <w:rPr>
                 <w:b/>
               </w:rPr>
-              <w:t>유형</w:t>
+              <w:t>자료 유형 / 중점</w:t>
+            </w:r>
+          </w:p>
+        </w:tc>
+      </w:tr>
+      <w:tr>
+        <w:tc>
+          <w:tcPr>
+            <w:tcW w:type="dxa" w:w="4816"/>
+            <w:tcMar>
+              <w:top w:w="80" w:type="dxa"/>
+              <w:start w:w="90" w:type="dxa"/>
+              <w:bottom w:w="80" w:type="dxa"/>
+              <w:end w:w="90" w:type="dxa"/>
+            </w:tcMar>
+            <w:vAlign w:val="center"/>
+          </w:tcPr>
+          <w:p>
+            <w:pPr>
+              <w:spacing w:after="20"/>
+              <w:jc w:val="center"/>
+            </w:pPr>
+            <w:r>
+              <w:t>S1</w:t>
             </w:r>
           </w:p>
         </w:tc>
         <w:tc>
           <w:tcPr>
-            <w:tcW w:type="dxa" w:w="2268"/>
+            <w:tcW w:type="dxa" w:w="4816"/>
+            <w:tcMar>
+              <w:top w:w="80" w:type="dxa"/>
+              <w:start w:w="90" w:type="dxa"/>
+              <w:bottom w:w="80" w:type="dxa"/>
+              <w:end w:w="90" w:type="dxa"/>
+            </w:tcMar>
+            <w:vAlign w:val="center"/>
+          </w:tcPr>
+          <w:p>
+            <w:pPr>
+              <w:spacing w:after="20"/>
+              <w:jc w:val="left"/>
+            </w:pPr>
+            <w:r>
+              <w:t>Google Flights 공식 도움말 / 가격 추적, 그래프형 비교</w:t>
+            </w:r>
+          </w:p>
+        </w:tc>
+      </w:tr>
+      <w:tr>
+        <w:tc>
+          <w:tcPr>
+            <w:tcW w:type="dxa" w:w="4816"/>
+            <w:tcMar>
+              <w:top w:w="80" w:type="dxa"/>
+              <w:start w:w="90" w:type="dxa"/>
+              <w:bottom w:w="80" w:type="dxa"/>
+              <w:end w:w="90" w:type="dxa"/>
+            </w:tcMar>
+            <w:vAlign w:val="center"/>
+          </w:tcPr>
+          <w:p>
+            <w:pPr>
+              <w:spacing w:after="20"/>
+              <w:jc w:val="center"/>
+            </w:pPr>
+            <w:r>
+              <w:t>S2</w:t>
+            </w:r>
+          </w:p>
+        </w:tc>
+        <w:tc>
+          <w:tcPr>
+            <w:tcW w:type="dxa" w:w="4816"/>
+            <w:tcMar>
+              <w:top w:w="80" w:type="dxa"/>
+              <w:start w:w="90" w:type="dxa"/>
+              <w:bottom w:w="80" w:type="dxa"/>
+              <w:end w:w="90" w:type="dxa"/>
+            </w:tcMar>
+            <w:vAlign w:val="center"/>
+          </w:tcPr>
+          <w:p>
+            <w:pPr>
+              <w:spacing w:after="20"/>
+              <w:jc w:val="left"/>
+            </w:pPr>
+            <w:r>
+              <w:t>Skyscanner 공식 안내 / Price Alert, 날짜 유연 탐색</w:t>
+            </w:r>
+          </w:p>
+        </w:tc>
+      </w:tr>
+      <w:tr>
+        <w:tc>
+          <w:tcPr>
+            <w:tcW w:type="dxa" w:w="4816"/>
+            <w:tcMar>
+              <w:top w:w="80" w:type="dxa"/>
+              <w:start w:w="90" w:type="dxa"/>
+              <w:bottom w:w="80" w:type="dxa"/>
+              <w:end w:w="90" w:type="dxa"/>
+            </w:tcMar>
+            <w:vAlign w:val="center"/>
+          </w:tcPr>
+          <w:p>
+            <w:pPr>
+              <w:spacing w:after="20"/>
+              <w:jc w:val="center"/>
+            </w:pPr>
+            <w:r>
+              <w:t>S3</w:t>
+            </w:r>
+          </w:p>
+        </w:tc>
+        <w:tc>
+          <w:tcPr>
+            <w:tcW w:type="dxa" w:w="4816"/>
+            <w:tcMar>
+              <w:top w:w="80" w:type="dxa"/>
+              <w:start w:w="90" w:type="dxa"/>
+              <w:bottom w:w="80" w:type="dxa"/>
+              <w:end w:w="90" w:type="dxa"/>
+            </w:tcMar>
+            <w:vAlign w:val="center"/>
+          </w:tcPr>
+          <w:p>
+            <w:pPr>
+              <w:spacing w:after="20"/>
+              <w:jc w:val="left"/>
+            </w:pPr>
+            <w:r>
+              <w:t>KAYAK 공식 도움말 / Price Forecast, 단기 가격 방향 판단</w:t>
+            </w:r>
+          </w:p>
+        </w:tc>
+      </w:tr>
+      <w:tr>
+        <w:tc>
+          <w:tcPr>
+            <w:tcW w:type="dxa" w:w="4816"/>
+            <w:tcMar>
+              <w:top w:w="80" w:type="dxa"/>
+              <w:start w:w="90" w:type="dxa"/>
+              <w:bottom w:w="80" w:type="dxa"/>
+              <w:end w:w="90" w:type="dxa"/>
+            </w:tcMar>
+            <w:vAlign w:val="center"/>
+          </w:tcPr>
+          <w:p>
+            <w:pPr>
+              <w:spacing w:after="20"/>
+              <w:jc w:val="center"/>
+            </w:pPr>
+            <w:r>
+              <w:t>S4</w:t>
+            </w:r>
+          </w:p>
+        </w:tc>
+        <w:tc>
+          <w:tcPr>
+            <w:tcW w:type="dxa" w:w="4816"/>
+            <w:tcMar>
+              <w:top w:w="80" w:type="dxa"/>
+              <w:start w:w="90" w:type="dxa"/>
+              <w:bottom w:w="80" w:type="dxa"/>
+              <w:end w:w="90" w:type="dxa"/>
+            </w:tcMar>
+            <w:vAlign w:val="center"/>
+          </w:tcPr>
+          <w:p>
+            <w:pPr>
+              <w:spacing w:after="20"/>
+              <w:jc w:val="left"/>
+            </w:pPr>
+            <w:r>
+              <w:t>Hopper 공식 도움말 / 예약 타이밍 예측, 정확성 한계 명시</w:t>
+            </w:r>
+          </w:p>
+        </w:tc>
+      </w:tr>
+      <w:tr>
+        <w:tc>
+          <w:tcPr>
+            <w:tcW w:type="dxa" w:w="4816"/>
+            <w:tcMar>
+              <w:top w:w="80" w:type="dxa"/>
+              <w:start w:w="90" w:type="dxa"/>
+              <w:bottom w:w="80" w:type="dxa"/>
+              <w:end w:w="90" w:type="dxa"/>
+            </w:tcMar>
+            <w:vAlign w:val="center"/>
+          </w:tcPr>
+          <w:p>
+            <w:pPr>
+              <w:spacing w:after="20"/>
+              <w:jc w:val="center"/>
+            </w:pPr>
+            <w:r>
+              <w:t>P1</w:t>
+            </w:r>
+          </w:p>
+        </w:tc>
+        <w:tc>
+          <w:tcPr>
+            <w:tcW w:type="dxa" w:w="4816"/>
+            <w:tcMar>
+              <w:top w:w="80" w:type="dxa"/>
+              <w:start w:w="90" w:type="dxa"/>
+              <w:bottom w:w="80" w:type="dxa"/>
+              <w:end w:w="90" w:type="dxa"/>
+            </w:tcMar>
+            <w:vAlign w:val="center"/>
+          </w:tcPr>
+          <w:p>
+            <w:pPr>
+              <w:spacing w:after="20"/>
+              <w:jc w:val="left"/>
+            </w:pPr>
+            <w:r>
+              <w:t>2017 구매 시점 판단 연구 / historical price + current price 기반 buy/wait</w:t>
+            </w:r>
+          </w:p>
+        </w:tc>
+      </w:tr>
+      <w:tr>
+        <w:tc>
+          <w:tcPr>
+            <w:tcW w:type="dxa" w:w="4816"/>
+            <w:tcMar>
+              <w:top w:w="80" w:type="dxa"/>
+              <w:start w:w="90" w:type="dxa"/>
+              <w:bottom w:w="80" w:type="dxa"/>
+              <w:end w:w="90" w:type="dxa"/>
+            </w:tcMar>
+            <w:vAlign w:val="center"/>
+          </w:tcPr>
+          <w:p>
+            <w:pPr>
+              <w:spacing w:after="20"/>
+              <w:jc w:val="center"/>
+            </w:pPr>
+            <w:r>
+              <w:t>P2</w:t>
+            </w:r>
+          </w:p>
+        </w:tc>
+        <w:tc>
+          <w:tcPr>
+            <w:tcW w:type="dxa" w:w="4816"/>
+            <w:tcMar>
+              <w:top w:w="80" w:type="dxa"/>
+              <w:start w:w="90" w:type="dxa"/>
+              <w:bottom w:w="80" w:type="dxa"/>
+              <w:end w:w="90" w:type="dxa"/>
+            </w:tcMar>
+            <w:vAlign w:val="center"/>
+          </w:tcPr>
+          <w:p>
+            <w:pPr>
+              <w:spacing w:after="20"/>
+              <w:jc w:val="left"/>
+            </w:pPr>
+            <w:r>
+              <w:t>2014 구매 지연 연구 / waiting margin과 경제적 손실</w:t>
+            </w:r>
+          </w:p>
+        </w:tc>
+      </w:tr>
+      <w:tr>
+        <w:tc>
+          <w:tcPr>
+            <w:tcW w:type="dxa" w:w="4816"/>
+            <w:tcMar>
+              <w:top w:w="80" w:type="dxa"/>
+              <w:start w:w="90" w:type="dxa"/>
+              <w:bottom w:w="80" w:type="dxa"/>
+              <w:end w:w="90" w:type="dxa"/>
+            </w:tcMar>
+            <w:vAlign w:val="center"/>
+          </w:tcPr>
+          <w:p>
+            <w:pPr>
+              <w:spacing w:after="20"/>
+              <w:jc w:val="center"/>
+            </w:pPr>
+            <w:r>
+              <w:t>P3</w:t>
+            </w:r>
+          </w:p>
+        </w:tc>
+        <w:tc>
+          <w:tcPr>
+            <w:tcW w:type="dxa" w:w="4816"/>
+            <w:tcMar>
+              <w:top w:w="80" w:type="dxa"/>
+              <w:start w:w="90" w:type="dxa"/>
+              <w:bottom w:w="80" w:type="dxa"/>
+              <w:end w:w="90" w:type="dxa"/>
+            </w:tcMar>
+            <w:vAlign w:val="center"/>
+          </w:tcPr>
+          <w:p>
+            <w:pPr>
+              <w:spacing w:after="20"/>
+              <w:jc w:val="left"/>
+            </w:pPr>
+            <w:r>
+              <w:t>2021 가격 예측 연구 / lead time·airline·departure time</w:t>
+            </w:r>
+          </w:p>
+        </w:tc>
+      </w:tr>
+      <w:tr>
+        <w:tc>
+          <w:tcPr>
+            <w:tcW w:type="dxa" w:w="4816"/>
+            <w:tcMar>
+              <w:top w:w="80" w:type="dxa"/>
+              <w:start w:w="90" w:type="dxa"/>
+              <w:bottom w:w="80" w:type="dxa"/>
+              <w:end w:w="90" w:type="dxa"/>
+            </w:tcMar>
+            <w:vAlign w:val="center"/>
+          </w:tcPr>
+          <w:p>
+            <w:pPr>
+              <w:spacing w:after="20"/>
+              <w:jc w:val="center"/>
+            </w:pPr>
+            <w:r>
+              <w:t>P4</w:t>
+            </w:r>
+          </w:p>
+        </w:tc>
+        <w:tc>
+          <w:tcPr>
+            <w:tcW w:type="dxa" w:w="4816"/>
+            <w:tcMar>
+              <w:top w:w="80" w:type="dxa"/>
+              <w:start w:w="90" w:type="dxa"/>
+              <w:bottom w:w="80" w:type="dxa"/>
+              <w:end w:w="90" w:type="dxa"/>
+            </w:tcMar>
+            <w:vAlign w:val="center"/>
+          </w:tcPr>
+          <w:p>
+            <w:pPr>
+              <w:spacing w:after="20"/>
+              <w:jc w:val="left"/>
+            </w:pPr>
+            <w:r>
+              <w:t>2009 가격 변동성 연구 / 리드타임과 변동성</w:t>
+            </w:r>
+          </w:p>
+        </w:tc>
+      </w:tr>
+      <w:tr>
+        <w:tc>
+          <w:tcPr>
+            <w:tcW w:type="dxa" w:w="4816"/>
+            <w:tcMar>
+              <w:top w:w="80" w:type="dxa"/>
+              <w:start w:w="90" w:type="dxa"/>
+              <w:bottom w:w="80" w:type="dxa"/>
+              <w:end w:w="90" w:type="dxa"/>
+            </w:tcMar>
+            <w:vAlign w:val="center"/>
+          </w:tcPr>
+          <w:p>
+            <w:pPr>
+              <w:spacing w:after="20"/>
+              <w:jc w:val="center"/>
+            </w:pPr>
+            <w:r>
+              <w:t>P5</w:t>
+            </w:r>
+          </w:p>
+        </w:tc>
+        <w:tc>
+          <w:tcPr>
+            <w:tcW w:type="dxa" w:w="4816"/>
+            <w:tcMar>
+              <w:top w:w="80" w:type="dxa"/>
+              <w:start w:w="90" w:type="dxa"/>
+              <w:bottom w:w="80" w:type="dxa"/>
+              <w:end w:w="90" w:type="dxa"/>
+            </w:tcMar>
+            <w:vAlign w:val="center"/>
+          </w:tcPr>
+          <w:p>
+            <w:pPr>
+              <w:spacing w:after="20"/>
+              <w:jc w:val="left"/>
+            </w:pPr>
+            <w:r>
+              <w:t>2025 가격 결정요인 연구 / 요일·경유·예약 인원</w:t>
+            </w:r>
+          </w:p>
+        </w:tc>
+      </w:tr>
+    </w:tbl>
+    <w:p/>
+    <w:p>
+      <w:pPr>
+        <w:pStyle w:val="Heading1"/>
+        <w:spacing w:before="160" w:after="80"/>
+      </w:pPr>
+      <w:r>
+        <w:t>S1. Google Flights 공식 도움말</w:t>
+      </w:r>
+    </w:p>
+    <w:tbl>
+      <w:tblPr>
+        <w:tblStyle w:val="TableGrid"/>
+        <w:tblW w:type="auto" w:w="0"/>
+        <w:jc w:val="center"/>
+        <w:tblLook w:firstColumn="1" w:firstRow="1" w:lastColumn="0" w:lastRow="0" w:noHBand="0" w:noVBand="1" w:val="04A0"/>
+      </w:tblPr>
+      <w:tblGrid>
+        <w:gridCol w:w="4816"/>
+        <w:gridCol w:w="4816"/>
+      </w:tblGrid>
+      <w:tr>
+        <w:tc>
+          <w:tcPr>
+            <w:tcW w:type="dxa" w:w="4816"/>
             <w:shd w:fill="DCE6F1"/>
             <w:tcMar>
-              <w:top w:w="120" w:type="dxa"/>
+              <w:top w:w="90" w:type="dxa"/>
               <w:start w:w="100" w:type="dxa"/>
-              <w:bottom w:w="120" w:type="dxa"/>
+              <w:bottom w:w="90" w:type="dxa"/>
               <w:end w:w="100" w:type="dxa"/>
             </w:tcMar>
             <w:vAlign w:val="center"/>
@@ -308,18 +779,18 @@
               <w:rPr>
                 <w:b/>
               </w:rPr>
-              <w:t>자료명</w:t>
+              <w:t>항목</w:t>
             </w:r>
           </w:p>
         </w:tc>
         <w:tc>
           <w:tcPr>
-            <w:tcW w:type="dxa" w:w="1928"/>
+            <w:tcW w:type="dxa" w:w="4816"/>
             <w:shd w:fill="DCE6F1"/>
             <w:tcMar>
-              <w:top w:w="120" w:type="dxa"/>
+              <w:top w:w="90" w:type="dxa"/>
               <w:start w:w="100" w:type="dxa"/>
-              <w:bottom w:w="120" w:type="dxa"/>
+              <w:bottom w:w="90" w:type="dxa"/>
               <w:end w:w="100" w:type="dxa"/>
             </w:tcMar>
             <w:vAlign w:val="center"/>
@@ -332,18 +803,350 @@
               <w:rPr>
                 <w:b/>
               </w:rPr>
-              <w:t>핵심 주제</w:t>
+              <w:t>내용</w:t>
+            </w:r>
+          </w:p>
+        </w:tc>
+      </w:tr>
+      <w:tr>
+        <w:tc>
+          <w:tcPr>
+            <w:tcW w:type="dxa" w:w="4816"/>
+            <w:tcMar>
+              <w:top w:w="80" w:type="dxa"/>
+              <w:start w:w="90" w:type="dxa"/>
+              <w:bottom w:w="80" w:type="dxa"/>
+              <w:end w:w="90" w:type="dxa"/>
+            </w:tcMar>
+            <w:vAlign w:val="center"/>
+          </w:tcPr>
+          <w:p>
+            <w:pPr>
+              <w:spacing w:after="20"/>
+              <w:jc w:val="center"/>
+            </w:pPr>
+            <w:r>
+              <w:t>접근 URL</w:t>
             </w:r>
           </w:p>
         </w:tc>
         <w:tc>
           <w:tcPr>
-            <w:tcW w:type="dxa" w:w="1928"/>
+            <w:tcW w:type="dxa" w:w="4816"/>
+            <w:tcMar>
+              <w:top w:w="80" w:type="dxa"/>
+              <w:start w:w="90" w:type="dxa"/>
+              <w:bottom w:w="80" w:type="dxa"/>
+              <w:end w:w="90" w:type="dxa"/>
+            </w:tcMar>
+            <w:vAlign w:val="center"/>
+          </w:tcPr>
+          <w:p>
+            <w:pPr>
+              <w:spacing w:after="20"/>
+              <w:jc w:val="left"/>
+            </w:pPr>
+            <w:r>
+              <w:t>support.google.com/travel/answer/6235879</w:t>
+            </w:r>
+          </w:p>
+        </w:tc>
+      </w:tr>
+      <w:tr>
+        <w:tc>
+          <w:tcPr>
+            <w:tcW w:type="dxa" w:w="4816"/>
+            <w:tcMar>
+              <w:top w:w="80" w:type="dxa"/>
+              <w:start w:w="90" w:type="dxa"/>
+              <w:bottom w:w="80" w:type="dxa"/>
+              <w:end w:w="90" w:type="dxa"/>
+            </w:tcMar>
+            <w:vAlign w:val="center"/>
+          </w:tcPr>
+          <w:p>
+            <w:pPr>
+              <w:spacing w:after="20"/>
+              <w:jc w:val="center"/>
+            </w:pPr>
+            <w:r>
+              <w:t>추출 키워드</w:t>
+            </w:r>
+          </w:p>
+        </w:tc>
+        <w:tc>
+          <w:tcPr>
+            <w:tcW w:type="dxa" w:w="4816"/>
+            <w:tcMar>
+              <w:top w:w="80" w:type="dxa"/>
+              <w:start w:w="90" w:type="dxa"/>
+              <w:bottom w:w="80" w:type="dxa"/>
+              <w:end w:w="90" w:type="dxa"/>
+            </w:tcMar>
+            <w:vAlign w:val="center"/>
+          </w:tcPr>
+          <w:p>
+            <w:pPr>
+              <w:spacing w:after="20"/>
+              <w:jc w:val="left"/>
+            </w:pPr>
+            <w:r>
+              <w:t>price tracking, price graph, calendar, flights</w:t>
+            </w:r>
+          </w:p>
+        </w:tc>
+      </w:tr>
+      <w:tr>
+        <w:tc>
+          <w:tcPr>
+            <w:tcW w:type="dxa" w:w="4816"/>
+            <w:tcMar>
+              <w:top w:w="80" w:type="dxa"/>
+              <w:start w:w="90" w:type="dxa"/>
+              <w:bottom w:w="80" w:type="dxa"/>
+              <w:end w:w="90" w:type="dxa"/>
+            </w:tcMar>
+            <w:vAlign w:val="center"/>
+          </w:tcPr>
+          <w:p>
+            <w:pPr>
+              <w:spacing w:after="20"/>
+              <w:jc w:val="center"/>
+            </w:pPr>
+            <w:r>
+              <w:t>자료의 중점</w:t>
+            </w:r>
+          </w:p>
+        </w:tc>
+        <w:tc>
+          <w:tcPr>
+            <w:tcW w:type="dxa" w:w="4816"/>
+            <w:tcMar>
+              <w:top w:w="80" w:type="dxa"/>
+              <w:start w:w="90" w:type="dxa"/>
+              <w:bottom w:w="80" w:type="dxa"/>
+              <w:end w:w="90" w:type="dxa"/>
+            </w:tcMar>
+            <w:vAlign w:val="center"/>
+          </w:tcPr>
+          <w:p>
+            <w:pPr>
+              <w:spacing w:after="20"/>
+              <w:jc w:val="left"/>
+            </w:pPr>
+            <w:r>
+              <w:t>특정 항공편·노선·날짜 기준 가격 추적과 그래프형 비교 기능 존재 여부 확인</w:t>
+            </w:r>
+          </w:p>
+        </w:tc>
+      </w:tr>
+      <w:tr>
+        <w:tc>
+          <w:tcPr>
+            <w:tcW w:type="dxa" w:w="4816"/>
+            <w:tcMar>
+              <w:top w:w="80" w:type="dxa"/>
+              <w:start w:w="90" w:type="dxa"/>
+              <w:bottom w:w="80" w:type="dxa"/>
+              <w:end w:w="90" w:type="dxa"/>
+            </w:tcMar>
+            <w:vAlign w:val="center"/>
+          </w:tcPr>
+          <w:p>
+            <w:pPr>
+              <w:spacing w:after="20"/>
+              <w:jc w:val="center"/>
+            </w:pPr>
+            <w:r>
+              <w:t>확인 포인트</w:t>
+            </w:r>
+          </w:p>
+        </w:tc>
+        <w:tc>
+          <w:tcPr>
+            <w:tcW w:type="dxa" w:w="4816"/>
+            <w:tcMar>
+              <w:top w:w="80" w:type="dxa"/>
+              <w:start w:w="90" w:type="dxa"/>
+              <w:bottom w:w="80" w:type="dxa"/>
+              <w:end w:w="90" w:type="dxa"/>
+            </w:tcMar>
+            <w:vAlign w:val="center"/>
+          </w:tcPr>
+          <w:p>
+            <w:pPr>
+              <w:spacing w:after="20"/>
+              <w:jc w:val="left"/>
+            </w:pPr>
+            <w:r>
+              <w:t>가격 추적 대상 단위, 그래프형 비교 제공 여부, 상승 가능성 안내 표현</w:t>
+            </w:r>
+          </w:p>
+        </w:tc>
+      </w:tr>
+      <w:tr>
+        <w:tc>
+          <w:tcPr>
+            <w:tcW w:type="dxa" w:w="4816"/>
+            <w:tcMar>
+              <w:top w:w="80" w:type="dxa"/>
+              <w:start w:w="90" w:type="dxa"/>
+              <w:bottom w:w="80" w:type="dxa"/>
+              <w:end w:w="90" w:type="dxa"/>
+            </w:tcMar>
+            <w:vAlign w:val="center"/>
+          </w:tcPr>
+          <w:p>
+            <w:pPr>
+              <w:spacing w:after="20"/>
+              <w:jc w:val="center"/>
+            </w:pPr>
+            <w:r>
+              <w:t>신뢰도 평가</w:t>
+            </w:r>
+          </w:p>
+        </w:tc>
+        <w:tc>
+          <w:tcPr>
+            <w:tcW w:type="dxa" w:w="4816"/>
+            <w:tcMar>
+              <w:top w:w="80" w:type="dxa"/>
+              <w:start w:w="90" w:type="dxa"/>
+              <w:bottom w:w="80" w:type="dxa"/>
+              <w:end w:w="90" w:type="dxa"/>
+            </w:tcMar>
+            <w:vAlign w:val="center"/>
+          </w:tcPr>
+          <w:p>
+            <w:pPr>
+              <w:spacing w:after="20"/>
+              <w:jc w:val="left"/>
+            </w:pPr>
+            <w:r>
+              <w:t>A</w:t>
+            </w:r>
+          </w:p>
+        </w:tc>
+      </w:tr>
+      <w:tr>
+        <w:tc>
+          <w:tcPr>
+            <w:tcW w:type="dxa" w:w="4816"/>
+            <w:tcMar>
+              <w:top w:w="80" w:type="dxa"/>
+              <w:start w:w="90" w:type="dxa"/>
+              <w:bottom w:w="80" w:type="dxa"/>
+              <w:end w:w="90" w:type="dxa"/>
+            </w:tcMar>
+            <w:vAlign w:val="center"/>
+          </w:tcPr>
+          <w:p>
+            <w:pPr>
+              <w:spacing w:after="20"/>
+              <w:jc w:val="center"/>
+            </w:pPr>
+            <w:r>
+              <w:t>프로젝트 적용 판단</w:t>
+            </w:r>
+          </w:p>
+        </w:tc>
+        <w:tc>
+          <w:tcPr>
+            <w:tcW w:type="dxa" w:w="4816"/>
+            <w:tcMar>
+              <w:top w:w="80" w:type="dxa"/>
+              <w:start w:w="90" w:type="dxa"/>
+              <w:bottom w:w="80" w:type="dxa"/>
+              <w:end w:w="90" w:type="dxa"/>
+            </w:tcMar>
+            <w:vAlign w:val="center"/>
+          </w:tcPr>
+          <w:p>
+            <w:pPr>
+              <w:spacing w:after="20"/>
+              <w:jc w:val="left"/>
+            </w:pPr>
+            <w:r>
+              <w:t>가격 수준을 단일 수치로만 제시하지 않고 비교 문맥과 함께 보여주는 기준으로 반영</w:t>
+            </w:r>
+          </w:p>
+        </w:tc>
+      </w:tr>
+      <w:tr>
+        <w:tc>
+          <w:tcPr>
+            <w:tcW w:type="dxa" w:w="4816"/>
+            <w:tcMar>
+              <w:top w:w="80" w:type="dxa"/>
+              <w:start w:w="90" w:type="dxa"/>
+              <w:bottom w:w="80" w:type="dxa"/>
+              <w:end w:w="90" w:type="dxa"/>
+            </w:tcMar>
+            <w:vAlign w:val="center"/>
+          </w:tcPr>
+          <w:p>
+            <w:pPr>
+              <w:spacing w:after="20"/>
+              <w:jc w:val="center"/>
+            </w:pPr>
+            <w:r>
+              <w:t>주의 또는 한계</w:t>
+            </w:r>
+          </w:p>
+        </w:tc>
+        <w:tc>
+          <w:tcPr>
+            <w:tcW w:type="dxa" w:w="4816"/>
+            <w:tcMar>
+              <w:top w:w="80" w:type="dxa"/>
+              <w:start w:w="90" w:type="dxa"/>
+              <w:bottom w:w="80" w:type="dxa"/>
+              <w:end w:w="90" w:type="dxa"/>
+            </w:tcMar>
+            <w:vAlign w:val="center"/>
+          </w:tcPr>
+          <w:p>
+            <w:pPr>
+              <w:spacing w:after="20"/>
+              <w:jc w:val="left"/>
+            </w:pPr>
+            <w:r>
+              <w:t>내부 판단 로직과 데이터 범위는 공개되지 않으므로 알고리즘 성능 가정은 배제</w:t>
+            </w:r>
+          </w:p>
+        </w:tc>
+      </w:tr>
+    </w:tbl>
+    <w:p/>
+    <w:p>
+      <w:pPr>
+        <w:pStyle w:val="Heading1"/>
+        <w:spacing w:before="160" w:after="80"/>
+      </w:pPr>
+      <w:r>
+        <w:t>S2. Skyscanner 공식 안내</w:t>
+      </w:r>
+    </w:p>
+    <w:tbl>
+      <w:tblPr>
+        <w:tblStyle w:val="TableGrid"/>
+        <w:tblW w:type="auto" w:w="0"/>
+        <w:jc w:val="center"/>
+        <w:tblLook w:firstColumn="1" w:firstRow="1" w:lastColumn="0" w:lastRow="0" w:noHBand="0" w:noVBand="1" w:val="04A0"/>
+      </w:tblPr>
+      <w:tblGrid>
+        <w:gridCol w:w="4816"/>
+        <w:gridCol w:w="4816"/>
+      </w:tblGrid>
+      <w:tr>
+        <w:tc>
+          <w:tcPr>
+            <w:tcW w:type="dxa" w:w="4816"/>
             <w:shd w:fill="DCE6F1"/>
             <w:tcMar>
-              <w:top w:w="120" w:type="dxa"/>
+              <w:top w:w="90" w:type="dxa"/>
               <w:start w:w="100" w:type="dxa"/>
-              <w:bottom w:w="120" w:type="dxa"/>
+              <w:bottom w:w="90" w:type="dxa"/>
               <w:end w:w="100" w:type="dxa"/>
             </w:tcMar>
             <w:vAlign w:val="center"/>
@@ -356,18 +1159,18 @@
               <w:rPr>
                 <w:b/>
               </w:rPr>
-              <w:t>추출 키워드</w:t>
+              <w:t>항목</w:t>
             </w:r>
           </w:p>
         </w:tc>
         <w:tc>
           <w:tcPr>
-            <w:tcW w:type="dxa" w:w="907"/>
+            <w:tcW w:type="dxa" w:w="4816"/>
             <w:shd w:fill="DCE6F1"/>
             <w:tcMar>
-              <w:top w:w="120" w:type="dxa"/>
+              <w:top w:w="90" w:type="dxa"/>
               <w:start w:w="100" w:type="dxa"/>
-              <w:bottom w:w="120" w:type="dxa"/>
+              <w:bottom w:w="90" w:type="dxa"/>
               <w:end w:w="100" w:type="dxa"/>
             </w:tcMar>
             <w:vAlign w:val="center"/>
@@ -380,18 +1183,350 @@
               <w:rPr>
                 <w:b/>
               </w:rPr>
-              <w:t>활용 장</w:t>
+              <w:t>내용</w:t>
+            </w:r>
+          </w:p>
+        </w:tc>
+      </w:tr>
+      <w:tr>
+        <w:tc>
+          <w:tcPr>
+            <w:tcW w:type="dxa" w:w="4816"/>
+            <w:tcMar>
+              <w:top w:w="80" w:type="dxa"/>
+              <w:start w:w="90" w:type="dxa"/>
+              <w:bottom w:w="80" w:type="dxa"/>
+              <w:end w:w="90" w:type="dxa"/>
+            </w:tcMar>
+            <w:vAlign w:val="center"/>
+          </w:tcPr>
+          <w:p>
+            <w:pPr>
+              <w:spacing w:after="20"/>
+              <w:jc w:val="center"/>
+            </w:pPr>
+            <w:r>
+              <w:t>접근 URL</w:t>
             </w:r>
           </w:p>
         </w:tc>
         <w:tc>
           <w:tcPr>
-            <w:tcW w:type="dxa" w:w="567"/>
+            <w:tcW w:type="dxa" w:w="4816"/>
+            <w:tcMar>
+              <w:top w:w="80" w:type="dxa"/>
+              <w:start w:w="90" w:type="dxa"/>
+              <w:bottom w:w="80" w:type="dxa"/>
+              <w:end w:w="90" w:type="dxa"/>
+            </w:tcMar>
+            <w:vAlign w:val="center"/>
+          </w:tcPr>
+          <w:p>
+            <w:pPr>
+              <w:spacing w:after="20"/>
+              <w:jc w:val="left"/>
+            </w:pPr>
+            <w:r>
+              <w:t>skyscanner.net/news/get-best-air-fares-skyscanner-price-alerts</w:t>
+            </w:r>
+          </w:p>
+        </w:tc>
+      </w:tr>
+      <w:tr>
+        <w:tc>
+          <w:tcPr>
+            <w:tcW w:type="dxa" w:w="4816"/>
+            <w:tcMar>
+              <w:top w:w="80" w:type="dxa"/>
+              <w:start w:w="90" w:type="dxa"/>
+              <w:bottom w:w="80" w:type="dxa"/>
+              <w:end w:w="90" w:type="dxa"/>
+            </w:tcMar>
+            <w:vAlign w:val="center"/>
+          </w:tcPr>
+          <w:p>
+            <w:pPr>
+              <w:spacing w:after="20"/>
+              <w:jc w:val="center"/>
+            </w:pPr>
+            <w:r>
+              <w:t>추출 키워드</w:t>
+            </w:r>
+          </w:p>
+        </w:tc>
+        <w:tc>
+          <w:tcPr>
+            <w:tcW w:type="dxa" w:w="4816"/>
+            <w:tcMar>
+              <w:top w:w="80" w:type="dxa"/>
+              <w:start w:w="90" w:type="dxa"/>
+              <w:bottom w:w="80" w:type="dxa"/>
+              <w:end w:w="90" w:type="dxa"/>
+            </w:tcMar>
+            <w:vAlign w:val="center"/>
+          </w:tcPr>
+          <w:p>
+            <w:pPr>
+              <w:spacing w:after="20"/>
+              <w:jc w:val="left"/>
+            </w:pPr>
+            <w:r>
+              <w:t>Price Alert, whole month, cheapest month</w:t>
+            </w:r>
+          </w:p>
+        </w:tc>
+      </w:tr>
+      <w:tr>
+        <w:tc>
+          <w:tcPr>
+            <w:tcW w:type="dxa" w:w="4816"/>
+            <w:tcMar>
+              <w:top w:w="80" w:type="dxa"/>
+              <w:start w:w="90" w:type="dxa"/>
+              <w:bottom w:w="80" w:type="dxa"/>
+              <w:end w:w="90" w:type="dxa"/>
+            </w:tcMar>
+            <w:vAlign w:val="center"/>
+          </w:tcPr>
+          <w:p>
+            <w:pPr>
+              <w:spacing w:after="20"/>
+              <w:jc w:val="center"/>
+            </w:pPr>
+            <w:r>
+              <w:t>자료의 중점</w:t>
+            </w:r>
+          </w:p>
+        </w:tc>
+        <w:tc>
+          <w:tcPr>
+            <w:tcW w:type="dxa" w:w="4816"/>
+            <w:tcMar>
+              <w:top w:w="80" w:type="dxa"/>
+              <w:start w:w="90" w:type="dxa"/>
+              <w:bottom w:w="80" w:type="dxa"/>
+              <w:end w:w="90" w:type="dxa"/>
+            </w:tcMar>
+            <w:vAlign w:val="center"/>
+          </w:tcPr>
+          <w:p>
+            <w:pPr>
+              <w:spacing w:after="20"/>
+              <w:jc w:val="left"/>
+            </w:pPr>
+            <w:r>
+              <w:t>날짜 유연성이 있을 때의 탐색 보조 구조 확인</w:t>
+            </w:r>
+          </w:p>
+        </w:tc>
+      </w:tr>
+      <w:tr>
+        <w:tc>
+          <w:tcPr>
+            <w:tcW w:type="dxa" w:w="4816"/>
+            <w:tcMar>
+              <w:top w:w="80" w:type="dxa"/>
+              <w:start w:w="90" w:type="dxa"/>
+              <w:bottom w:w="80" w:type="dxa"/>
+              <w:end w:w="90" w:type="dxa"/>
+            </w:tcMar>
+            <w:vAlign w:val="center"/>
+          </w:tcPr>
+          <w:p>
+            <w:pPr>
+              <w:spacing w:after="20"/>
+              <w:jc w:val="center"/>
+            </w:pPr>
+            <w:r>
+              <w:t>확인 포인트</w:t>
+            </w:r>
+          </w:p>
+        </w:tc>
+        <w:tc>
+          <w:tcPr>
+            <w:tcW w:type="dxa" w:w="4816"/>
+            <w:tcMar>
+              <w:top w:w="80" w:type="dxa"/>
+              <w:start w:w="90" w:type="dxa"/>
+              <w:bottom w:w="80" w:type="dxa"/>
+              <w:end w:w="90" w:type="dxa"/>
+            </w:tcMar>
+            <w:vAlign w:val="center"/>
+          </w:tcPr>
+          <w:p>
+            <w:pPr>
+              <w:spacing w:after="20"/>
+              <w:jc w:val="left"/>
+            </w:pPr>
+            <w:r>
+              <w:t>Price Alert 동작, whole month·cheapest month 기능, 날짜 조정 전제 여부</w:t>
+            </w:r>
+          </w:p>
+        </w:tc>
+      </w:tr>
+      <w:tr>
+        <w:tc>
+          <w:tcPr>
+            <w:tcW w:type="dxa" w:w="4816"/>
+            <w:tcMar>
+              <w:top w:w="80" w:type="dxa"/>
+              <w:start w:w="90" w:type="dxa"/>
+              <w:bottom w:w="80" w:type="dxa"/>
+              <w:end w:w="90" w:type="dxa"/>
+            </w:tcMar>
+            <w:vAlign w:val="center"/>
+          </w:tcPr>
+          <w:p>
+            <w:pPr>
+              <w:spacing w:after="20"/>
+              <w:jc w:val="center"/>
+            </w:pPr>
+            <w:r>
+              <w:t>신뢰도 평가</w:t>
+            </w:r>
+          </w:p>
+        </w:tc>
+        <w:tc>
+          <w:tcPr>
+            <w:tcW w:type="dxa" w:w="4816"/>
+            <w:tcMar>
+              <w:top w:w="80" w:type="dxa"/>
+              <w:start w:w="90" w:type="dxa"/>
+              <w:bottom w:w="80" w:type="dxa"/>
+              <w:end w:w="90" w:type="dxa"/>
+            </w:tcMar>
+            <w:vAlign w:val="center"/>
+          </w:tcPr>
+          <w:p>
+            <w:pPr>
+              <w:spacing w:after="20"/>
+              <w:jc w:val="left"/>
+            </w:pPr>
+            <w:r>
+              <w:t>A/B</w:t>
+            </w:r>
+          </w:p>
+        </w:tc>
+      </w:tr>
+      <w:tr>
+        <w:tc>
+          <w:tcPr>
+            <w:tcW w:type="dxa" w:w="4816"/>
+            <w:tcMar>
+              <w:top w:w="80" w:type="dxa"/>
+              <w:start w:w="90" w:type="dxa"/>
+              <w:bottom w:w="80" w:type="dxa"/>
+              <w:end w:w="90" w:type="dxa"/>
+            </w:tcMar>
+            <w:vAlign w:val="center"/>
+          </w:tcPr>
+          <w:p>
+            <w:pPr>
+              <w:spacing w:after="20"/>
+              <w:jc w:val="center"/>
+            </w:pPr>
+            <w:r>
+              <w:t>프로젝트 적용 판단</w:t>
+            </w:r>
+          </w:p>
+        </w:tc>
+        <w:tc>
+          <w:tcPr>
+            <w:tcW w:type="dxa" w:w="4816"/>
+            <w:tcMar>
+              <w:top w:w="80" w:type="dxa"/>
+              <w:start w:w="90" w:type="dxa"/>
+              <w:bottom w:w="80" w:type="dxa"/>
+              <w:end w:w="90" w:type="dxa"/>
+            </w:tcMar>
+            <w:vAlign w:val="center"/>
+          </w:tcPr>
+          <w:p>
+            <w:pPr>
+              <w:spacing w:after="20"/>
+              <w:jc w:val="left"/>
+            </w:pPr>
+            <w:r>
+              <w:t>날짜 유연성이 존재하는 경우에는 탐색 보조가 별도 출력 요소가 될 수 있음을 반영</w:t>
+            </w:r>
+          </w:p>
+        </w:tc>
+      </w:tr>
+      <w:tr>
+        <w:tc>
+          <w:tcPr>
+            <w:tcW w:type="dxa" w:w="4816"/>
+            <w:tcMar>
+              <w:top w:w="80" w:type="dxa"/>
+              <w:start w:w="90" w:type="dxa"/>
+              <w:bottom w:w="80" w:type="dxa"/>
+              <w:end w:w="90" w:type="dxa"/>
+            </w:tcMar>
+            <w:vAlign w:val="center"/>
+          </w:tcPr>
+          <w:p>
+            <w:pPr>
+              <w:spacing w:after="20"/>
+              <w:jc w:val="center"/>
+            </w:pPr>
+            <w:r>
+              <w:t>주의 또는 한계</w:t>
+            </w:r>
+          </w:p>
+        </w:tc>
+        <w:tc>
+          <w:tcPr>
+            <w:tcW w:type="dxa" w:w="4816"/>
+            <w:tcMar>
+              <w:top w:w="80" w:type="dxa"/>
+              <w:start w:w="90" w:type="dxa"/>
+              <w:bottom w:w="80" w:type="dxa"/>
+              <w:end w:w="90" w:type="dxa"/>
+            </w:tcMar>
+            <w:vAlign w:val="center"/>
+          </w:tcPr>
+          <w:p>
+            <w:pPr>
+              <w:spacing w:after="20"/>
+              <w:jc w:val="left"/>
+            </w:pPr>
+            <w:r>
+              <w:t>직접적인 buy/wait 판단보다 탐색 보조 성격이 강하므로 판단 문구의 기준으로는 제한 사용</w:t>
+            </w:r>
+          </w:p>
+        </w:tc>
+      </w:tr>
+    </w:tbl>
+    <w:p/>
+    <w:p>
+      <w:pPr>
+        <w:pStyle w:val="Heading1"/>
+        <w:spacing w:before="160" w:after="80"/>
+      </w:pPr>
+      <w:r>
+        <w:t>S3. KAYAK 공식 도움말</w:t>
+      </w:r>
+    </w:p>
+    <w:tbl>
+      <w:tblPr>
+        <w:tblStyle w:val="TableGrid"/>
+        <w:tblW w:type="auto" w:w="0"/>
+        <w:jc w:val="center"/>
+        <w:tblLook w:firstColumn="1" w:firstRow="1" w:lastColumn="0" w:lastRow="0" w:noHBand="0" w:noVBand="1" w:val="04A0"/>
+      </w:tblPr>
+      <w:tblGrid>
+        <w:gridCol w:w="4816"/>
+        <w:gridCol w:w="4816"/>
+      </w:tblGrid>
+      <w:tr>
+        <w:tc>
+          <w:tcPr>
+            <w:tcW w:type="dxa" w:w="4816"/>
             <w:shd w:fill="DCE6F1"/>
             <w:tcMar>
-              <w:top w:w="120" w:type="dxa"/>
+              <w:top w:w="90" w:type="dxa"/>
               <w:start w:w="100" w:type="dxa"/>
-              <w:bottom w:w="120" w:type="dxa"/>
+              <w:bottom w:w="90" w:type="dxa"/>
               <w:end w:w="100" w:type="dxa"/>
             </w:tcMar>
             <w:vAlign w:val="center"/>
@@ -404,19 +1539,18 @@
               <w:rPr>
                 <w:b/>
               </w:rPr>
-              <w:t>신뢰도</w:t>
+              <w:t>항목</w:t>
             </w:r>
           </w:p>
         </w:tc>
-      </w:tr>
-      <w:tr>
         <w:tc>
           <w:tcPr>
-            <w:tcW w:type="dxa" w:w="454"/>
+            <w:tcW w:type="dxa" w:w="4816"/>
+            <w:shd w:fill="DCE6F1"/>
             <w:tcMar>
-              <w:top w:w="120" w:type="dxa"/>
+              <w:top w:w="90" w:type="dxa"/>
               <w:start w:w="100" w:type="dxa"/>
-              <w:bottom w:w="120" w:type="dxa"/>
+              <w:bottom w:w="90" w:type="dxa"/>
               <w:end w:w="100" w:type="dxa"/>
             </w:tcMar>
             <w:vAlign w:val="center"/>
@@ -426,124 +1560,227 @@
               <w:jc w:val="center"/>
             </w:pPr>
             <w:r>
-              <w:t>S1</w:t>
+              <w:rPr>
+                <w:b/>
+              </w:rPr>
+              <w:t>내용</w:t>
+            </w:r>
+          </w:p>
+        </w:tc>
+      </w:tr>
+      <w:tr>
+        <w:tc>
+          <w:tcPr>
+            <w:tcW w:type="dxa" w:w="4816"/>
+            <w:tcMar>
+              <w:top w:w="80" w:type="dxa"/>
+              <w:start w:w="90" w:type="dxa"/>
+              <w:bottom w:w="80" w:type="dxa"/>
+              <w:end w:w="90" w:type="dxa"/>
+            </w:tcMar>
+            <w:vAlign w:val="center"/>
+          </w:tcPr>
+          <w:p>
+            <w:pPr>
+              <w:spacing w:after="20"/>
+              <w:jc w:val="center"/>
+            </w:pPr>
+            <w:r>
+              <w:t>접근 URL</w:t>
             </w:r>
           </w:p>
         </w:tc>
         <w:tc>
           <w:tcPr>
-            <w:tcW w:type="dxa" w:w="737"/>
+            <w:tcW w:type="dxa" w:w="4816"/>
             <w:tcMar>
-              <w:top w:w="120" w:type="dxa"/>
-              <w:start w:w="100" w:type="dxa"/>
-              <w:bottom w:w="120" w:type="dxa"/>
-              <w:end w:w="100" w:type="dxa"/>
+              <w:top w:w="80" w:type="dxa"/>
+              <w:start w:w="90" w:type="dxa"/>
+              <w:bottom w:w="80" w:type="dxa"/>
+              <w:end w:w="90" w:type="dxa"/>
             </w:tcMar>
             <w:vAlign w:val="center"/>
           </w:tcPr>
           <w:p>
             <w:pPr>
+              <w:spacing w:after="20"/>
+              <w:jc w:val="left"/>
+            </w:pPr>
+            <w:r>
+              <w:t>kayak.com/c/help/search/</w:t>
+            </w:r>
+          </w:p>
+        </w:tc>
+      </w:tr>
+      <w:tr>
+        <w:tc>
+          <w:tcPr>
+            <w:tcW w:type="dxa" w:w="4816"/>
+            <w:tcMar>
+              <w:top w:w="80" w:type="dxa"/>
+              <w:start w:w="90" w:type="dxa"/>
+              <w:bottom w:w="80" w:type="dxa"/>
+              <w:end w:w="90" w:type="dxa"/>
+            </w:tcMar>
+            <w:vAlign w:val="center"/>
+          </w:tcPr>
+          <w:p>
+            <w:pPr>
+              <w:spacing w:after="20"/>
               <w:jc w:val="center"/>
             </w:pPr>
             <w:r>
-              <w:t>서비스</w:t>
+              <w:t>추출 키워드</w:t>
             </w:r>
           </w:p>
         </w:tc>
         <w:tc>
           <w:tcPr>
-            <w:tcW w:type="dxa" w:w="2268"/>
+            <w:tcW w:type="dxa" w:w="4816"/>
             <w:tcMar>
-              <w:top w:w="120" w:type="dxa"/>
-              <w:start w:w="100" w:type="dxa"/>
-              <w:bottom w:w="120" w:type="dxa"/>
-              <w:end w:w="100" w:type="dxa"/>
+              <w:top w:w="80" w:type="dxa"/>
+              <w:start w:w="90" w:type="dxa"/>
+              <w:bottom w:w="80" w:type="dxa"/>
+              <w:end w:w="90" w:type="dxa"/>
             </w:tcMar>
             <w:vAlign w:val="center"/>
           </w:tcPr>
           <w:p>
             <w:pPr>
+              <w:spacing w:after="20"/>
               <w:jc w:val="left"/>
             </w:pPr>
             <w:r>
-              <w:t>Google Flights 공식 도움말</w:t>
+              <w:t>Price Forecast, historical and real-time data, educated guesses</w:t>
+            </w:r>
+          </w:p>
+        </w:tc>
+      </w:tr>
+      <w:tr>
+        <w:tc>
+          <w:tcPr>
+            <w:tcW w:type="dxa" w:w="4816"/>
+            <w:tcMar>
+              <w:top w:w="80" w:type="dxa"/>
+              <w:start w:w="90" w:type="dxa"/>
+              <w:bottom w:w="80" w:type="dxa"/>
+              <w:end w:w="90" w:type="dxa"/>
+            </w:tcMar>
+            <w:vAlign w:val="center"/>
+          </w:tcPr>
+          <w:p>
+            <w:pPr>
+              <w:spacing w:after="20"/>
+              <w:jc w:val="center"/>
+            </w:pPr>
+            <w:r>
+              <w:t>자료의 중점</w:t>
             </w:r>
           </w:p>
         </w:tc>
         <w:tc>
           <w:tcPr>
-            <w:tcW w:type="dxa" w:w="1928"/>
+            <w:tcW w:type="dxa" w:w="4816"/>
             <w:tcMar>
-              <w:top w:w="120" w:type="dxa"/>
-              <w:start w:w="100" w:type="dxa"/>
-              <w:bottom w:w="120" w:type="dxa"/>
-              <w:end w:w="100" w:type="dxa"/>
+              <w:top w:w="80" w:type="dxa"/>
+              <w:start w:w="90" w:type="dxa"/>
+              <w:bottom w:w="80" w:type="dxa"/>
+              <w:end w:w="90" w:type="dxa"/>
             </w:tcMar>
             <w:vAlign w:val="center"/>
           </w:tcPr>
           <w:p>
             <w:pPr>
+              <w:spacing w:after="20"/>
               <w:jc w:val="left"/>
             </w:pPr>
             <w:r>
-              <w:t>가격 추적·가격 그래프·가격 비교</w:t>
+              <w:t>향후 7일 내 가격 방향 판단과 한계 고지 방식 확인</w:t>
+            </w:r>
+          </w:p>
+        </w:tc>
+      </w:tr>
+      <w:tr>
+        <w:tc>
+          <w:tcPr>
+            <w:tcW w:type="dxa" w:w="4816"/>
+            <w:tcMar>
+              <w:top w:w="80" w:type="dxa"/>
+              <w:start w:w="90" w:type="dxa"/>
+              <w:bottom w:w="80" w:type="dxa"/>
+              <w:end w:w="90" w:type="dxa"/>
+            </w:tcMar>
+            <w:vAlign w:val="center"/>
+          </w:tcPr>
+          <w:p>
+            <w:pPr>
+              <w:spacing w:after="20"/>
+              <w:jc w:val="center"/>
+            </w:pPr>
+            <w:r>
+              <w:t>확인 포인트</w:t>
             </w:r>
           </w:p>
         </w:tc>
         <w:tc>
           <w:tcPr>
-            <w:tcW w:type="dxa" w:w="1928"/>
+            <w:tcW w:type="dxa" w:w="4816"/>
             <w:tcMar>
-              <w:top w:w="120" w:type="dxa"/>
-              <w:start w:w="100" w:type="dxa"/>
-              <w:bottom w:w="120" w:type="dxa"/>
-              <w:end w:w="100" w:type="dxa"/>
+              <w:top w:w="80" w:type="dxa"/>
+              <w:start w:w="90" w:type="dxa"/>
+              <w:bottom w:w="80" w:type="dxa"/>
+              <w:end w:w="90" w:type="dxa"/>
             </w:tcMar>
             <w:vAlign w:val="center"/>
           </w:tcPr>
           <w:p>
             <w:pPr>
+              <w:spacing w:after="20"/>
               <w:jc w:val="left"/>
             </w:pPr>
             <w:r>
-              <w:t>price tracking, price graph</w:t>
+              <w:t>Price Forecast 표현, 데이터 충분성 조건, 공항쌍/도시쌍 판단 가능성</w:t>
+            </w:r>
+          </w:p>
+        </w:tc>
+      </w:tr>
+      <w:tr>
+        <w:tc>
+          <w:tcPr>
+            <w:tcW w:type="dxa" w:w="4816"/>
+            <w:tcMar>
+              <w:top w:w="80" w:type="dxa"/>
+              <w:start w:w="90" w:type="dxa"/>
+              <w:bottom w:w="80" w:type="dxa"/>
+              <w:end w:w="90" w:type="dxa"/>
+            </w:tcMar>
+            <w:vAlign w:val="center"/>
+          </w:tcPr>
+          <w:p>
+            <w:pPr>
+              <w:spacing w:after="20"/>
+              <w:jc w:val="center"/>
+            </w:pPr>
+            <w:r>
+              <w:t>신뢰도 평가</w:t>
             </w:r>
           </w:p>
         </w:tc>
         <w:tc>
           <w:tcPr>
-            <w:tcW w:type="dxa" w:w="907"/>
+            <w:tcW w:type="dxa" w:w="4816"/>
             <w:tcMar>
-              <w:top w:w="120" w:type="dxa"/>
-              <w:start w:w="100" w:type="dxa"/>
-              <w:bottom w:w="120" w:type="dxa"/>
-              <w:end w:w="100" w:type="dxa"/>
+              <w:top w:w="80" w:type="dxa"/>
+              <w:start w:w="90" w:type="dxa"/>
+              <w:bottom w:w="80" w:type="dxa"/>
+              <w:end w:w="90" w:type="dxa"/>
             </w:tcMar>
             <w:vAlign w:val="center"/>
           </w:tcPr>
           <w:p>
             <w:pPr>
-              <w:jc w:val="center"/>
-            </w:pPr>
-            <w:r>
-              <w:t>2,3</w:t>
-            </w:r>
-          </w:p>
-        </w:tc>
-        <w:tc>
-          <w:tcPr>
-            <w:tcW w:type="dxa" w:w="567"/>
-            <w:tcMar>
-              <w:top w:w="120" w:type="dxa"/>
-              <w:start w:w="100" w:type="dxa"/>
-              <w:bottom w:w="120" w:type="dxa"/>
-              <w:end w:w="100" w:type="dxa"/>
-            </w:tcMar>
-            <w:vAlign w:val="center"/>
-          </w:tcPr>
-          <w:p>
-            <w:pPr>
-              <w:jc w:val="center"/>
+              <w:spacing w:after="20"/>
+              <w:jc w:val="left"/>
             </w:pPr>
             <w:r>
               <w:t>A</w:t>
@@ -554,141 +1791,43 @@
       <w:tr>
         <w:tc>
           <w:tcPr>
-            <w:tcW w:type="dxa" w:w="454"/>
+            <w:tcW w:type="dxa" w:w="4816"/>
             <w:tcMar>
-              <w:top w:w="120" w:type="dxa"/>
-              <w:start w:w="100" w:type="dxa"/>
-              <w:bottom w:w="120" w:type="dxa"/>
-              <w:end w:w="100" w:type="dxa"/>
+              <w:top w:w="80" w:type="dxa"/>
+              <w:start w:w="90" w:type="dxa"/>
+              <w:bottom w:w="80" w:type="dxa"/>
+              <w:end w:w="90" w:type="dxa"/>
             </w:tcMar>
             <w:vAlign w:val="center"/>
           </w:tcPr>
           <w:p>
             <w:pPr>
+              <w:spacing w:after="20"/>
               <w:jc w:val="center"/>
             </w:pPr>
             <w:r>
-              <w:t>S2</w:t>
+              <w:t>프로젝트 적용 판단</w:t>
             </w:r>
           </w:p>
         </w:tc>
         <w:tc>
           <w:tcPr>
-            <w:tcW w:type="dxa" w:w="737"/>
+            <w:tcW w:type="dxa" w:w="4816"/>
             <w:tcMar>
-              <w:top w:w="120" w:type="dxa"/>
-              <w:start w:w="100" w:type="dxa"/>
-              <w:bottom w:w="120" w:type="dxa"/>
-              <w:end w:w="100" w:type="dxa"/>
+              <w:top w:w="80" w:type="dxa"/>
+              <w:start w:w="90" w:type="dxa"/>
+              <w:bottom w:w="80" w:type="dxa"/>
+              <w:end w:w="90" w:type="dxa"/>
             </w:tcMar>
             <w:vAlign w:val="center"/>
           </w:tcPr>
           <w:p>
             <w:pPr>
-              <w:jc w:val="center"/>
-            </w:pPr>
-            <w:r>
-              <w:t>서비스</w:t>
-            </w:r>
-          </w:p>
-        </w:tc>
-        <w:tc>
-          <w:tcPr>
-            <w:tcW w:type="dxa" w:w="2268"/>
-            <w:tcMar>
-              <w:top w:w="120" w:type="dxa"/>
-              <w:start w:w="100" w:type="dxa"/>
-              <w:bottom w:w="120" w:type="dxa"/>
-              <w:end w:w="100" w:type="dxa"/>
-            </w:tcMar>
-            <w:vAlign w:val="center"/>
-          </w:tcPr>
-          <w:p>
-            <w:pPr>
+              <w:spacing w:after="20"/>
               <w:jc w:val="left"/>
             </w:pPr>
             <w:r>
-              <w:t>Skyscanner 공식 안내</w:t>
-            </w:r>
-          </w:p>
-        </w:tc>
-        <w:tc>
-          <w:tcPr>
-            <w:tcW w:type="dxa" w:w="1928"/>
-            <w:tcMar>
-              <w:top w:w="120" w:type="dxa"/>
-              <w:start w:w="100" w:type="dxa"/>
-              <w:bottom w:w="120" w:type="dxa"/>
-              <w:end w:w="100" w:type="dxa"/>
-            </w:tcMar>
-            <w:vAlign w:val="center"/>
-          </w:tcPr>
-          <w:p>
-            <w:pPr>
-              <w:jc w:val="left"/>
-            </w:pPr>
-            <w:r>
-              <w:t>Price Alert·유연 날짜 탐색</w:t>
-            </w:r>
-          </w:p>
-        </w:tc>
-        <w:tc>
-          <w:tcPr>
-            <w:tcW w:type="dxa" w:w="1928"/>
-            <w:tcMar>
-              <w:top w:w="120" w:type="dxa"/>
-              <w:start w:w="100" w:type="dxa"/>
-              <w:bottom w:w="120" w:type="dxa"/>
-              <w:end w:w="100" w:type="dxa"/>
-            </w:tcMar>
-            <w:vAlign w:val="center"/>
-          </w:tcPr>
-          <w:p>
-            <w:pPr>
-              <w:jc w:val="left"/>
-            </w:pPr>
-            <w:r>
-              <w:t>price alert, whole month</w:t>
-            </w:r>
-          </w:p>
-        </w:tc>
-        <w:tc>
-          <w:tcPr>
-            <w:tcW w:type="dxa" w:w="907"/>
-            <w:tcMar>
-              <w:top w:w="120" w:type="dxa"/>
-              <w:start w:w="100" w:type="dxa"/>
-              <w:bottom w:w="120" w:type="dxa"/>
-              <w:end w:w="100" w:type="dxa"/>
-            </w:tcMar>
-            <w:vAlign w:val="center"/>
-          </w:tcPr>
-          <w:p>
-            <w:pPr>
-              <w:jc w:val="center"/>
-            </w:pPr>
-            <w:r>
-              <w:t>2,3</w:t>
-            </w:r>
-          </w:p>
-        </w:tc>
-        <w:tc>
-          <w:tcPr>
-            <w:tcW w:type="dxa" w:w="567"/>
-            <w:tcMar>
-              <w:top w:w="120" w:type="dxa"/>
-              <w:start w:w="100" w:type="dxa"/>
-              <w:bottom w:w="120" w:type="dxa"/>
-              <w:end w:w="100" w:type="dxa"/>
-            </w:tcMar>
-            <w:vAlign w:val="center"/>
-          </w:tcPr>
-          <w:p>
-            <w:pPr>
-              <w:jc w:val="center"/>
-            </w:pPr>
-            <w:r>
-              <w:t>A/B</w:t>
+              <w:t>데이터가 충분한 범위에서만 조건부 판단을 제공한다는 운영 기준으로 반영</w:t>
             </w:r>
           </w:p>
         </w:tc>
@@ -696,2104 +1835,53 @@
       <w:tr>
         <w:tc>
           <w:tcPr>
-            <w:tcW w:type="dxa" w:w="454"/>
+            <w:tcW w:type="dxa" w:w="4816"/>
             <w:tcMar>
-              <w:top w:w="120" w:type="dxa"/>
-              <w:start w:w="100" w:type="dxa"/>
-              <w:bottom w:w="120" w:type="dxa"/>
-              <w:end w:w="100" w:type="dxa"/>
+              <w:top w:w="80" w:type="dxa"/>
+              <w:start w:w="90" w:type="dxa"/>
+              <w:bottom w:w="80" w:type="dxa"/>
+              <w:end w:w="90" w:type="dxa"/>
             </w:tcMar>
             <w:vAlign w:val="center"/>
           </w:tcPr>
           <w:p>
             <w:pPr>
+              <w:spacing w:after="20"/>
               <w:jc w:val="center"/>
             </w:pPr>
             <w:r>
-              <w:t>S3</w:t>
+              <w:t>주의 또는 한계</w:t>
             </w:r>
           </w:p>
         </w:tc>
         <w:tc>
           <w:tcPr>
-            <w:tcW w:type="dxa" w:w="737"/>
+            <w:tcW w:type="dxa" w:w="4816"/>
             <w:tcMar>
-              <w:top w:w="120" w:type="dxa"/>
-              <w:start w:w="100" w:type="dxa"/>
-              <w:bottom w:w="120" w:type="dxa"/>
-              <w:end w:w="100" w:type="dxa"/>
+              <w:top w:w="80" w:type="dxa"/>
+              <w:start w:w="90" w:type="dxa"/>
+              <w:bottom w:w="80" w:type="dxa"/>
+              <w:end w:w="90" w:type="dxa"/>
             </w:tcMar>
             <w:vAlign w:val="center"/>
           </w:tcPr>
           <w:p>
             <w:pPr>
-              <w:jc w:val="center"/>
-            </w:pPr>
-            <w:r>
-              <w:t>서비스</w:t>
-            </w:r>
-          </w:p>
-        </w:tc>
-        <w:tc>
-          <w:tcPr>
-            <w:tcW w:type="dxa" w:w="2268"/>
-            <w:tcMar>
-              <w:top w:w="120" w:type="dxa"/>
-              <w:start w:w="100" w:type="dxa"/>
-              <w:bottom w:w="120" w:type="dxa"/>
-              <w:end w:w="100" w:type="dxa"/>
-            </w:tcMar>
-            <w:vAlign w:val="center"/>
-          </w:tcPr>
-          <w:p>
-            <w:pPr>
+              <w:spacing w:after="20"/>
               <w:jc w:val="left"/>
             </w:pPr>
             <w:r>
-              <w:t>KAYAK 공식 도움말</w:t>
-            </w:r>
-          </w:p>
-        </w:tc>
-        <w:tc>
-          <w:tcPr>
-            <w:tcW w:type="dxa" w:w="1928"/>
-            <w:tcMar>
-              <w:top w:w="120" w:type="dxa"/>
-              <w:start w:w="100" w:type="dxa"/>
-              <w:bottom w:w="120" w:type="dxa"/>
-              <w:end w:w="100" w:type="dxa"/>
-            </w:tcMar>
-            <w:vAlign w:val="center"/>
-          </w:tcPr>
-          <w:p>
-            <w:pPr>
-              <w:jc w:val="left"/>
-            </w:pPr>
-            <w:r>
-              <w:t>Price Forecast·7일 상승/하락 예측</w:t>
-            </w:r>
-          </w:p>
-        </w:tc>
-        <w:tc>
-          <w:tcPr>
-            <w:tcW w:type="dxa" w:w="1928"/>
-            <w:tcMar>
-              <w:top w:w="120" w:type="dxa"/>
-              <w:start w:w="100" w:type="dxa"/>
-              <w:bottom w:w="120" w:type="dxa"/>
-              <w:end w:w="100" w:type="dxa"/>
-            </w:tcMar>
-            <w:vAlign w:val="center"/>
-          </w:tcPr>
-          <w:p>
-            <w:pPr>
-              <w:jc w:val="left"/>
-            </w:pPr>
-            <w:r>
-              <w:t>price forecast, historical and real-time data</w:t>
-            </w:r>
-          </w:p>
-        </w:tc>
-        <w:tc>
-          <w:tcPr>
-            <w:tcW w:type="dxa" w:w="907"/>
-            <w:tcMar>
-              <w:top w:w="120" w:type="dxa"/>
-              <w:start w:w="100" w:type="dxa"/>
-              <w:bottom w:w="120" w:type="dxa"/>
-              <w:end w:w="100" w:type="dxa"/>
-            </w:tcMar>
-            <w:vAlign w:val="center"/>
-          </w:tcPr>
-          <w:p>
-            <w:pPr>
-              <w:jc w:val="center"/>
-            </w:pPr>
-            <w:r>
-              <w:t>2,3</w:t>
-            </w:r>
-          </w:p>
-        </w:tc>
-        <w:tc>
-          <w:tcPr>
-            <w:tcW w:type="dxa" w:w="567"/>
-            <w:tcMar>
-              <w:top w:w="120" w:type="dxa"/>
-              <w:start w:w="100" w:type="dxa"/>
-              <w:bottom w:w="120" w:type="dxa"/>
-              <w:end w:w="100" w:type="dxa"/>
-            </w:tcMar>
-            <w:vAlign w:val="center"/>
-          </w:tcPr>
-          <w:p>
-            <w:pPr>
-              <w:jc w:val="center"/>
-            </w:pPr>
-            <w:r>
-              <w:t>A</w:t>
-            </w:r>
-          </w:p>
-        </w:tc>
-      </w:tr>
-      <w:tr>
-        <w:tc>
-          <w:tcPr>
-            <w:tcW w:type="dxa" w:w="454"/>
-            <w:tcMar>
-              <w:top w:w="120" w:type="dxa"/>
-              <w:start w:w="100" w:type="dxa"/>
-              <w:bottom w:w="120" w:type="dxa"/>
-              <w:end w:w="100" w:type="dxa"/>
-            </w:tcMar>
-            <w:vAlign w:val="center"/>
-          </w:tcPr>
-          <w:p>
-            <w:pPr>
-              <w:jc w:val="center"/>
-            </w:pPr>
-            <w:r>
-              <w:t>S4</w:t>
-            </w:r>
-          </w:p>
-        </w:tc>
-        <w:tc>
-          <w:tcPr>
-            <w:tcW w:type="dxa" w:w="737"/>
-            <w:tcMar>
-              <w:top w:w="120" w:type="dxa"/>
-              <w:start w:w="100" w:type="dxa"/>
-              <w:bottom w:w="120" w:type="dxa"/>
-              <w:end w:w="100" w:type="dxa"/>
-            </w:tcMar>
-            <w:vAlign w:val="center"/>
-          </w:tcPr>
-          <w:p>
-            <w:pPr>
-              <w:jc w:val="center"/>
-            </w:pPr>
-            <w:r>
-              <w:t>서비스</w:t>
-            </w:r>
-          </w:p>
-        </w:tc>
-        <w:tc>
-          <w:tcPr>
-            <w:tcW w:type="dxa" w:w="2268"/>
-            <w:tcMar>
-              <w:top w:w="120" w:type="dxa"/>
-              <w:start w:w="100" w:type="dxa"/>
-              <w:bottom w:w="120" w:type="dxa"/>
-              <w:end w:w="100" w:type="dxa"/>
-            </w:tcMar>
-            <w:vAlign w:val="center"/>
-          </w:tcPr>
-          <w:p>
-            <w:pPr>
-              <w:jc w:val="left"/>
-            </w:pPr>
-            <w:r>
-              <w:t>Hopper 공식 도움말</w:t>
-            </w:r>
-          </w:p>
-        </w:tc>
-        <w:tc>
-          <w:tcPr>
-            <w:tcW w:type="dxa" w:w="1928"/>
-            <w:tcMar>
-              <w:top w:w="120" w:type="dxa"/>
-              <w:start w:w="100" w:type="dxa"/>
-              <w:bottom w:w="120" w:type="dxa"/>
-              <w:end w:w="100" w:type="dxa"/>
-            </w:tcMar>
-            <w:vAlign w:val="center"/>
-          </w:tcPr>
-          <w:p>
-            <w:pPr>
-              <w:jc w:val="left"/>
-            </w:pPr>
-            <w:r>
-              <w:t>Price Prediction·watch/book 판단</w:t>
-            </w:r>
-          </w:p>
-        </w:tc>
-        <w:tc>
-          <w:tcPr>
-            <w:tcW w:type="dxa" w:w="1928"/>
-            <w:tcMar>
-              <w:top w:w="120" w:type="dxa"/>
-              <w:start w:w="100" w:type="dxa"/>
-              <w:bottom w:w="120" w:type="dxa"/>
-              <w:end w:w="100" w:type="dxa"/>
-            </w:tcMar>
-            <w:vAlign w:val="center"/>
-          </w:tcPr>
-          <w:p>
-            <w:pPr>
-              <w:jc w:val="left"/>
-            </w:pPr>
-            <w:r>
-              <w:t>price predictions, watch trip</w:t>
-            </w:r>
-          </w:p>
-        </w:tc>
-        <w:tc>
-          <w:tcPr>
-            <w:tcW w:type="dxa" w:w="907"/>
-            <w:tcMar>
-              <w:top w:w="120" w:type="dxa"/>
-              <w:start w:w="100" w:type="dxa"/>
-              <w:bottom w:w="120" w:type="dxa"/>
-              <w:end w:w="100" w:type="dxa"/>
-            </w:tcMar>
-            <w:vAlign w:val="center"/>
-          </w:tcPr>
-          <w:p>
-            <w:pPr>
-              <w:jc w:val="center"/>
-            </w:pPr>
-            <w:r>
-              <w:t>2,3</w:t>
-            </w:r>
-          </w:p>
-        </w:tc>
-        <w:tc>
-          <w:tcPr>
-            <w:tcW w:type="dxa" w:w="567"/>
-            <w:tcMar>
-              <w:top w:w="120" w:type="dxa"/>
-              <w:start w:w="100" w:type="dxa"/>
-              <w:bottom w:w="120" w:type="dxa"/>
-              <w:end w:w="100" w:type="dxa"/>
-            </w:tcMar>
-            <w:vAlign w:val="center"/>
-          </w:tcPr>
-          <w:p>
-            <w:pPr>
-              <w:jc w:val="center"/>
-            </w:pPr>
-            <w:r>
-              <w:t>A</w:t>
-            </w:r>
-          </w:p>
-        </w:tc>
-      </w:tr>
-      <w:tr>
-        <w:tc>
-          <w:tcPr>
-            <w:tcW w:type="dxa" w:w="454"/>
-            <w:tcMar>
-              <w:top w:w="120" w:type="dxa"/>
-              <w:start w:w="100" w:type="dxa"/>
-              <w:bottom w:w="120" w:type="dxa"/>
-              <w:end w:w="100" w:type="dxa"/>
-            </w:tcMar>
-            <w:vAlign w:val="center"/>
-          </w:tcPr>
-          <w:p>
-            <w:pPr>
-              <w:jc w:val="center"/>
-            </w:pPr>
-            <w:r>
-              <w:t>P1</w:t>
-            </w:r>
-          </w:p>
-        </w:tc>
-        <w:tc>
-          <w:tcPr>
-            <w:tcW w:type="dxa" w:w="737"/>
-            <w:tcMar>
-              <w:top w:w="120" w:type="dxa"/>
-              <w:start w:w="100" w:type="dxa"/>
-              <w:bottom w:w="120" w:type="dxa"/>
-              <w:end w:w="100" w:type="dxa"/>
-            </w:tcMar>
-            <w:vAlign w:val="center"/>
-          </w:tcPr>
-          <w:p>
-            <w:pPr>
-              <w:jc w:val="center"/>
-            </w:pPr>
-            <w:r>
-              <w:t>논문</w:t>
-            </w:r>
-          </w:p>
-        </w:tc>
-        <w:tc>
-          <w:tcPr>
-            <w:tcW w:type="dxa" w:w="2268"/>
-            <w:tcMar>
-              <w:top w:w="120" w:type="dxa"/>
-              <w:start w:w="100" w:type="dxa"/>
-              <w:bottom w:w="120" w:type="dxa"/>
-              <w:end w:w="100" w:type="dxa"/>
-            </w:tcMar>
-            <w:vAlign w:val="center"/>
-          </w:tcPr>
-          <w:p>
-            <w:pPr>
-              <w:jc w:val="left"/>
-            </w:pPr>
-            <w:r>
-              <w:t>Jun Lu (2017)</w:t>
-            </w:r>
-          </w:p>
-        </w:tc>
-        <w:tc>
-          <w:tcPr>
-            <w:tcW w:type="dxa" w:w="1928"/>
-            <w:tcMar>
-              <w:top w:w="120" w:type="dxa"/>
-              <w:start w:w="100" w:type="dxa"/>
-              <w:bottom w:w="120" w:type="dxa"/>
-              <w:end w:w="100" w:type="dxa"/>
-            </w:tcMar>
-            <w:vAlign w:val="center"/>
-          </w:tcPr>
-          <w:p>
-            <w:pPr>
-              <w:jc w:val="left"/>
-            </w:pPr>
-            <w:r>
-              <w:t>buy/wait 문제 정의</w:t>
-            </w:r>
-          </w:p>
-        </w:tc>
-        <w:tc>
-          <w:tcPr>
-            <w:tcW w:type="dxa" w:w="1928"/>
-            <w:tcMar>
-              <w:top w:w="120" w:type="dxa"/>
-              <w:start w:w="100" w:type="dxa"/>
-              <w:bottom w:w="120" w:type="dxa"/>
-              <w:end w:w="100" w:type="dxa"/>
-            </w:tcMar>
-            <w:vAlign w:val="center"/>
-          </w:tcPr>
-          <w:p>
-            <w:pPr>
-              <w:jc w:val="left"/>
-            </w:pPr>
-            <w:r>
-              <w:t>historical price, current price</w:t>
-            </w:r>
-          </w:p>
-        </w:tc>
-        <w:tc>
-          <w:tcPr>
-            <w:tcW w:type="dxa" w:w="907"/>
-            <w:tcMar>
-              <w:top w:w="120" w:type="dxa"/>
-              <w:start w:w="100" w:type="dxa"/>
-              <w:bottom w:w="120" w:type="dxa"/>
-              <w:end w:w="100" w:type="dxa"/>
-            </w:tcMar>
-            <w:vAlign w:val="center"/>
-          </w:tcPr>
-          <w:p>
-            <w:pPr>
-              <w:jc w:val="center"/>
-            </w:pPr>
-            <w:r>
-              <w:t>4</w:t>
-            </w:r>
-          </w:p>
-        </w:tc>
-        <w:tc>
-          <w:tcPr>
-            <w:tcW w:type="dxa" w:w="567"/>
-            <w:tcMar>
-              <w:top w:w="120" w:type="dxa"/>
-              <w:start w:w="100" w:type="dxa"/>
-              <w:bottom w:w="120" w:type="dxa"/>
-              <w:end w:w="100" w:type="dxa"/>
-            </w:tcMar>
-            <w:vAlign w:val="center"/>
-          </w:tcPr>
-          <w:p>
-            <w:pPr>
-              <w:jc w:val="center"/>
-            </w:pPr>
-            <w:r>
-              <w:t>A</w:t>
-            </w:r>
-          </w:p>
-        </w:tc>
-      </w:tr>
-      <w:tr>
-        <w:tc>
-          <w:tcPr>
-            <w:tcW w:type="dxa" w:w="454"/>
-            <w:tcMar>
-              <w:top w:w="120" w:type="dxa"/>
-              <w:start w:w="100" w:type="dxa"/>
-              <w:bottom w:w="120" w:type="dxa"/>
-              <w:end w:w="100" w:type="dxa"/>
-            </w:tcMar>
-            <w:vAlign w:val="center"/>
-          </w:tcPr>
-          <w:p>
-            <w:pPr>
-              <w:jc w:val="center"/>
-            </w:pPr>
-            <w:r>
-              <w:t>P2</w:t>
-            </w:r>
-          </w:p>
-        </w:tc>
-        <w:tc>
-          <w:tcPr>
-            <w:tcW w:type="dxa" w:w="737"/>
-            <w:tcMar>
-              <w:top w:w="120" w:type="dxa"/>
-              <w:start w:w="100" w:type="dxa"/>
-              <w:bottom w:w="120" w:type="dxa"/>
-              <w:end w:w="100" w:type="dxa"/>
-            </w:tcMar>
-            <w:vAlign w:val="center"/>
-          </w:tcPr>
-          <w:p>
-            <w:pPr>
-              <w:jc w:val="center"/>
-            </w:pPr>
-            <w:r>
-              <w:t>논문</w:t>
-            </w:r>
-          </w:p>
-        </w:tc>
-        <w:tc>
-          <w:tcPr>
-            <w:tcW w:type="dxa" w:w="2268"/>
-            <w:tcMar>
-              <w:top w:w="120" w:type="dxa"/>
-              <w:start w:w="100" w:type="dxa"/>
-              <w:bottom w:w="120" w:type="dxa"/>
-              <w:end w:w="100" w:type="dxa"/>
-            </w:tcMar>
-            <w:vAlign w:val="center"/>
-          </w:tcPr>
-          <w:p>
-            <w:pPr>
-              <w:jc w:val="left"/>
-            </w:pPr>
-            <w:r>
-              <w:t>Dominguez-Menchero et al. (2014)</w:t>
-            </w:r>
-          </w:p>
-        </w:tc>
-        <w:tc>
-          <w:tcPr>
-            <w:tcW w:type="dxa" w:w="1928"/>
-            <w:tcMar>
-              <w:top w:w="120" w:type="dxa"/>
-              <w:start w:w="100" w:type="dxa"/>
-              <w:bottom w:w="120" w:type="dxa"/>
-              <w:end w:w="100" w:type="dxa"/>
-            </w:tcMar>
-            <w:vAlign w:val="center"/>
-          </w:tcPr>
-          <w:p>
-            <w:pPr>
-              <w:jc w:val="left"/>
-            </w:pPr>
-            <w:r>
-              <w:t>구매 시점과 경제적 손실</w:t>
-            </w:r>
-          </w:p>
-        </w:tc>
-        <w:tc>
-          <w:tcPr>
-            <w:tcW w:type="dxa" w:w="1928"/>
-            <w:tcMar>
-              <w:top w:w="120" w:type="dxa"/>
-              <w:start w:w="100" w:type="dxa"/>
-              <w:bottom w:w="120" w:type="dxa"/>
-              <w:end w:w="100" w:type="dxa"/>
-            </w:tcMar>
-            <w:vAlign w:val="center"/>
-          </w:tcPr>
-          <w:p>
-            <w:pPr>
-              <w:jc w:val="left"/>
-            </w:pPr>
-            <w:r>
-              <w:t>optimal purchase timing</w:t>
-            </w:r>
-          </w:p>
-        </w:tc>
-        <w:tc>
-          <w:tcPr>
-            <w:tcW w:type="dxa" w:w="907"/>
-            <w:tcMar>
-              <w:top w:w="120" w:type="dxa"/>
-              <w:start w:w="100" w:type="dxa"/>
-              <w:bottom w:w="120" w:type="dxa"/>
-              <w:end w:w="100" w:type="dxa"/>
-            </w:tcMar>
-            <w:vAlign w:val="center"/>
-          </w:tcPr>
-          <w:p>
-            <w:pPr>
-              <w:jc w:val="center"/>
-            </w:pPr>
-            <w:r>
-              <w:t>4</w:t>
-            </w:r>
-          </w:p>
-        </w:tc>
-        <w:tc>
-          <w:tcPr>
-            <w:tcW w:type="dxa" w:w="567"/>
-            <w:tcMar>
-              <w:top w:w="120" w:type="dxa"/>
-              <w:start w:w="100" w:type="dxa"/>
-              <w:bottom w:w="120" w:type="dxa"/>
-              <w:end w:w="100" w:type="dxa"/>
-            </w:tcMar>
-            <w:vAlign w:val="center"/>
-          </w:tcPr>
-          <w:p>
-            <w:pPr>
-              <w:jc w:val="center"/>
-            </w:pPr>
-            <w:r>
-              <w:t>A/B</w:t>
-            </w:r>
-          </w:p>
-        </w:tc>
-      </w:tr>
-      <w:tr>
-        <w:tc>
-          <w:tcPr>
-            <w:tcW w:type="dxa" w:w="454"/>
-            <w:tcMar>
-              <w:top w:w="120" w:type="dxa"/>
-              <w:start w:w="100" w:type="dxa"/>
-              <w:bottom w:w="120" w:type="dxa"/>
-              <w:end w:w="100" w:type="dxa"/>
-            </w:tcMar>
-            <w:vAlign w:val="center"/>
-          </w:tcPr>
-          <w:p>
-            <w:pPr>
-              <w:jc w:val="center"/>
-            </w:pPr>
-            <w:r>
-              <w:t>P3</w:t>
-            </w:r>
-          </w:p>
-        </w:tc>
-        <w:tc>
-          <w:tcPr>
-            <w:tcW w:type="dxa" w:w="737"/>
-            <w:tcMar>
-              <w:top w:w="120" w:type="dxa"/>
-              <w:start w:w="100" w:type="dxa"/>
-              <w:bottom w:w="120" w:type="dxa"/>
-              <w:end w:w="100" w:type="dxa"/>
-            </w:tcMar>
-            <w:vAlign w:val="center"/>
-          </w:tcPr>
-          <w:p>
-            <w:pPr>
-              <w:jc w:val="center"/>
-            </w:pPr>
-            <w:r>
-              <w:t>논문</w:t>
-            </w:r>
-          </w:p>
-        </w:tc>
-        <w:tc>
-          <w:tcPr>
-            <w:tcW w:type="dxa" w:w="2268"/>
-            <w:tcMar>
-              <w:top w:w="120" w:type="dxa"/>
-              <w:start w:w="100" w:type="dxa"/>
-              <w:bottom w:w="120" w:type="dxa"/>
-              <w:end w:w="100" w:type="dxa"/>
-            </w:tcMar>
-            <w:vAlign w:val="center"/>
-          </w:tcPr>
-          <w:p>
-            <w:pPr>
-              <w:jc w:val="left"/>
-            </w:pPr>
-            <w:r>
-              <w:t>Zhao et al. (2021)</w:t>
-            </w:r>
-          </w:p>
-        </w:tc>
-        <w:tc>
-          <w:tcPr>
-            <w:tcW w:type="dxa" w:w="1928"/>
-            <w:tcMar>
-              <w:top w:w="120" w:type="dxa"/>
-              <w:start w:w="100" w:type="dxa"/>
-              <w:bottom w:w="120" w:type="dxa"/>
-              <w:end w:w="100" w:type="dxa"/>
-            </w:tcMar>
-            <w:vAlign w:val="center"/>
-          </w:tcPr>
-          <w:p>
-            <w:pPr>
-              <w:jc w:val="left"/>
-            </w:pPr>
-            <w:r>
-              <w:t>다중 속성 기반 가격 예측</w:t>
-            </w:r>
-          </w:p>
-        </w:tc>
-        <w:tc>
-          <w:tcPr>
-            <w:tcW w:type="dxa" w:w="1928"/>
-            <w:tcMar>
-              <w:top w:w="120" w:type="dxa"/>
-              <w:start w:w="100" w:type="dxa"/>
-              <w:bottom w:w="120" w:type="dxa"/>
-              <w:end w:w="100" w:type="dxa"/>
-            </w:tcMar>
-            <w:vAlign w:val="center"/>
-          </w:tcPr>
-          <w:p>
-            <w:pPr>
-              <w:jc w:val="left"/>
-            </w:pPr>
-            <w:r>
-              <w:t>days of purchase in advance</w:t>
-            </w:r>
-          </w:p>
-        </w:tc>
-        <w:tc>
-          <w:tcPr>
-            <w:tcW w:type="dxa" w:w="907"/>
-            <w:tcMar>
-              <w:top w:w="120" w:type="dxa"/>
-              <w:start w:w="100" w:type="dxa"/>
-              <w:bottom w:w="120" w:type="dxa"/>
-              <w:end w:w="100" w:type="dxa"/>
-            </w:tcMar>
-            <w:vAlign w:val="center"/>
-          </w:tcPr>
-          <w:p>
-            <w:pPr>
-              <w:jc w:val="center"/>
-            </w:pPr>
-            <w:r>
-              <w:t>4</w:t>
-            </w:r>
-          </w:p>
-        </w:tc>
-        <w:tc>
-          <w:tcPr>
-            <w:tcW w:type="dxa" w:w="567"/>
-            <w:tcMar>
-              <w:top w:w="120" w:type="dxa"/>
-              <w:start w:w="100" w:type="dxa"/>
-              <w:bottom w:w="120" w:type="dxa"/>
-              <w:end w:w="100" w:type="dxa"/>
-            </w:tcMar>
-            <w:vAlign w:val="center"/>
-          </w:tcPr>
-          <w:p>
-            <w:pPr>
-              <w:jc w:val="center"/>
-            </w:pPr>
-            <w:r>
-              <w:t>A</w:t>
-            </w:r>
-          </w:p>
-        </w:tc>
-      </w:tr>
-      <w:tr>
-        <w:tc>
-          <w:tcPr>
-            <w:tcW w:type="dxa" w:w="454"/>
-            <w:tcMar>
-              <w:top w:w="120" w:type="dxa"/>
-              <w:start w:w="100" w:type="dxa"/>
-              <w:bottom w:w="120" w:type="dxa"/>
-              <w:end w:w="100" w:type="dxa"/>
-            </w:tcMar>
-            <w:vAlign w:val="center"/>
-          </w:tcPr>
-          <w:p>
-            <w:pPr>
-              <w:jc w:val="center"/>
-            </w:pPr>
-            <w:r>
-              <w:t>P4</w:t>
-            </w:r>
-          </w:p>
-        </w:tc>
-        <w:tc>
-          <w:tcPr>
-            <w:tcW w:type="dxa" w:w="737"/>
-            <w:tcMar>
-              <w:top w:w="120" w:type="dxa"/>
-              <w:start w:w="100" w:type="dxa"/>
-              <w:bottom w:w="120" w:type="dxa"/>
-              <w:end w:w="100" w:type="dxa"/>
-            </w:tcMar>
-            <w:vAlign w:val="center"/>
-          </w:tcPr>
-          <w:p>
-            <w:pPr>
-              <w:jc w:val="center"/>
-            </w:pPr>
-            <w:r>
-              <w:t>논문</w:t>
-            </w:r>
-          </w:p>
-        </w:tc>
-        <w:tc>
-          <w:tcPr>
-            <w:tcW w:type="dxa" w:w="2268"/>
-            <w:tcMar>
-              <w:top w:w="120" w:type="dxa"/>
-              <w:start w:w="100" w:type="dxa"/>
-              <w:bottom w:w="120" w:type="dxa"/>
-              <w:end w:w="100" w:type="dxa"/>
-            </w:tcMar>
-            <w:vAlign w:val="center"/>
-          </w:tcPr>
-          <w:p>
-            <w:pPr>
-              <w:jc w:val="left"/>
-            </w:pPr>
-            <w:r>
-              <w:t>Gillen et al. (2009)</w:t>
-            </w:r>
-          </w:p>
-        </w:tc>
-        <w:tc>
-          <w:tcPr>
-            <w:tcW w:type="dxa" w:w="1928"/>
-            <w:tcMar>
-              <w:top w:w="120" w:type="dxa"/>
-              <w:start w:w="100" w:type="dxa"/>
-              <w:bottom w:w="120" w:type="dxa"/>
-              <w:end w:w="100" w:type="dxa"/>
-            </w:tcMar>
-            <w:vAlign w:val="center"/>
-          </w:tcPr>
-          <w:p>
-            <w:pPr>
-              <w:jc w:val="left"/>
-            </w:pPr>
-            <w:r>
-              <w:t>가격 변동성과 리드타임</w:t>
-            </w:r>
-          </w:p>
-        </w:tc>
-        <w:tc>
-          <w:tcPr>
-            <w:tcW w:type="dxa" w:w="1928"/>
-            <w:tcMar>
-              <w:top w:w="120" w:type="dxa"/>
-              <w:start w:w="100" w:type="dxa"/>
-              <w:bottom w:w="120" w:type="dxa"/>
-              <w:end w:w="100" w:type="dxa"/>
-            </w:tcMar>
-            <w:vAlign w:val="center"/>
-          </w:tcPr>
-          <w:p>
-            <w:pPr>
-              <w:jc w:val="left"/>
-            </w:pPr>
-            <w:r>
-              <w:t>price volatility, 2 weeks</w:t>
-            </w:r>
-          </w:p>
-        </w:tc>
-        <w:tc>
-          <w:tcPr>
-            <w:tcW w:type="dxa" w:w="907"/>
-            <w:tcMar>
-              <w:top w:w="120" w:type="dxa"/>
-              <w:start w:w="100" w:type="dxa"/>
-              <w:bottom w:w="120" w:type="dxa"/>
-              <w:end w:w="100" w:type="dxa"/>
-            </w:tcMar>
-            <w:vAlign w:val="center"/>
-          </w:tcPr>
-          <w:p>
-            <w:pPr>
-              <w:jc w:val="center"/>
-            </w:pPr>
-            <w:r>
-              <w:t>4</w:t>
-            </w:r>
-          </w:p>
-        </w:tc>
-        <w:tc>
-          <w:tcPr>
-            <w:tcW w:type="dxa" w:w="567"/>
-            <w:tcMar>
-              <w:top w:w="120" w:type="dxa"/>
-              <w:start w:w="100" w:type="dxa"/>
-              <w:bottom w:w="120" w:type="dxa"/>
-              <w:end w:w="100" w:type="dxa"/>
-            </w:tcMar>
-            <w:vAlign w:val="center"/>
-          </w:tcPr>
-          <w:p>
-            <w:pPr>
-              <w:jc w:val="center"/>
-            </w:pPr>
-            <w:r>
-              <w:t>A/B</w:t>
-            </w:r>
-          </w:p>
-        </w:tc>
-      </w:tr>
-      <w:tr>
-        <w:tc>
-          <w:tcPr>
-            <w:tcW w:type="dxa" w:w="454"/>
-            <w:tcMar>
-              <w:top w:w="120" w:type="dxa"/>
-              <w:start w:w="100" w:type="dxa"/>
-              <w:bottom w:w="120" w:type="dxa"/>
-              <w:end w:w="100" w:type="dxa"/>
-            </w:tcMar>
-            <w:vAlign w:val="center"/>
-          </w:tcPr>
-          <w:p>
-            <w:pPr>
-              <w:jc w:val="center"/>
-            </w:pPr>
-            <w:r>
-              <w:t>P5</w:t>
-            </w:r>
-          </w:p>
-        </w:tc>
-        <w:tc>
-          <w:tcPr>
-            <w:tcW w:type="dxa" w:w="737"/>
-            <w:tcMar>
-              <w:top w:w="120" w:type="dxa"/>
-              <w:start w:w="100" w:type="dxa"/>
-              <w:bottom w:w="120" w:type="dxa"/>
-              <w:end w:w="100" w:type="dxa"/>
-            </w:tcMar>
-            <w:vAlign w:val="center"/>
-          </w:tcPr>
-          <w:p>
-            <w:pPr>
-              <w:jc w:val="center"/>
-            </w:pPr>
-            <w:r>
-              <w:t>논문</w:t>
-            </w:r>
-          </w:p>
-        </w:tc>
-        <w:tc>
-          <w:tcPr>
-            <w:tcW w:type="dxa" w:w="2268"/>
-            <w:tcMar>
-              <w:top w:w="120" w:type="dxa"/>
-              <w:start w:w="100" w:type="dxa"/>
-              <w:bottom w:w="120" w:type="dxa"/>
-              <w:end w:w="100" w:type="dxa"/>
-            </w:tcMar>
-            <w:vAlign w:val="center"/>
-          </w:tcPr>
-          <w:p>
-            <w:pPr>
-              <w:jc w:val="left"/>
-            </w:pPr>
-            <w:r>
-              <w:t>Otręba et al. (2025)</w:t>
-            </w:r>
-          </w:p>
-        </w:tc>
-        <w:tc>
-          <w:tcPr>
-            <w:tcW w:type="dxa" w:w="1928"/>
-            <w:tcMar>
-              <w:top w:w="120" w:type="dxa"/>
-              <w:start w:w="100" w:type="dxa"/>
-              <w:bottom w:w="120" w:type="dxa"/>
-              <w:end w:w="100" w:type="dxa"/>
-            </w:tcMar>
-            <w:vAlign w:val="center"/>
-          </w:tcPr>
-          <w:p>
-            <w:pPr>
-              <w:jc w:val="left"/>
-            </w:pPr>
-            <w:r>
-              <w:t>단거리 시장 가격 결정요인</w:t>
-            </w:r>
-          </w:p>
-        </w:tc>
-        <w:tc>
-          <w:tcPr>
-            <w:tcW w:type="dxa" w:w="1928"/>
-            <w:tcMar>
-              <w:top w:w="120" w:type="dxa"/>
-              <w:start w:w="100" w:type="dxa"/>
-              <w:bottom w:w="120" w:type="dxa"/>
-              <w:end w:w="100" w:type="dxa"/>
-            </w:tcMar>
-            <w:vAlign w:val="center"/>
-          </w:tcPr>
-          <w:p>
-            <w:pPr>
-              <w:jc w:val="left"/>
-            </w:pPr>
-            <w:r>
-              <w:t>layover, weekday, passengers</w:t>
-            </w:r>
-          </w:p>
-        </w:tc>
-        <w:tc>
-          <w:tcPr>
-            <w:tcW w:type="dxa" w:w="907"/>
-            <w:tcMar>
-              <w:top w:w="120" w:type="dxa"/>
-              <w:start w:w="100" w:type="dxa"/>
-              <w:bottom w:w="120" w:type="dxa"/>
-              <w:end w:w="100" w:type="dxa"/>
-            </w:tcMar>
-            <w:vAlign w:val="center"/>
-          </w:tcPr>
-          <w:p>
-            <w:pPr>
-              <w:jc w:val="center"/>
-            </w:pPr>
-            <w:r>
-              <w:t>4</w:t>
-            </w:r>
-          </w:p>
-        </w:tc>
-        <w:tc>
-          <w:tcPr>
-            <w:tcW w:type="dxa" w:w="567"/>
-            <w:tcMar>
-              <w:top w:w="120" w:type="dxa"/>
-              <w:start w:w="100" w:type="dxa"/>
-              <w:bottom w:w="120" w:type="dxa"/>
-              <w:end w:w="100" w:type="dxa"/>
-            </w:tcMar>
-            <w:vAlign w:val="center"/>
-          </w:tcPr>
-          <w:p>
-            <w:pPr>
-              <w:jc w:val="center"/>
-            </w:pPr>
-            <w:r>
-              <w:t>A/B</w:t>
+              <w:t>모든 노선에 동일 품질을 보장하지 않으며 예측은 보장이 아니라는 한계를 유지</w:t>
             </w:r>
           </w:p>
         </w:tc>
       </w:tr>
     </w:tbl>
+    <w:p/>
     <w:p>
       <w:pPr>
         <w:pStyle w:val="Heading1"/>
-      </w:pPr>
-      <w:r>
-        <w:t>3. 자료 카드</w:t>
-      </w:r>
-    </w:p>
-    <w:p>
-      <w:pPr>
-        <w:pStyle w:val="Heading2"/>
-      </w:pPr>
-      <w:r>
-        <w:t>S1. Google Flights 공식 도움말</w:t>
-      </w:r>
-    </w:p>
-    <w:tbl>
-      <w:tblPr>
-        <w:tblStyle w:val="TableGrid"/>
-        <w:tblW w:type="auto" w:w="0"/>
-        <w:jc w:val="center"/>
-        <w:tblLook w:firstColumn="1" w:firstRow="1" w:lastColumn="0" w:lastRow="0" w:noHBand="0" w:noVBand="1" w:val="04A0"/>
-        <w:tblBorders>
-          <w:top w:val="single" w:sz="6" w:space="0" w:color="D0D7E5"/>
-          <w:left w:val="single" w:sz="6" w:space="0" w:color="D0D7E5"/>
-          <w:bottom w:val="single" w:sz="6" w:space="0" w:color="D0D7E5"/>
-          <w:right w:val="single" w:sz="6" w:space="0" w:color="D0D7E5"/>
-          <w:insideH w:val="single" w:sz="6" w:space="0" w:color="D0D7E5"/>
-          <w:insideV w:val="single" w:sz="6" w:space="0" w:color="D0D7E5"/>
-        </w:tblBorders>
-      </w:tblPr>
-      <w:tblGrid>
-        <w:gridCol w:w="4873"/>
-        <w:gridCol w:w="4873"/>
-      </w:tblGrid>
-      <w:tr>
-        <w:tc>
-          <w:tcPr>
-            <w:tcW w:type="dxa" w:w="1814"/>
-            <w:shd w:fill="EEF3F8"/>
-            <w:tcMar>
-              <w:top w:w="120" w:type="dxa"/>
-              <w:start w:w="110" w:type="dxa"/>
-              <w:bottom w:w="120" w:type="dxa"/>
-              <w:end w:w="110" w:type="dxa"/>
-            </w:tcMar>
-            <w:vAlign w:val="center"/>
-          </w:tcPr>
-          <w:p>
-            <w:pPr>
-              <w:jc w:val="center"/>
-            </w:pPr>
-            <w:r>
-              <w:t>유형</w:t>
-            </w:r>
-          </w:p>
-        </w:tc>
-        <w:tc>
-          <w:tcPr>
-            <w:tcW w:type="dxa" w:w="7257"/>
-            <w:tcMar>
-              <w:top w:w="120" w:type="dxa"/>
-              <w:start w:w="110" w:type="dxa"/>
-              <w:bottom w:w="120" w:type="dxa"/>
-              <w:end w:w="110" w:type="dxa"/>
-            </w:tcMar>
-            <w:vAlign w:val="center"/>
-          </w:tcPr>
-          <w:p>
-            <w:r>
-              <w:t>유사 서비스 / 공식 도움말</w:t>
-            </w:r>
-          </w:p>
-        </w:tc>
-      </w:tr>
-      <w:tr>
-        <w:tc>
-          <w:tcPr>
-            <w:tcW w:type="dxa" w:w="1814"/>
-            <w:shd w:fill="EEF3F8"/>
-            <w:tcMar>
-              <w:top w:w="120" w:type="dxa"/>
-              <w:start w:w="110" w:type="dxa"/>
-              <w:bottom w:w="120" w:type="dxa"/>
-              <w:end w:w="110" w:type="dxa"/>
-            </w:tcMar>
-            <w:vAlign w:val="center"/>
-          </w:tcPr>
-          <w:p>
-            <w:pPr>
-              <w:jc w:val="center"/>
-            </w:pPr>
-            <w:r>
-              <w:t>접근 URL</w:t>
-            </w:r>
-          </w:p>
-        </w:tc>
-        <w:tc>
-          <w:tcPr>
-            <w:tcW w:type="dxa" w:w="7257"/>
-            <w:tcMar>
-              <w:top w:w="120" w:type="dxa"/>
-              <w:start w:w="110" w:type="dxa"/>
-              <w:bottom w:w="120" w:type="dxa"/>
-              <w:end w:w="110" w:type="dxa"/>
-            </w:tcMar>
-            <w:vAlign w:val="center"/>
-          </w:tcPr>
-          <w:p>
-            <w:r>
-              <w:t>https://support.google.com/travel/answer/6235879</w:t>
-            </w:r>
-          </w:p>
-        </w:tc>
-      </w:tr>
-      <w:tr>
-        <w:tc>
-          <w:tcPr>
-            <w:tcW w:type="dxa" w:w="1814"/>
-            <w:shd w:fill="EEF3F8"/>
-            <w:tcMar>
-              <w:top w:w="120" w:type="dxa"/>
-              <w:start w:w="110" w:type="dxa"/>
-              <w:bottom w:w="120" w:type="dxa"/>
-              <w:end w:w="110" w:type="dxa"/>
-            </w:tcMar>
-            <w:vAlign w:val="center"/>
-          </w:tcPr>
-          <w:p>
-            <w:pPr>
-              <w:jc w:val="center"/>
-            </w:pPr>
-            <w:r>
-              <w:t>추출 키워드</w:t>
-            </w:r>
-          </w:p>
-        </w:tc>
-        <w:tc>
-          <w:tcPr>
-            <w:tcW w:type="dxa" w:w="7257"/>
-            <w:tcMar>
-              <w:top w:w="120" w:type="dxa"/>
-              <w:start w:w="110" w:type="dxa"/>
-              <w:bottom w:w="120" w:type="dxa"/>
-              <w:end w:w="110" w:type="dxa"/>
-            </w:tcMar>
-            <w:vAlign w:val="center"/>
-          </w:tcPr>
-          <w:p>
-            <w:r>
-              <w:t>track flights, prices, routes, dates, price graph</w:t>
-            </w:r>
-          </w:p>
-        </w:tc>
-      </w:tr>
-      <w:tr>
-        <w:tc>
-          <w:tcPr>
-            <w:tcW w:type="dxa" w:w="1814"/>
-            <w:shd w:fill="EEF3F8"/>
-            <w:tcMar>
-              <w:top w:w="120" w:type="dxa"/>
-              <w:start w:w="110" w:type="dxa"/>
-              <w:bottom w:w="120" w:type="dxa"/>
-              <w:end w:w="110" w:type="dxa"/>
-            </w:tcMar>
-            <w:vAlign w:val="center"/>
-          </w:tcPr>
-          <w:p>
-            <w:pPr>
-              <w:jc w:val="center"/>
-            </w:pPr>
-            <w:r>
-              <w:t>자료의 중점</w:t>
-            </w:r>
-          </w:p>
-        </w:tc>
-        <w:tc>
-          <w:tcPr>
-            <w:tcW w:type="dxa" w:w="7257"/>
-            <w:tcMar>
-              <w:top w:w="120" w:type="dxa"/>
-              <w:start w:w="110" w:type="dxa"/>
-              <w:bottom w:w="120" w:type="dxa"/>
-              <w:end w:w="110" w:type="dxa"/>
-            </w:tcMar>
-            <w:vAlign w:val="center"/>
-          </w:tcPr>
-          <w:p>
-            <w:r>
-              <w:t>특정 항공편·노선·날짜 단위 가격 추적과 가격 변동 알림</w:t>
-            </w:r>
-          </w:p>
-        </w:tc>
-      </w:tr>
-      <w:tr>
-        <w:tc>
-          <w:tcPr>
-            <w:tcW w:type="dxa" w:w="1814"/>
-            <w:shd w:fill="EEF3F8"/>
-            <w:tcMar>
-              <w:top w:w="120" w:type="dxa"/>
-              <w:start w:w="110" w:type="dxa"/>
-              <w:bottom w:w="120" w:type="dxa"/>
-              <w:end w:w="110" w:type="dxa"/>
-            </w:tcMar>
-            <w:vAlign w:val="center"/>
-          </w:tcPr>
-          <w:p>
-            <w:pPr>
-              <w:jc w:val="center"/>
-            </w:pPr>
-            <w:r>
-              <w:t>내가 봐야 할 내용</w:t>
-            </w:r>
-          </w:p>
-        </w:tc>
-        <w:tc>
-          <w:tcPr>
-            <w:tcW w:type="dxa" w:w="7257"/>
-            <w:tcMar>
-              <w:top w:w="120" w:type="dxa"/>
-              <w:start w:w="110" w:type="dxa"/>
-              <w:bottom w:w="120" w:type="dxa"/>
-              <w:end w:w="110" w:type="dxa"/>
-            </w:tcMar>
-            <w:vAlign w:val="center"/>
-          </w:tcPr>
-          <w:p>
-            <w:r>
-              <w:t>판단 단위가 항공편/노선/날짜인지, 가격 그래프·달력 비교가 가능한지, '상승 가능성' 표현이 어느 수준까지 공식 문서에 적혀 있는지</w:t>
-            </w:r>
-          </w:p>
-        </w:tc>
-      </w:tr>
-      <w:tr>
-        <w:tc>
-          <w:tcPr>
-            <w:tcW w:type="dxa" w:w="1814"/>
-            <w:shd w:fill="EEF3F8"/>
-            <w:tcMar>
-              <w:top w:w="120" w:type="dxa"/>
-              <w:start w:w="110" w:type="dxa"/>
-              <w:bottom w:w="120" w:type="dxa"/>
-              <w:end w:w="110" w:type="dxa"/>
-            </w:tcMar>
-            <w:vAlign w:val="center"/>
-          </w:tcPr>
-          <w:p>
-            <w:pPr>
-              <w:jc w:val="center"/>
-            </w:pPr>
-            <w:r>
-              <w:t>신뢰도 평가</w:t>
-            </w:r>
-          </w:p>
-        </w:tc>
-        <w:tc>
-          <w:tcPr>
-            <w:tcW w:type="dxa" w:w="7257"/>
-            <w:tcMar>
-              <w:top w:w="120" w:type="dxa"/>
-              <w:start w:w="110" w:type="dxa"/>
-              <w:bottom w:w="120" w:type="dxa"/>
-              <w:end w:w="110" w:type="dxa"/>
-            </w:tcMar>
-            <w:vAlign w:val="center"/>
-          </w:tcPr>
-          <w:p>
-            <w:r>
-              <w:t>A</w:t>
-            </w:r>
-          </w:p>
-        </w:tc>
-      </w:tr>
-      <w:tr>
-        <w:tc>
-          <w:tcPr>
-            <w:tcW w:type="dxa" w:w="1814"/>
-            <w:shd w:fill="EEF3F8"/>
-            <w:tcMar>
-              <w:top w:w="120" w:type="dxa"/>
-              <w:start w:w="110" w:type="dxa"/>
-              <w:bottom w:w="120" w:type="dxa"/>
-              <w:end w:w="110" w:type="dxa"/>
-            </w:tcMar>
-            <w:vAlign w:val="center"/>
-          </w:tcPr>
-          <w:p>
-            <w:pPr>
-              <w:jc w:val="center"/>
-            </w:pPr>
-            <w:r>
-              <w:t>평가 이유</w:t>
-            </w:r>
-          </w:p>
-        </w:tc>
-        <w:tc>
-          <w:tcPr>
-            <w:tcW w:type="dxa" w:w="7257"/>
-            <w:tcMar>
-              <w:top w:w="120" w:type="dxa"/>
-              <w:start w:w="110" w:type="dxa"/>
-              <w:bottom w:w="120" w:type="dxa"/>
-              <w:end w:w="110" w:type="dxa"/>
-            </w:tcMar>
-            <w:vAlign w:val="center"/>
-          </w:tcPr>
-          <w:p>
-            <w:r>
-              <w:t>서비스 운영사 공식 도움말. 기능 존재 여부 확인에 적합</w:t>
-            </w:r>
-          </w:p>
-        </w:tc>
-      </w:tr>
-    </w:tbl>
-    <w:p>
-      <w:r>
-        <w:rPr>
-          <w:b/>
-          <w:color w:val="203864"/>
-        </w:rPr>
-        <w:t>관찰 사실</w:t>
-      </w:r>
-    </w:p>
-    <w:p>
-      <w:r>
-        <w:t>Google Flights는 specific flights, routes, dates 기준 가격 추적을 지원하며, 검색 결과에서 interactive calendar와 price graph를 활용할 수 있다고 안내한다.</w:t>
-      </w:r>
-    </w:p>
-    <w:p>
-      <w:r>
-        <w:rPr>
-          <w:b/>
-          <w:color w:val="203864"/>
-        </w:rPr>
-        <w:t>우리 주제에 주는 시사점</w:t>
-      </w:r>
-    </w:p>
-    <w:p>
-      <w:r>
-        <w:t>우리 프로젝트도 단일 가격 숫자만 제시하기보다 현재 가격의 위치와 비교 문맥을 함께 보여줄 필요가 있다.</w:t>
-      </w:r>
-    </w:p>
-    <w:p>
-      <w:r>
-        <w:rPr>
-          <w:b/>
-          <w:color w:val="203864"/>
-        </w:rPr>
-        <w:t>한계 또는 주의점</w:t>
-      </w:r>
-    </w:p>
-    <w:p>
-      <w:r>
-        <w:t>공식 문서는 기능 존재를 알려주지만 내부 판단 로직, 학습 데이터 범위, 노선별 예외 조건까지 상세히 공개하지는 않는다.</w:t>
-      </w:r>
-    </w:p>
-    <w:p>
-      <w:r>
-        <w:rPr>
-          <w:b/>
-          <w:color w:val="203864"/>
-        </w:rPr>
-        <w:t>반영/배제 판단</w:t>
-      </w:r>
-    </w:p>
-    <w:p>
-      <w:r>
-        <w:t>반영: 가격 추적·가격 수준 비교·그래프형 설명. 배제: 내부 알고리즘 성능을 전제한 표현.</w:t>
-      </w:r>
-    </w:p>
-    <w:p/>
-    <w:p>
-      <w:pPr>
-        <w:pStyle w:val="Heading2"/>
-      </w:pPr>
-      <w:r>
-        <w:t>S2. Skyscanner 공식 안내</w:t>
-      </w:r>
-    </w:p>
-    <w:tbl>
-      <w:tblPr>
-        <w:tblStyle w:val="TableGrid"/>
-        <w:tblW w:type="auto" w:w="0"/>
-        <w:jc w:val="center"/>
-        <w:tblLook w:firstColumn="1" w:firstRow="1" w:lastColumn="0" w:lastRow="0" w:noHBand="0" w:noVBand="1" w:val="04A0"/>
-        <w:tblBorders>
-          <w:top w:val="single" w:sz="6" w:space="0" w:color="D0D7E5"/>
-          <w:left w:val="single" w:sz="6" w:space="0" w:color="D0D7E5"/>
-          <w:bottom w:val="single" w:sz="6" w:space="0" w:color="D0D7E5"/>
-          <w:right w:val="single" w:sz="6" w:space="0" w:color="D0D7E5"/>
-          <w:insideH w:val="single" w:sz="6" w:space="0" w:color="D0D7E5"/>
-          <w:insideV w:val="single" w:sz="6" w:space="0" w:color="D0D7E5"/>
-        </w:tblBorders>
-      </w:tblPr>
-      <w:tblGrid>
-        <w:gridCol w:w="4873"/>
-        <w:gridCol w:w="4873"/>
-      </w:tblGrid>
-      <w:tr>
-        <w:tc>
-          <w:tcPr>
-            <w:tcW w:type="dxa" w:w="1814"/>
-            <w:shd w:fill="EEF3F8"/>
-            <w:tcMar>
-              <w:top w:w="120" w:type="dxa"/>
-              <w:start w:w="110" w:type="dxa"/>
-              <w:bottom w:w="120" w:type="dxa"/>
-              <w:end w:w="110" w:type="dxa"/>
-            </w:tcMar>
-            <w:vAlign w:val="center"/>
-          </w:tcPr>
-          <w:p>
-            <w:pPr>
-              <w:jc w:val="center"/>
-            </w:pPr>
-            <w:r>
-              <w:t>유형</w:t>
-            </w:r>
-          </w:p>
-        </w:tc>
-        <w:tc>
-          <w:tcPr>
-            <w:tcW w:type="dxa" w:w="7257"/>
-            <w:tcMar>
-              <w:top w:w="120" w:type="dxa"/>
-              <w:start w:w="110" w:type="dxa"/>
-              <w:bottom w:w="120" w:type="dxa"/>
-              <w:end w:w="110" w:type="dxa"/>
-            </w:tcMar>
-            <w:vAlign w:val="center"/>
-          </w:tcPr>
-          <w:p>
-            <w:r>
-              <w:t>유사 서비스 / 공식 안내</w:t>
-            </w:r>
-          </w:p>
-        </w:tc>
-      </w:tr>
-      <w:tr>
-        <w:tc>
-          <w:tcPr>
-            <w:tcW w:type="dxa" w:w="1814"/>
-            <w:shd w:fill="EEF3F8"/>
-            <w:tcMar>
-              <w:top w:w="120" w:type="dxa"/>
-              <w:start w:w="110" w:type="dxa"/>
-              <w:bottom w:w="120" w:type="dxa"/>
-              <w:end w:w="110" w:type="dxa"/>
-            </w:tcMar>
-            <w:vAlign w:val="center"/>
-          </w:tcPr>
-          <w:p>
-            <w:pPr>
-              <w:jc w:val="center"/>
-            </w:pPr>
-            <w:r>
-              <w:t>접근 URL</w:t>
-            </w:r>
-          </w:p>
-        </w:tc>
-        <w:tc>
-          <w:tcPr>
-            <w:tcW w:type="dxa" w:w="7257"/>
-            <w:tcMar>
-              <w:top w:w="120" w:type="dxa"/>
-              <w:start w:w="110" w:type="dxa"/>
-              <w:bottom w:w="120" w:type="dxa"/>
-              <w:end w:w="110" w:type="dxa"/>
-            </w:tcMar>
-            <w:vAlign w:val="center"/>
-          </w:tcPr>
-          <w:p>
-            <w:r>
-              <w:t>https://www.skyscanner.net/news/get-best-air-fares-skyscanner-price-alerts</w:t>
-            </w:r>
-          </w:p>
-        </w:tc>
-      </w:tr>
-      <w:tr>
-        <w:tc>
-          <w:tcPr>
-            <w:tcW w:type="dxa" w:w="1814"/>
-            <w:shd w:fill="EEF3F8"/>
-            <w:tcMar>
-              <w:top w:w="120" w:type="dxa"/>
-              <w:start w:w="110" w:type="dxa"/>
-              <w:bottom w:w="120" w:type="dxa"/>
-              <w:end w:w="110" w:type="dxa"/>
-            </w:tcMar>
-            <w:vAlign w:val="center"/>
-          </w:tcPr>
-          <w:p>
-            <w:pPr>
-              <w:jc w:val="center"/>
-            </w:pPr>
-            <w:r>
-              <w:t>추출 키워드</w:t>
-            </w:r>
-          </w:p>
-        </w:tc>
-        <w:tc>
-          <w:tcPr>
-            <w:tcW w:type="dxa" w:w="7257"/>
-            <w:tcMar>
-              <w:top w:w="120" w:type="dxa"/>
-              <w:start w:w="110" w:type="dxa"/>
-              <w:bottom w:w="120" w:type="dxa"/>
-              <w:end w:w="110" w:type="dxa"/>
-            </w:tcMar>
-            <w:vAlign w:val="center"/>
-          </w:tcPr>
-          <w:p>
-            <w:r>
-              <w:t>price alerts, saved list, whole month, cheapest month</w:t>
-            </w:r>
-          </w:p>
-        </w:tc>
-      </w:tr>
-      <w:tr>
-        <w:tc>
-          <w:tcPr>
-            <w:tcW w:type="dxa" w:w="1814"/>
-            <w:shd w:fill="EEF3F8"/>
-            <w:tcMar>
-              <w:top w:w="120" w:type="dxa"/>
-              <w:start w:w="110" w:type="dxa"/>
-              <w:bottom w:w="120" w:type="dxa"/>
-              <w:end w:w="110" w:type="dxa"/>
-            </w:tcMar>
-            <w:vAlign w:val="center"/>
-          </w:tcPr>
-          <w:p>
-            <w:pPr>
-              <w:jc w:val="center"/>
-            </w:pPr>
-            <w:r>
-              <w:t>자료의 중점</w:t>
-            </w:r>
-          </w:p>
-        </w:tc>
-        <w:tc>
-          <w:tcPr>
-            <w:tcW w:type="dxa" w:w="7257"/>
-            <w:tcMar>
-              <w:top w:w="120" w:type="dxa"/>
-              <w:start w:w="110" w:type="dxa"/>
-              <w:bottom w:w="120" w:type="dxa"/>
-              <w:end w:w="110" w:type="dxa"/>
-            </w:tcMar>
-            <w:vAlign w:val="center"/>
-          </w:tcPr>
-          <w:p>
-            <w:r>
-              <w:t>Price Alert와 유연 날짜 탐색을 통한 탐색 보조</w:t>
-            </w:r>
-          </w:p>
-        </w:tc>
-      </w:tr>
-      <w:tr>
-        <w:tc>
-          <w:tcPr>
-            <w:tcW w:type="dxa" w:w="1814"/>
-            <w:shd w:fill="EEF3F8"/>
-            <w:tcMar>
-              <w:top w:w="120" w:type="dxa"/>
-              <w:start w:w="110" w:type="dxa"/>
-              <w:bottom w:w="120" w:type="dxa"/>
-              <w:end w:w="110" w:type="dxa"/>
-            </w:tcMar>
-            <w:vAlign w:val="center"/>
-          </w:tcPr>
-          <w:p>
-            <w:pPr>
-              <w:jc w:val="center"/>
-            </w:pPr>
-            <w:r>
-              <w:t>내가 봐야 할 내용</w:t>
-            </w:r>
-          </w:p>
-        </w:tc>
-        <w:tc>
-          <w:tcPr>
-            <w:tcW w:type="dxa" w:w="7257"/>
-            <w:tcMar>
-              <w:top w:w="120" w:type="dxa"/>
-              <w:start w:w="110" w:type="dxa"/>
-              <w:bottom w:w="120" w:type="dxa"/>
-              <w:end w:w="110" w:type="dxa"/>
-            </w:tcMar>
-            <w:vAlign w:val="center"/>
-          </w:tcPr>
-          <w:p>
-            <w:r>
-              <w:t>직접적 buy/wait 문구보다 유연 날짜 탐색이 중심인지, whole month/cheapest month 기능이 어떤 상황에서 유효한지</w:t>
-            </w:r>
-          </w:p>
-        </w:tc>
-      </w:tr>
-      <w:tr>
-        <w:tc>
-          <w:tcPr>
-            <w:tcW w:type="dxa" w:w="1814"/>
-            <w:shd w:fill="EEF3F8"/>
-            <w:tcMar>
-              <w:top w:w="120" w:type="dxa"/>
-              <w:start w:w="110" w:type="dxa"/>
-              <w:bottom w:w="120" w:type="dxa"/>
-              <w:end w:w="110" w:type="dxa"/>
-            </w:tcMar>
-            <w:vAlign w:val="center"/>
-          </w:tcPr>
-          <w:p>
-            <w:pPr>
-              <w:jc w:val="center"/>
-            </w:pPr>
-            <w:r>
-              <w:t>신뢰도 평가</w:t>
-            </w:r>
-          </w:p>
-        </w:tc>
-        <w:tc>
-          <w:tcPr>
-            <w:tcW w:type="dxa" w:w="7257"/>
-            <w:tcMar>
-              <w:top w:w="120" w:type="dxa"/>
-              <w:start w:w="110" w:type="dxa"/>
-              <w:bottom w:w="120" w:type="dxa"/>
-              <w:end w:w="110" w:type="dxa"/>
-            </w:tcMar>
-            <w:vAlign w:val="center"/>
-          </w:tcPr>
-          <w:p>
-            <w:r>
-              <w:t>A/B</w:t>
-            </w:r>
-          </w:p>
-        </w:tc>
-      </w:tr>
-      <w:tr>
-        <w:tc>
-          <w:tcPr>
-            <w:tcW w:type="dxa" w:w="1814"/>
-            <w:shd w:fill="EEF3F8"/>
-            <w:tcMar>
-              <w:top w:w="120" w:type="dxa"/>
-              <w:start w:w="110" w:type="dxa"/>
-              <w:bottom w:w="120" w:type="dxa"/>
-              <w:end w:w="110" w:type="dxa"/>
-            </w:tcMar>
-            <w:vAlign w:val="center"/>
-          </w:tcPr>
-          <w:p>
-            <w:pPr>
-              <w:jc w:val="center"/>
-            </w:pPr>
-            <w:r>
-              <w:t>평가 이유</w:t>
-            </w:r>
-          </w:p>
-        </w:tc>
-        <w:tc>
-          <w:tcPr>
-            <w:tcW w:type="dxa" w:w="7257"/>
-            <w:tcMar>
-              <w:top w:w="120" w:type="dxa"/>
-              <w:start w:w="110" w:type="dxa"/>
-              <w:bottom w:w="120" w:type="dxa"/>
-              <w:end w:w="110" w:type="dxa"/>
-            </w:tcMar>
-            <w:vAlign w:val="center"/>
-          </w:tcPr>
-          <w:p>
-            <w:r>
-              <w:t>서비스 공식 블로그·안내 자료. 기능 설명에는 유효하나 마케팅 성격이 일부 포함됨</w:t>
-            </w:r>
-          </w:p>
-        </w:tc>
-      </w:tr>
-    </w:tbl>
-    <w:p>
-      <w:r>
-        <w:rPr>
-          <w:b/>
-          <w:color w:val="203864"/>
-        </w:rPr>
-        <w:t>관찰 사실</w:t>
-      </w:r>
-    </w:p>
-    <w:p>
-      <w:r>
-        <w:t>Skyscanner는 Price Alert를 통해 가격 변화 알림을 제공하고, whole month 또는 cheapest month 탐색으로 더 저렴한 날짜를 찾도록 돕는다.</w:t>
-      </w:r>
-    </w:p>
-    <w:p>
-      <w:r>
-        <w:rPr>
-          <w:b/>
-          <w:color w:val="203864"/>
-        </w:rPr>
-        <w:t>우리 주제에 주는 시사점</w:t>
-      </w:r>
-    </w:p>
-    <w:p>
-      <w:r>
-        <w:t>사용자에게 날짜 유연성이 있는 경우, 단순 현재가 판단보다 '대체 날짜 탐색' 자체가 중요한 보조 기능이 될 수 있다.</w:t>
-      </w:r>
-    </w:p>
-    <w:p>
-      <w:r>
-        <w:rPr>
-          <w:b/>
-          <w:color w:val="203864"/>
-        </w:rPr>
-        <w:t>한계 또는 주의점</w:t>
-      </w:r>
-    </w:p>
-    <w:p>
-      <w:r>
-        <w:t>날짜가 고정된 의사결정에서는 cheapest month 기능을 그대로 이식하기 어렵다.</w:t>
-      </w:r>
-    </w:p>
-    <w:p>
-      <w:r>
-        <w:rPr>
-          <w:b/>
-          <w:color w:val="203864"/>
-        </w:rPr>
-        <w:t>반영/배제 판단</w:t>
-      </w:r>
-    </w:p>
-    <w:p>
-      <w:r>
-        <w:t>반영: 날짜 유연성 여부를 별도 조건으로 다루는 관점. 배제: 유연 날짜 전제 결과를 고정 날짜 판단에 혼용하는 것.</w:t>
-      </w:r>
-    </w:p>
-    <w:p/>
-    <w:p>
-      <w:pPr>
-        <w:pStyle w:val="Heading2"/>
-      </w:pPr>
-      <w:r>
-        <w:t>S3. KAYAK 공식 도움말</w:t>
-      </w:r>
-    </w:p>
-    <w:tbl>
-      <w:tblPr>
-        <w:tblStyle w:val="TableGrid"/>
-        <w:tblW w:type="auto" w:w="0"/>
-        <w:jc w:val="center"/>
-        <w:tblLook w:firstColumn="1" w:firstRow="1" w:lastColumn="0" w:lastRow="0" w:noHBand="0" w:noVBand="1" w:val="04A0"/>
-        <w:tblBorders>
-          <w:top w:val="single" w:sz="6" w:space="0" w:color="D0D7E5"/>
-          <w:left w:val="single" w:sz="6" w:space="0" w:color="D0D7E5"/>
-          <w:bottom w:val="single" w:sz="6" w:space="0" w:color="D0D7E5"/>
-          <w:right w:val="single" w:sz="6" w:space="0" w:color="D0D7E5"/>
-          <w:insideH w:val="single" w:sz="6" w:space="0" w:color="D0D7E5"/>
-          <w:insideV w:val="single" w:sz="6" w:space="0" w:color="D0D7E5"/>
-        </w:tblBorders>
-      </w:tblPr>
-      <w:tblGrid>
-        <w:gridCol w:w="4873"/>
-        <w:gridCol w:w="4873"/>
-      </w:tblGrid>
-      <w:tr>
-        <w:tc>
-          <w:tcPr>
-            <w:tcW w:type="dxa" w:w="1814"/>
-            <w:shd w:fill="EEF3F8"/>
-            <w:tcMar>
-              <w:top w:w="120" w:type="dxa"/>
-              <w:start w:w="110" w:type="dxa"/>
-              <w:bottom w:w="120" w:type="dxa"/>
-              <w:end w:w="110" w:type="dxa"/>
-            </w:tcMar>
-            <w:vAlign w:val="center"/>
-          </w:tcPr>
-          <w:p>
-            <w:pPr>
-              <w:jc w:val="center"/>
-            </w:pPr>
-            <w:r>
-              <w:t>유형</w:t>
-            </w:r>
-          </w:p>
-        </w:tc>
-        <w:tc>
-          <w:tcPr>
-            <w:tcW w:type="dxa" w:w="7257"/>
-            <w:tcMar>
-              <w:top w:w="120" w:type="dxa"/>
-              <w:start w:w="110" w:type="dxa"/>
-              <w:bottom w:w="120" w:type="dxa"/>
-              <w:end w:w="110" w:type="dxa"/>
-            </w:tcMar>
-            <w:vAlign w:val="center"/>
-          </w:tcPr>
-          <w:p>
-            <w:r>
-              <w:t>유사 서비스 / 공식 도움말</w:t>
-            </w:r>
-          </w:p>
-        </w:tc>
-      </w:tr>
-      <w:tr>
-        <w:tc>
-          <w:tcPr>
-            <w:tcW w:type="dxa" w:w="1814"/>
-            <w:shd w:fill="EEF3F8"/>
-            <w:tcMar>
-              <w:top w:w="120" w:type="dxa"/>
-              <w:start w:w="110" w:type="dxa"/>
-              <w:bottom w:w="120" w:type="dxa"/>
-              <w:end w:w="110" w:type="dxa"/>
-            </w:tcMar>
-            <w:vAlign w:val="center"/>
-          </w:tcPr>
-          <w:p>
-            <w:pPr>
-              <w:jc w:val="center"/>
-            </w:pPr>
-            <w:r>
-              <w:t>접근 URL</w:t>
-            </w:r>
-          </w:p>
-        </w:tc>
-        <w:tc>
-          <w:tcPr>
-            <w:tcW w:type="dxa" w:w="7257"/>
-            <w:tcMar>
-              <w:top w:w="120" w:type="dxa"/>
-              <w:start w:w="110" w:type="dxa"/>
-              <w:bottom w:w="120" w:type="dxa"/>
-              <w:end w:w="110" w:type="dxa"/>
-            </w:tcMar>
-            <w:vAlign w:val="center"/>
-          </w:tcPr>
-          <w:p>
-            <w:r>
-              <w:t>https://www.kayak.com/c/help/search/</w:t>
-            </w:r>
-          </w:p>
-        </w:tc>
-      </w:tr>
-      <w:tr>
-        <w:tc>
-          <w:tcPr>
-            <w:tcW w:type="dxa" w:w="1814"/>
-            <w:shd w:fill="EEF3F8"/>
-            <w:tcMar>
-              <w:top w:w="120" w:type="dxa"/>
-              <w:start w:w="110" w:type="dxa"/>
-              <w:bottom w:w="120" w:type="dxa"/>
-              <w:end w:w="110" w:type="dxa"/>
-            </w:tcMar>
-            <w:vAlign w:val="center"/>
-          </w:tcPr>
-          <w:p>
-            <w:pPr>
-              <w:jc w:val="center"/>
-            </w:pPr>
-            <w:r>
-              <w:t>추출 키워드</w:t>
-            </w:r>
-          </w:p>
-        </w:tc>
-        <w:tc>
-          <w:tcPr>
-            <w:tcW w:type="dxa" w:w="7257"/>
-            <w:tcMar>
-              <w:top w:w="120" w:type="dxa"/>
-              <w:start w:w="110" w:type="dxa"/>
-              <w:bottom w:w="120" w:type="dxa"/>
-              <w:end w:w="110" w:type="dxa"/>
-            </w:tcMar>
-            <w:vAlign w:val="center"/>
-          </w:tcPr>
-          <w:p>
-            <w:r>
-              <w:t>price forecast, price alerts, historical and real-time data, seven days</w:t>
-            </w:r>
-          </w:p>
-        </w:tc>
-      </w:tr>
-      <w:tr>
-        <w:tc>
-          <w:tcPr>
-            <w:tcW w:type="dxa" w:w="1814"/>
-            <w:shd w:fill="EEF3F8"/>
-            <w:tcMar>
-              <w:top w:w="120" w:type="dxa"/>
-              <w:start w:w="110" w:type="dxa"/>
-              <w:bottom w:w="120" w:type="dxa"/>
-              <w:end w:w="110" w:type="dxa"/>
-            </w:tcMar>
-            <w:vAlign w:val="center"/>
-          </w:tcPr>
-          <w:p>
-            <w:pPr>
-              <w:jc w:val="center"/>
-            </w:pPr>
-            <w:r>
-              <w:t>자료의 중점</w:t>
-            </w:r>
-          </w:p>
-        </w:tc>
-        <w:tc>
-          <w:tcPr>
-            <w:tcW w:type="dxa" w:w="7257"/>
-            <w:tcMar>
-              <w:top w:w="120" w:type="dxa"/>
-              <w:start w:w="110" w:type="dxa"/>
-              <w:bottom w:w="120" w:type="dxa"/>
-              <w:end w:w="110" w:type="dxa"/>
-            </w:tcMar>
-            <w:vAlign w:val="center"/>
-          </w:tcPr>
-          <w:p>
-            <w:r>
-              <w:t>향후 7일 내 가격 상승/하락 예측과 wait/book 판단</w:t>
-            </w:r>
-          </w:p>
-        </w:tc>
-      </w:tr>
-      <w:tr>
-        <w:tc>
-          <w:tcPr>
-            <w:tcW w:type="dxa" w:w="1814"/>
-            <w:shd w:fill="EEF3F8"/>
-            <w:tcMar>
-              <w:top w:w="120" w:type="dxa"/>
-              <w:start w:w="110" w:type="dxa"/>
-              <w:bottom w:w="120" w:type="dxa"/>
-              <w:end w:w="110" w:type="dxa"/>
-            </w:tcMar>
-            <w:vAlign w:val="center"/>
-          </w:tcPr>
-          <w:p>
-            <w:pPr>
-              <w:jc w:val="center"/>
-            </w:pPr>
-            <w:r>
-              <w:t>내가 봐야 할 내용</w:t>
-            </w:r>
-          </w:p>
-        </w:tc>
-        <w:tc>
-          <w:tcPr>
-            <w:tcW w:type="dxa" w:w="7257"/>
-            <w:tcMar>
-              <w:top w:w="120" w:type="dxa"/>
-              <w:start w:w="110" w:type="dxa"/>
-              <w:bottom w:w="120" w:type="dxa"/>
-              <w:end w:w="110" w:type="dxa"/>
-            </w:tcMar>
-            <w:vAlign w:val="center"/>
-          </w:tcPr>
-          <w:p>
-            <w:r>
-              <w:t>공식 문서가 historical and real-time data를 명시하는지, 충분한 데이터가 없는 노선의 예외를 인정하는지</w:t>
-            </w:r>
-          </w:p>
-        </w:tc>
-      </w:tr>
-      <w:tr>
-        <w:tc>
-          <w:tcPr>
-            <w:tcW w:type="dxa" w:w="1814"/>
-            <w:shd w:fill="EEF3F8"/>
-            <w:tcMar>
-              <w:top w:w="120" w:type="dxa"/>
-              <w:start w:w="110" w:type="dxa"/>
-              <w:bottom w:w="120" w:type="dxa"/>
-              <w:end w:w="110" w:type="dxa"/>
-            </w:tcMar>
-            <w:vAlign w:val="center"/>
-          </w:tcPr>
-          <w:p>
-            <w:pPr>
-              <w:jc w:val="center"/>
-            </w:pPr>
-            <w:r>
-              <w:t>신뢰도 평가</w:t>
-            </w:r>
-          </w:p>
-        </w:tc>
-        <w:tc>
-          <w:tcPr>
-            <w:tcW w:type="dxa" w:w="7257"/>
-            <w:tcMar>
-              <w:top w:w="120" w:type="dxa"/>
-              <w:start w:w="110" w:type="dxa"/>
-              <w:bottom w:w="120" w:type="dxa"/>
-              <w:end w:w="110" w:type="dxa"/>
-            </w:tcMar>
-            <w:vAlign w:val="center"/>
-          </w:tcPr>
-          <w:p>
-            <w:r>
-              <w:t>A</w:t>
-            </w:r>
-          </w:p>
-        </w:tc>
-      </w:tr>
-      <w:tr>
-        <w:tc>
-          <w:tcPr>
-            <w:tcW w:type="dxa" w:w="1814"/>
-            <w:shd w:fill="EEF3F8"/>
-            <w:tcMar>
-              <w:top w:w="120" w:type="dxa"/>
-              <w:start w:w="110" w:type="dxa"/>
-              <w:bottom w:w="120" w:type="dxa"/>
-              <w:end w:w="110" w:type="dxa"/>
-            </w:tcMar>
-            <w:vAlign w:val="center"/>
-          </w:tcPr>
-          <w:p>
-            <w:pPr>
-              <w:jc w:val="center"/>
-            </w:pPr>
-            <w:r>
-              <w:t>평가 이유</w:t>
-            </w:r>
-          </w:p>
-        </w:tc>
-        <w:tc>
-          <w:tcPr>
-            <w:tcW w:type="dxa" w:w="7257"/>
-            <w:tcMar>
-              <w:top w:w="120" w:type="dxa"/>
-              <w:start w:w="110" w:type="dxa"/>
-              <w:bottom w:w="120" w:type="dxa"/>
-              <w:end w:w="110" w:type="dxa"/>
-            </w:tcMar>
-            <w:vAlign w:val="center"/>
-          </w:tcPr>
-          <w:p>
-            <w:r>
-              <w:t>운영사 공식 도움말. 기능과 한계의 공식 문구 확인에 적합</w:t>
-            </w:r>
-          </w:p>
-        </w:tc>
-      </w:tr>
-    </w:tbl>
-    <w:p>
-      <w:r>
-        <w:rPr>
-          <w:b/>
-          <w:color w:val="203864"/>
-        </w:rPr>
-        <w:t>관찰 사실</w:t>
-      </w:r>
-    </w:p>
-    <w:p>
-      <w:r>
-        <w:t>KAYAK은 Price Calendar와 Price Alerts가 historical and real-time data를 사용한다고 설명하며, 향후 7일 내 가격이 오를지 내릴지를 예측하는 Price Forecast를 안내한다.</w:t>
-      </w:r>
-    </w:p>
-    <w:p>
-      <w:r>
-        <w:rPr>
-          <w:b/>
-          <w:color w:val="203864"/>
-        </w:rPr>
-        <w:t>우리 주제에 주는 시사점</w:t>
-      </w:r>
-    </w:p>
-    <w:p>
-      <w:r>
-        <w:t>우리 프로젝트도 데이터가 충분한 구간에서만 조건부 판단을 내리는 구조를 채택해야 한다.</w:t>
-      </w:r>
-    </w:p>
-    <w:p>
-      <w:r>
-        <w:rPr>
-          <w:b/>
-          <w:color w:val="203864"/>
-        </w:rPr>
-        <w:t>한계 또는 주의점</w:t>
-      </w:r>
-    </w:p>
-    <w:p>
-      <w:r>
-        <w:t>공식 문서 자체가 educated guesses, not guarantees라고 밝힌다. 즉 결과를 정답처럼 다루면 안 된다.</w:t>
-      </w:r>
-    </w:p>
-    <w:p>
-      <w:r>
-        <w:rPr>
-          <w:b/>
-          <w:color w:val="203864"/>
-        </w:rPr>
-        <w:t>반영/배제 판단</w:t>
-      </w:r>
-    </w:p>
-    <w:p>
-      <w:r>
-        <w:t>반영: 조건부 wait/buy 판단, 신뢰 수준 표시. 배제: 모든 노선·모든 시점에 예측 가능하다는 전제.</w:t>
-      </w:r>
-    </w:p>
-    <w:p/>
-    <w:p>
-      <w:pPr>
-        <w:pStyle w:val="Heading2"/>
+        <w:spacing w:before="160" w:after="80"/>
       </w:pPr>
       <w:r>
         <w:t>S4. Hopper 공식 도움말</w:t>
@@ -2805,29 +1893,21 @@
         <w:tblW w:type="auto" w:w="0"/>
         <w:jc w:val="center"/>
         <w:tblLook w:firstColumn="1" w:firstRow="1" w:lastColumn="0" w:lastRow="0" w:noHBand="0" w:noVBand="1" w:val="04A0"/>
-        <w:tblBorders>
-          <w:top w:val="single" w:sz="6" w:space="0" w:color="D0D7E5"/>
-          <w:left w:val="single" w:sz="6" w:space="0" w:color="D0D7E5"/>
-          <w:bottom w:val="single" w:sz="6" w:space="0" w:color="D0D7E5"/>
-          <w:right w:val="single" w:sz="6" w:space="0" w:color="D0D7E5"/>
-          <w:insideH w:val="single" w:sz="6" w:space="0" w:color="D0D7E5"/>
-          <w:insideV w:val="single" w:sz="6" w:space="0" w:color="D0D7E5"/>
-        </w:tblBorders>
       </w:tblPr>
       <w:tblGrid>
-        <w:gridCol w:w="4873"/>
-        <w:gridCol w:w="4873"/>
+        <w:gridCol w:w="4816"/>
+        <w:gridCol w:w="4816"/>
       </w:tblGrid>
       <w:tr>
         <w:tc>
           <w:tcPr>
-            <w:tcW w:type="dxa" w:w="1814"/>
-            <w:shd w:fill="EEF3F8"/>
+            <w:tcW w:type="dxa" w:w="4816"/>
+            <w:shd w:fill="DCE6F1"/>
             <w:tcMar>
-              <w:top w:w="120" w:type="dxa"/>
-              <w:start w:w="110" w:type="dxa"/>
-              <w:bottom w:w="120" w:type="dxa"/>
-              <w:end w:w="110" w:type="dxa"/>
+              <w:top w:w="90" w:type="dxa"/>
+              <w:start w:w="100" w:type="dxa"/>
+              <w:bottom w:w="90" w:type="dxa"/>
+              <w:end w:w="100" w:type="dxa"/>
             </w:tcMar>
             <w:vAlign w:val="center"/>
           </w:tcPr>
@@ -2836,24 +1916,34 @@
               <w:jc w:val="center"/>
             </w:pPr>
             <w:r>
-              <w:t>유형</w:t>
+              <w:rPr>
+                <w:b/>
+              </w:rPr>
+              <w:t>항목</w:t>
             </w:r>
           </w:p>
         </w:tc>
         <w:tc>
           <w:tcPr>
-            <w:tcW w:type="dxa" w:w="7257"/>
+            <w:tcW w:type="dxa" w:w="4816"/>
+            <w:shd w:fill="DCE6F1"/>
             <w:tcMar>
-              <w:top w:w="120" w:type="dxa"/>
-              <w:start w:w="110" w:type="dxa"/>
-              <w:bottom w:w="120" w:type="dxa"/>
-              <w:end w:w="110" w:type="dxa"/>
+              <w:top w:w="90" w:type="dxa"/>
+              <w:start w:w="100" w:type="dxa"/>
+              <w:bottom w:w="90" w:type="dxa"/>
+              <w:end w:w="100" w:type="dxa"/>
             </w:tcMar>
             <w:vAlign w:val="center"/>
           </w:tcPr>
           <w:p>
+            <w:pPr>
+              <w:jc w:val="center"/>
+            </w:pPr>
             <w:r>
-              <w:t>유사 서비스 / 공식 도움말</w:t>
+              <w:rPr>
+                <w:b/>
+              </w:rPr>
+              <w:t>내용</w:t>
             </w:r>
           </w:p>
         </w:tc>
@@ -2861,18 +1951,18 @@
       <w:tr>
         <w:tc>
           <w:tcPr>
-            <w:tcW w:type="dxa" w:w="1814"/>
-            <w:shd w:fill="EEF3F8"/>
+            <w:tcW w:type="dxa" w:w="4816"/>
             <w:tcMar>
-              <w:top w:w="120" w:type="dxa"/>
-              <w:start w:w="110" w:type="dxa"/>
-              <w:bottom w:w="120" w:type="dxa"/>
-              <w:end w:w="110" w:type="dxa"/>
+              <w:top w:w="80" w:type="dxa"/>
+              <w:start w:w="90" w:type="dxa"/>
+              <w:bottom w:w="80" w:type="dxa"/>
+              <w:end w:w="90" w:type="dxa"/>
             </w:tcMar>
             <w:vAlign w:val="center"/>
           </w:tcPr>
           <w:p>
             <w:pPr>
+              <w:spacing w:after="20"/>
               <w:jc w:val="center"/>
             </w:pPr>
             <w:r>
@@ -2882,18 +1972,22 @@
         </w:tc>
         <w:tc>
           <w:tcPr>
-            <w:tcW w:type="dxa" w:w="7257"/>
+            <w:tcW w:type="dxa" w:w="4816"/>
             <w:tcMar>
-              <w:top w:w="120" w:type="dxa"/>
-              <w:start w:w="110" w:type="dxa"/>
-              <w:bottom w:w="120" w:type="dxa"/>
-              <w:end w:w="110" w:type="dxa"/>
+              <w:top w:w="80" w:type="dxa"/>
+              <w:start w:w="90" w:type="dxa"/>
+              <w:bottom w:w="80" w:type="dxa"/>
+              <w:end w:w="90" w:type="dxa"/>
             </w:tcMar>
             <w:vAlign w:val="center"/>
           </w:tcPr>
           <w:p>
+            <w:pPr>
+              <w:spacing w:after="20"/>
+              <w:jc w:val="left"/>
+            </w:pPr>
             <w:r>
-              <w:t>https://help.hopper.com/en_us/about-our-price-predictions-Hy7cLt_Fv</w:t>
+              <w:t>help.hopper.com/en_us/about-our-price-predictions-Hy7cLt_Fv</w:t>
             </w:r>
           </w:p>
         </w:tc>
@@ -2901,18 +1995,18 @@
       <w:tr>
         <w:tc>
           <w:tcPr>
-            <w:tcW w:type="dxa" w:w="1814"/>
-            <w:shd w:fill="EEF3F8"/>
+            <w:tcW w:type="dxa" w:w="4816"/>
             <w:tcMar>
-              <w:top w:w="120" w:type="dxa"/>
-              <w:start w:w="110" w:type="dxa"/>
-              <w:bottom w:w="120" w:type="dxa"/>
-              <w:end w:w="110" w:type="dxa"/>
+              <w:top w:w="80" w:type="dxa"/>
+              <w:start w:w="90" w:type="dxa"/>
+              <w:bottom w:w="80" w:type="dxa"/>
+              <w:end w:w="90" w:type="dxa"/>
             </w:tcMar>
             <w:vAlign w:val="center"/>
           </w:tcPr>
           <w:p>
             <w:pPr>
+              <w:spacing w:after="20"/>
               <w:jc w:val="center"/>
             </w:pPr>
             <w:r>
@@ -2922,18 +2016,22 @@
         </w:tc>
         <w:tc>
           <w:tcPr>
-            <w:tcW w:type="dxa" w:w="7257"/>
+            <w:tcW w:type="dxa" w:w="4816"/>
             <w:tcMar>
-              <w:top w:w="120" w:type="dxa"/>
-              <w:start w:w="110" w:type="dxa"/>
-              <w:bottom w:w="120" w:type="dxa"/>
-              <w:end w:w="110" w:type="dxa"/>
+              <w:top w:w="80" w:type="dxa"/>
+              <w:start w:w="90" w:type="dxa"/>
+              <w:bottom w:w="80" w:type="dxa"/>
+              <w:end w:w="90" w:type="dxa"/>
             </w:tcMar>
             <w:vAlign w:val="center"/>
           </w:tcPr>
           <w:p>
+            <w:pPr>
+              <w:spacing w:after="20"/>
+              <w:jc w:val="left"/>
+            </w:pPr>
             <w:r>
-              <w:t>price predictions, notifications, watch a trip, not guaranteed</w:t>
+              <w:t>price prediction, best time to buy, prediction not guaranteed</w:t>
             </w:r>
           </w:p>
         </w:tc>
@@ -2941,18 +2039,18 @@
       <w:tr>
         <w:tc>
           <w:tcPr>
-            <w:tcW w:type="dxa" w:w="1814"/>
-            <w:shd w:fill="EEF3F8"/>
+            <w:tcW w:type="dxa" w:w="4816"/>
             <w:tcMar>
-              <w:top w:w="120" w:type="dxa"/>
-              <w:start w:w="110" w:type="dxa"/>
-              <w:bottom w:w="120" w:type="dxa"/>
-              <w:end w:w="110" w:type="dxa"/>
+              <w:top w:w="80" w:type="dxa"/>
+              <w:start w:w="90" w:type="dxa"/>
+              <w:bottom w:w="80" w:type="dxa"/>
+              <w:end w:w="90" w:type="dxa"/>
             </w:tcMar>
             <w:vAlign w:val="center"/>
           </w:tcPr>
           <w:p>
             <w:pPr>
+              <w:spacing w:after="20"/>
               <w:jc w:val="center"/>
             </w:pPr>
             <w:r>
@@ -2962,18 +2060,22 @@
         </w:tc>
         <w:tc>
           <w:tcPr>
-            <w:tcW w:type="dxa" w:w="7257"/>
+            <w:tcW w:type="dxa" w:w="4816"/>
             <w:tcMar>
-              <w:top w:w="120" w:type="dxa"/>
-              <w:start w:w="110" w:type="dxa"/>
-              <w:bottom w:w="120" w:type="dxa"/>
-              <w:end w:w="110" w:type="dxa"/>
+              <w:top w:w="80" w:type="dxa"/>
+              <w:start w:w="90" w:type="dxa"/>
+              <w:bottom w:w="80" w:type="dxa"/>
+              <w:end w:w="90" w:type="dxa"/>
             </w:tcMar>
             <w:vAlign w:val="center"/>
           </w:tcPr>
           <w:p>
+            <w:pPr>
+              <w:spacing w:after="20"/>
+              <w:jc w:val="left"/>
+            </w:pPr>
             <w:r>
-              <w:t>과거 가격 패턴 기반 예측과 예약 타이밍 가이드</w:t>
+              <w:t>행동 지시형 문구와 정확성 한계 고지 방식 확인</w:t>
             </w:r>
           </w:p>
         </w:tc>
@@ -2981,39 +2083,43 @@
       <w:tr>
         <w:tc>
           <w:tcPr>
-            <w:tcW w:type="dxa" w:w="1814"/>
-            <w:shd w:fill="EEF3F8"/>
+            <w:tcW w:type="dxa" w:w="4816"/>
             <w:tcMar>
-              <w:top w:w="120" w:type="dxa"/>
-              <w:start w:w="110" w:type="dxa"/>
-              <w:bottom w:w="120" w:type="dxa"/>
-              <w:end w:w="110" w:type="dxa"/>
+              <w:top w:w="80" w:type="dxa"/>
+              <w:start w:w="90" w:type="dxa"/>
+              <w:bottom w:w="80" w:type="dxa"/>
+              <w:end w:w="90" w:type="dxa"/>
             </w:tcMar>
             <w:vAlign w:val="center"/>
           </w:tcPr>
           <w:p>
             <w:pPr>
+              <w:spacing w:after="20"/>
               <w:jc w:val="center"/>
             </w:pPr>
             <w:r>
-              <w:t>내가 봐야 할 내용</w:t>
+              <w:t>확인 포인트</w:t>
             </w:r>
           </w:p>
         </w:tc>
         <w:tc>
           <w:tcPr>
-            <w:tcW w:type="dxa" w:w="7257"/>
+            <w:tcW w:type="dxa" w:w="4816"/>
             <w:tcMar>
-              <w:top w:w="120" w:type="dxa"/>
-              <w:start w:w="110" w:type="dxa"/>
-              <w:bottom w:w="120" w:type="dxa"/>
-              <w:end w:w="110" w:type="dxa"/>
+              <w:top w:w="80" w:type="dxa"/>
+              <w:start w:w="90" w:type="dxa"/>
+              <w:bottom w:w="80" w:type="dxa"/>
+              <w:end w:w="90" w:type="dxa"/>
             </w:tcMar>
             <w:vAlign w:val="center"/>
           </w:tcPr>
           <w:p>
+            <w:pPr>
+              <w:spacing w:after="20"/>
+              <w:jc w:val="left"/>
+            </w:pPr>
             <w:r>
-              <w:t>예측이 행동 지시형 표현으로 제시되는지, 정확성 비보장 문구가 명시되는지</w:t>
+              <w:t>예약 타이밍 안내 표현, 정확성 보장 여부, 알림 조건</w:t>
             </w:r>
           </w:p>
         </w:tc>
@@ -3021,18 +2127,18 @@
       <w:tr>
         <w:tc>
           <w:tcPr>
-            <w:tcW w:type="dxa" w:w="1814"/>
-            <w:shd w:fill="EEF3F8"/>
+            <w:tcW w:type="dxa" w:w="4816"/>
             <w:tcMar>
-              <w:top w:w="120" w:type="dxa"/>
-              <w:start w:w="110" w:type="dxa"/>
-              <w:bottom w:w="120" w:type="dxa"/>
-              <w:end w:w="110" w:type="dxa"/>
+              <w:top w:w="80" w:type="dxa"/>
+              <w:start w:w="90" w:type="dxa"/>
+              <w:bottom w:w="80" w:type="dxa"/>
+              <w:end w:w="90" w:type="dxa"/>
             </w:tcMar>
             <w:vAlign w:val="center"/>
           </w:tcPr>
           <w:p>
             <w:pPr>
+              <w:spacing w:after="20"/>
               <w:jc w:val="center"/>
             </w:pPr>
             <w:r>
@@ -3042,16 +2148,1160 @@
         </w:tc>
         <w:tc>
           <w:tcPr>
-            <w:tcW w:type="dxa" w:w="7257"/>
+            <w:tcW w:type="dxa" w:w="4816"/>
             <w:tcMar>
-              <w:top w:w="120" w:type="dxa"/>
-              <w:start w:w="110" w:type="dxa"/>
-              <w:bottom w:w="120" w:type="dxa"/>
-              <w:end w:w="110" w:type="dxa"/>
+              <w:top w:w="80" w:type="dxa"/>
+              <w:start w:w="90" w:type="dxa"/>
+              <w:bottom w:w="80" w:type="dxa"/>
+              <w:end w:w="90" w:type="dxa"/>
             </w:tcMar>
             <w:vAlign w:val="center"/>
           </w:tcPr>
           <w:p>
+            <w:pPr>
+              <w:spacing w:after="20"/>
+              <w:jc w:val="left"/>
+            </w:pPr>
+            <w:r>
+              <w:t>A/B</w:t>
+            </w:r>
+          </w:p>
+        </w:tc>
+      </w:tr>
+      <w:tr>
+        <w:tc>
+          <w:tcPr>
+            <w:tcW w:type="dxa" w:w="4816"/>
+            <w:tcMar>
+              <w:top w:w="80" w:type="dxa"/>
+              <w:start w:w="90" w:type="dxa"/>
+              <w:bottom w:w="80" w:type="dxa"/>
+              <w:end w:w="90" w:type="dxa"/>
+            </w:tcMar>
+            <w:vAlign w:val="center"/>
+          </w:tcPr>
+          <w:p>
+            <w:pPr>
+              <w:spacing w:after="20"/>
+              <w:jc w:val="center"/>
+            </w:pPr>
+            <w:r>
+              <w:t>프로젝트 적용 판단</w:t>
+            </w:r>
+          </w:p>
+        </w:tc>
+        <w:tc>
+          <w:tcPr>
+            <w:tcW w:type="dxa" w:w="4816"/>
+            <w:tcMar>
+              <w:top w:w="80" w:type="dxa"/>
+              <w:start w:w="90" w:type="dxa"/>
+              <w:bottom w:w="80" w:type="dxa"/>
+              <w:end w:w="90" w:type="dxa"/>
+            </w:tcMar>
+            <w:vAlign w:val="center"/>
+          </w:tcPr>
+          <w:p>
+            <w:pPr>
+              <w:spacing w:after="20"/>
+              <w:jc w:val="left"/>
+            </w:pPr>
+            <w:r>
+              <w:t>판단 결과는 참고 정보로 제시하고, 근거와 한계를 병기하는 표현 기준으로 반영</w:t>
+            </w:r>
+          </w:p>
+        </w:tc>
+      </w:tr>
+      <w:tr>
+        <w:tc>
+          <w:tcPr>
+            <w:tcW w:type="dxa" w:w="4816"/>
+            <w:tcMar>
+              <w:top w:w="80" w:type="dxa"/>
+              <w:start w:w="90" w:type="dxa"/>
+              <w:bottom w:w="80" w:type="dxa"/>
+              <w:end w:w="90" w:type="dxa"/>
+            </w:tcMar>
+            <w:vAlign w:val="center"/>
+          </w:tcPr>
+          <w:p>
+            <w:pPr>
+              <w:spacing w:after="20"/>
+              <w:jc w:val="center"/>
+            </w:pPr>
+            <w:r>
+              <w:t>주의 또는 한계</w:t>
+            </w:r>
+          </w:p>
+        </w:tc>
+        <w:tc>
+          <w:tcPr>
+            <w:tcW w:type="dxa" w:w="4816"/>
+            <w:tcMar>
+              <w:top w:w="80" w:type="dxa"/>
+              <w:start w:w="90" w:type="dxa"/>
+              <w:bottom w:w="80" w:type="dxa"/>
+              <w:end w:w="90" w:type="dxa"/>
+            </w:tcMar>
+            <w:vAlign w:val="center"/>
+          </w:tcPr>
+          <w:p>
+            <w:pPr>
+              <w:spacing w:after="20"/>
+              <w:jc w:val="left"/>
+            </w:pPr>
+            <w:r>
+              <w:t>직접 행동을 지시하는 톤은 문서 문체보다 서비스 UI 문구에 가까우므로 과도한 차용은 배제</w:t>
+            </w:r>
+          </w:p>
+        </w:tc>
+      </w:tr>
+    </w:tbl>
+    <w:p/>
+    <w:p>
+      <w:pPr>
+        <w:pStyle w:val="Heading1"/>
+        <w:spacing w:before="160" w:after="80"/>
+      </w:pPr>
+      <w:r>
+        <w:t>P1. 2017 구매 시점 판단 연구</w:t>
+      </w:r>
+    </w:p>
+    <w:tbl>
+      <w:tblPr>
+        <w:tblStyle w:val="TableGrid"/>
+        <w:tblW w:type="auto" w:w="0"/>
+        <w:jc w:val="center"/>
+        <w:tblLook w:firstColumn="1" w:firstRow="1" w:lastColumn="0" w:lastRow="0" w:noHBand="0" w:noVBand="1" w:val="04A0"/>
+      </w:tblPr>
+      <w:tblGrid>
+        <w:gridCol w:w="4816"/>
+        <w:gridCol w:w="4816"/>
+      </w:tblGrid>
+      <w:tr>
+        <w:tc>
+          <w:tcPr>
+            <w:tcW w:type="dxa" w:w="4816"/>
+            <w:shd w:fill="DCE6F1"/>
+            <w:tcMar>
+              <w:top w:w="90" w:type="dxa"/>
+              <w:start w:w="100" w:type="dxa"/>
+              <w:bottom w:w="90" w:type="dxa"/>
+              <w:end w:w="100" w:type="dxa"/>
+            </w:tcMar>
+            <w:vAlign w:val="center"/>
+          </w:tcPr>
+          <w:p>
+            <w:pPr>
+              <w:jc w:val="center"/>
+            </w:pPr>
+            <w:r>
+              <w:rPr>
+                <w:b/>
+              </w:rPr>
+              <w:t>항목</w:t>
+            </w:r>
+          </w:p>
+        </w:tc>
+        <w:tc>
+          <w:tcPr>
+            <w:tcW w:type="dxa" w:w="4816"/>
+            <w:shd w:fill="DCE6F1"/>
+            <w:tcMar>
+              <w:top w:w="90" w:type="dxa"/>
+              <w:start w:w="100" w:type="dxa"/>
+              <w:bottom w:w="90" w:type="dxa"/>
+              <w:end w:w="100" w:type="dxa"/>
+            </w:tcMar>
+            <w:vAlign w:val="center"/>
+          </w:tcPr>
+          <w:p>
+            <w:pPr>
+              <w:jc w:val="center"/>
+            </w:pPr>
+            <w:r>
+              <w:rPr>
+                <w:b/>
+              </w:rPr>
+              <w:t>내용</w:t>
+            </w:r>
+          </w:p>
+        </w:tc>
+      </w:tr>
+      <w:tr>
+        <w:tc>
+          <w:tcPr>
+            <w:tcW w:type="dxa" w:w="4816"/>
+            <w:tcMar>
+              <w:top w:w="80" w:type="dxa"/>
+              <w:start w:w="90" w:type="dxa"/>
+              <w:bottom w:w="80" w:type="dxa"/>
+              <w:end w:w="90" w:type="dxa"/>
+            </w:tcMar>
+            <w:vAlign w:val="center"/>
+          </w:tcPr>
+          <w:p>
+            <w:pPr>
+              <w:spacing w:after="20"/>
+              <w:jc w:val="center"/>
+            </w:pPr>
+            <w:r>
+              <w:t>접근 URL</w:t>
+            </w:r>
+          </w:p>
+        </w:tc>
+        <w:tc>
+          <w:tcPr>
+            <w:tcW w:type="dxa" w:w="4816"/>
+            <w:tcMar>
+              <w:top w:w="80" w:type="dxa"/>
+              <w:start w:w="90" w:type="dxa"/>
+              <w:bottom w:w="80" w:type="dxa"/>
+              <w:end w:w="90" w:type="dxa"/>
+            </w:tcMar>
+            <w:vAlign w:val="center"/>
+          </w:tcPr>
+          <w:p>
+            <w:pPr>
+              <w:spacing w:after="20"/>
+              <w:jc w:val="left"/>
+            </w:pPr>
+            <w:r>
+              <w:t>arxiv.org/abs/1705.07205</w:t>
+            </w:r>
+          </w:p>
+        </w:tc>
+      </w:tr>
+      <w:tr>
+        <w:tc>
+          <w:tcPr>
+            <w:tcW w:type="dxa" w:w="4816"/>
+            <w:tcMar>
+              <w:top w:w="80" w:type="dxa"/>
+              <w:start w:w="90" w:type="dxa"/>
+              <w:bottom w:w="80" w:type="dxa"/>
+              <w:end w:w="90" w:type="dxa"/>
+            </w:tcMar>
+            <w:vAlign w:val="center"/>
+          </w:tcPr>
+          <w:p>
+            <w:pPr>
+              <w:spacing w:after="20"/>
+              <w:jc w:val="center"/>
+            </w:pPr>
+            <w:r>
+              <w:t>추출 키워드</w:t>
+            </w:r>
+          </w:p>
+        </w:tc>
+        <w:tc>
+          <w:tcPr>
+            <w:tcW w:type="dxa" w:w="4816"/>
+            <w:tcMar>
+              <w:top w:w="80" w:type="dxa"/>
+              <w:start w:w="90" w:type="dxa"/>
+              <w:bottom w:w="80" w:type="dxa"/>
+              <w:end w:w="90" w:type="dxa"/>
+            </w:tcMar>
+            <w:vAlign w:val="center"/>
+          </w:tcPr>
+          <w:p>
+            <w:pPr>
+              <w:spacing w:after="20"/>
+              <w:jc w:val="left"/>
+            </w:pPr>
+            <w:r>
+              <w:t>flight ticket prices, buy/wait, historical price, current price</w:t>
+            </w:r>
+          </w:p>
+        </w:tc>
+      </w:tr>
+      <w:tr>
+        <w:tc>
+          <w:tcPr>
+            <w:tcW w:type="dxa" w:w="4816"/>
+            <w:tcMar>
+              <w:top w:w="80" w:type="dxa"/>
+              <w:start w:w="90" w:type="dxa"/>
+              <w:bottom w:w="80" w:type="dxa"/>
+              <w:end w:w="90" w:type="dxa"/>
+            </w:tcMar>
+            <w:vAlign w:val="center"/>
+          </w:tcPr>
+          <w:p>
+            <w:pPr>
+              <w:spacing w:after="20"/>
+              <w:jc w:val="center"/>
+            </w:pPr>
+            <w:r>
+              <w:t>자료의 중점</w:t>
+            </w:r>
+          </w:p>
+        </w:tc>
+        <w:tc>
+          <w:tcPr>
+            <w:tcW w:type="dxa" w:w="4816"/>
+            <w:tcMar>
+              <w:top w:w="80" w:type="dxa"/>
+              <w:start w:w="90" w:type="dxa"/>
+              <w:bottom w:w="80" w:type="dxa"/>
+              <w:end w:w="90" w:type="dxa"/>
+            </w:tcMar>
+            <w:vAlign w:val="center"/>
+          </w:tcPr>
+          <w:p>
+            <w:pPr>
+              <w:spacing w:after="20"/>
+              <w:jc w:val="left"/>
+            </w:pPr>
+            <w:r>
+              <w:t>historical price와 current price 기반 buy/wait 문제 정의</w:t>
+            </w:r>
+          </w:p>
+        </w:tc>
+      </w:tr>
+      <w:tr>
+        <w:tc>
+          <w:tcPr>
+            <w:tcW w:type="dxa" w:w="4816"/>
+            <w:tcMar>
+              <w:top w:w="80" w:type="dxa"/>
+              <w:start w:w="90" w:type="dxa"/>
+              <w:bottom w:w="80" w:type="dxa"/>
+              <w:end w:w="90" w:type="dxa"/>
+            </w:tcMar>
+            <w:vAlign w:val="center"/>
+          </w:tcPr>
+          <w:p>
+            <w:pPr>
+              <w:spacing w:after="20"/>
+              <w:jc w:val="center"/>
+            </w:pPr>
+            <w:r>
+              <w:t>확인 포인트</w:t>
+            </w:r>
+          </w:p>
+        </w:tc>
+        <w:tc>
+          <w:tcPr>
+            <w:tcW w:type="dxa" w:w="4816"/>
+            <w:tcMar>
+              <w:top w:w="80" w:type="dxa"/>
+              <w:start w:w="90" w:type="dxa"/>
+              <w:bottom w:w="80" w:type="dxa"/>
+              <w:end w:w="90" w:type="dxa"/>
+            </w:tcMar>
+            <w:vAlign w:val="center"/>
+          </w:tcPr>
+          <w:p>
+            <w:pPr>
+              <w:spacing w:after="20"/>
+              <w:jc w:val="left"/>
+            </w:pPr>
+            <w:r>
+              <w:t>데이터 단위, 신규 노선 처리, 과거 데이터 부족 문제를 어떻게 다루는지</w:t>
+            </w:r>
+          </w:p>
+        </w:tc>
+      </w:tr>
+      <w:tr>
+        <w:tc>
+          <w:tcPr>
+            <w:tcW w:type="dxa" w:w="4816"/>
+            <w:tcMar>
+              <w:top w:w="80" w:type="dxa"/>
+              <w:start w:w="90" w:type="dxa"/>
+              <w:bottom w:w="80" w:type="dxa"/>
+              <w:end w:w="90" w:type="dxa"/>
+            </w:tcMar>
+            <w:vAlign w:val="center"/>
+          </w:tcPr>
+          <w:p>
+            <w:pPr>
+              <w:spacing w:after="20"/>
+              <w:jc w:val="center"/>
+            </w:pPr>
+            <w:r>
+              <w:t>신뢰도 평가</w:t>
+            </w:r>
+          </w:p>
+        </w:tc>
+        <w:tc>
+          <w:tcPr>
+            <w:tcW w:type="dxa" w:w="4816"/>
+            <w:tcMar>
+              <w:top w:w="80" w:type="dxa"/>
+              <w:start w:w="90" w:type="dxa"/>
+              <w:bottom w:w="80" w:type="dxa"/>
+              <w:end w:w="90" w:type="dxa"/>
+            </w:tcMar>
+            <w:vAlign w:val="center"/>
+          </w:tcPr>
+          <w:p>
+            <w:pPr>
+              <w:spacing w:after="20"/>
+              <w:jc w:val="left"/>
+            </w:pPr>
+            <w:r>
+              <w:t>A/B</w:t>
+            </w:r>
+          </w:p>
+        </w:tc>
+      </w:tr>
+      <w:tr>
+        <w:tc>
+          <w:tcPr>
+            <w:tcW w:type="dxa" w:w="4816"/>
+            <w:tcMar>
+              <w:top w:w="80" w:type="dxa"/>
+              <w:start w:w="90" w:type="dxa"/>
+              <w:bottom w:w="80" w:type="dxa"/>
+              <w:end w:w="90" w:type="dxa"/>
+            </w:tcMar>
+            <w:vAlign w:val="center"/>
+          </w:tcPr>
+          <w:p>
+            <w:pPr>
+              <w:spacing w:after="20"/>
+              <w:jc w:val="center"/>
+            </w:pPr>
+            <w:r>
+              <w:t>프로젝트 적용 판단</w:t>
+            </w:r>
+          </w:p>
+        </w:tc>
+        <w:tc>
+          <w:tcPr>
+            <w:tcW w:type="dxa" w:w="4816"/>
+            <w:tcMar>
+              <w:top w:w="80" w:type="dxa"/>
+              <w:start w:w="90" w:type="dxa"/>
+              <w:bottom w:w="80" w:type="dxa"/>
+              <w:end w:w="90" w:type="dxa"/>
+            </w:tcMar>
+            <w:vAlign w:val="center"/>
+          </w:tcPr>
+          <w:p>
+            <w:pPr>
+              <w:spacing w:after="20"/>
+              <w:jc w:val="left"/>
+            </w:pPr>
+            <w:r>
+              <w:t>본 프로젝트를 ‘가격 예측’보다 ‘구매 판단 보조’로 해석하는 핵심 근거로 반영</w:t>
+            </w:r>
+          </w:p>
+        </w:tc>
+      </w:tr>
+      <w:tr>
+        <w:tc>
+          <w:tcPr>
+            <w:tcW w:type="dxa" w:w="4816"/>
+            <w:tcMar>
+              <w:top w:w="80" w:type="dxa"/>
+              <w:start w:w="90" w:type="dxa"/>
+              <w:bottom w:w="80" w:type="dxa"/>
+              <w:end w:w="90" w:type="dxa"/>
+            </w:tcMar>
+            <w:vAlign w:val="center"/>
+          </w:tcPr>
+          <w:p>
+            <w:pPr>
+              <w:spacing w:after="20"/>
+              <w:jc w:val="center"/>
+            </w:pPr>
+            <w:r>
+              <w:t>주의 또는 한계</w:t>
+            </w:r>
+          </w:p>
+        </w:tc>
+        <w:tc>
+          <w:tcPr>
+            <w:tcW w:type="dxa" w:w="4816"/>
+            <w:tcMar>
+              <w:top w:w="80" w:type="dxa"/>
+              <w:start w:w="90" w:type="dxa"/>
+              <w:bottom w:w="80" w:type="dxa"/>
+              <w:end w:w="90" w:type="dxa"/>
+            </w:tcMar>
+            <w:vAlign w:val="center"/>
+          </w:tcPr>
+          <w:p>
+            <w:pPr>
+              <w:spacing w:after="20"/>
+              <w:jc w:val="left"/>
+            </w:pPr>
+            <w:r>
+              <w:t>노선 수와 관측 기간이 제한적이므로 일반화 범위는 보수적으로 해석</w:t>
+            </w:r>
+          </w:p>
+        </w:tc>
+      </w:tr>
+    </w:tbl>
+    <w:p/>
+    <w:p>
+      <w:pPr>
+        <w:pStyle w:val="Heading1"/>
+        <w:spacing w:before="160" w:after="80"/>
+      </w:pPr>
+      <w:r>
+        <w:t>P2. 2014 구매 지연 연구</w:t>
+      </w:r>
+    </w:p>
+    <w:tbl>
+      <w:tblPr>
+        <w:tblStyle w:val="TableGrid"/>
+        <w:tblW w:type="auto" w:w="0"/>
+        <w:jc w:val="center"/>
+        <w:tblLook w:firstColumn="1" w:firstRow="1" w:lastColumn="0" w:lastRow="0" w:noHBand="0" w:noVBand="1" w:val="04A0"/>
+      </w:tblPr>
+      <w:tblGrid>
+        <w:gridCol w:w="4816"/>
+        <w:gridCol w:w="4816"/>
+      </w:tblGrid>
+      <w:tr>
+        <w:tc>
+          <w:tcPr>
+            <w:tcW w:type="dxa" w:w="4816"/>
+            <w:shd w:fill="DCE6F1"/>
+            <w:tcMar>
+              <w:top w:w="90" w:type="dxa"/>
+              <w:start w:w="100" w:type="dxa"/>
+              <w:bottom w:w="90" w:type="dxa"/>
+              <w:end w:w="100" w:type="dxa"/>
+            </w:tcMar>
+            <w:vAlign w:val="center"/>
+          </w:tcPr>
+          <w:p>
+            <w:pPr>
+              <w:jc w:val="center"/>
+            </w:pPr>
+            <w:r>
+              <w:rPr>
+                <w:b/>
+              </w:rPr>
+              <w:t>항목</w:t>
+            </w:r>
+          </w:p>
+        </w:tc>
+        <w:tc>
+          <w:tcPr>
+            <w:tcW w:type="dxa" w:w="4816"/>
+            <w:shd w:fill="DCE6F1"/>
+            <w:tcMar>
+              <w:top w:w="90" w:type="dxa"/>
+              <w:start w:w="100" w:type="dxa"/>
+              <w:bottom w:w="90" w:type="dxa"/>
+              <w:end w:w="100" w:type="dxa"/>
+            </w:tcMar>
+            <w:vAlign w:val="center"/>
+          </w:tcPr>
+          <w:p>
+            <w:pPr>
+              <w:jc w:val="center"/>
+            </w:pPr>
+            <w:r>
+              <w:rPr>
+                <w:b/>
+              </w:rPr>
+              <w:t>내용</w:t>
+            </w:r>
+          </w:p>
+        </w:tc>
+      </w:tr>
+      <w:tr>
+        <w:tc>
+          <w:tcPr>
+            <w:tcW w:type="dxa" w:w="4816"/>
+            <w:tcMar>
+              <w:top w:w="80" w:type="dxa"/>
+              <w:start w:w="90" w:type="dxa"/>
+              <w:bottom w:w="80" w:type="dxa"/>
+              <w:end w:w="90" w:type="dxa"/>
+            </w:tcMar>
+            <w:vAlign w:val="center"/>
+          </w:tcPr>
+          <w:p>
+            <w:pPr>
+              <w:spacing w:after="20"/>
+              <w:jc w:val="center"/>
+            </w:pPr>
+            <w:r>
+              <w:t>접근 URL</w:t>
+            </w:r>
+          </w:p>
+        </w:tc>
+        <w:tc>
+          <w:tcPr>
+            <w:tcW w:type="dxa" w:w="4816"/>
+            <w:tcMar>
+              <w:top w:w="80" w:type="dxa"/>
+              <w:start w:w="90" w:type="dxa"/>
+              <w:bottom w:w="80" w:type="dxa"/>
+              <w:end w:w="90" w:type="dxa"/>
+            </w:tcMar>
+            <w:vAlign w:val="center"/>
+          </w:tcPr>
+          <w:p>
+            <w:pPr>
+              <w:spacing w:after="20"/>
+              <w:jc w:val="left"/>
+            </w:pPr>
+            <w:r>
+              <w:t>sciencedirect.com/science/article/abs/pii/S0969699714000842</w:t>
+            </w:r>
+          </w:p>
+        </w:tc>
+      </w:tr>
+      <w:tr>
+        <w:tc>
+          <w:tcPr>
+            <w:tcW w:type="dxa" w:w="4816"/>
+            <w:tcMar>
+              <w:top w:w="80" w:type="dxa"/>
+              <w:start w:w="90" w:type="dxa"/>
+              <w:bottom w:w="80" w:type="dxa"/>
+              <w:end w:w="90" w:type="dxa"/>
+            </w:tcMar>
+            <w:vAlign w:val="center"/>
+          </w:tcPr>
+          <w:p>
+            <w:pPr>
+              <w:spacing w:after="20"/>
+              <w:jc w:val="center"/>
+            </w:pPr>
+            <w:r>
+              <w:t>추출 키워드</w:t>
+            </w:r>
+          </w:p>
+        </w:tc>
+        <w:tc>
+          <w:tcPr>
+            <w:tcW w:type="dxa" w:w="4816"/>
+            <w:tcMar>
+              <w:top w:w="80" w:type="dxa"/>
+              <w:start w:w="90" w:type="dxa"/>
+              <w:bottom w:w="80" w:type="dxa"/>
+              <w:end w:w="90" w:type="dxa"/>
+            </w:tcMar>
+            <w:vAlign w:val="center"/>
+          </w:tcPr>
+          <w:p>
+            <w:pPr>
+              <w:spacing w:after="20"/>
+              <w:jc w:val="left"/>
+            </w:pPr>
+            <w:r>
+              <w:t>optimal purchase timing, delay margin, economic loss</w:t>
+            </w:r>
+          </w:p>
+        </w:tc>
+      </w:tr>
+      <w:tr>
+        <w:tc>
+          <w:tcPr>
+            <w:tcW w:type="dxa" w:w="4816"/>
+            <w:tcMar>
+              <w:top w:w="80" w:type="dxa"/>
+              <w:start w:w="90" w:type="dxa"/>
+              <w:bottom w:w="80" w:type="dxa"/>
+              <w:end w:w="90" w:type="dxa"/>
+            </w:tcMar>
+            <w:vAlign w:val="center"/>
+          </w:tcPr>
+          <w:p>
+            <w:pPr>
+              <w:spacing w:after="20"/>
+              <w:jc w:val="center"/>
+            </w:pPr>
+            <w:r>
+              <w:t>자료의 중점</w:t>
+            </w:r>
+          </w:p>
+        </w:tc>
+        <w:tc>
+          <w:tcPr>
+            <w:tcW w:type="dxa" w:w="4816"/>
+            <w:tcMar>
+              <w:top w:w="80" w:type="dxa"/>
+              <w:start w:w="90" w:type="dxa"/>
+              <w:bottom w:w="80" w:type="dxa"/>
+              <w:end w:w="90" w:type="dxa"/>
+            </w:tcMar>
+            <w:vAlign w:val="center"/>
+          </w:tcPr>
+          <w:p>
+            <w:pPr>
+              <w:spacing w:after="20"/>
+              <w:jc w:val="left"/>
+            </w:pPr>
+            <w:r>
+              <w:t>기다릴 수 있는 여유 구간과 경제적 손실의 연결</w:t>
+            </w:r>
+          </w:p>
+        </w:tc>
+      </w:tr>
+      <w:tr>
+        <w:tc>
+          <w:tcPr>
+            <w:tcW w:type="dxa" w:w="4816"/>
+            <w:tcMar>
+              <w:top w:w="80" w:type="dxa"/>
+              <w:start w:w="90" w:type="dxa"/>
+              <w:bottom w:w="80" w:type="dxa"/>
+              <w:end w:w="90" w:type="dxa"/>
+            </w:tcMar>
+            <w:vAlign w:val="center"/>
+          </w:tcPr>
+          <w:p>
+            <w:pPr>
+              <w:spacing w:after="20"/>
+              <w:jc w:val="center"/>
+            </w:pPr>
+            <w:r>
+              <w:t>확인 포인트</w:t>
+            </w:r>
+          </w:p>
+        </w:tc>
+        <w:tc>
+          <w:tcPr>
+            <w:tcW w:type="dxa" w:w="4816"/>
+            <w:tcMar>
+              <w:top w:w="80" w:type="dxa"/>
+              <w:start w:w="90" w:type="dxa"/>
+              <w:bottom w:w="80" w:type="dxa"/>
+              <w:end w:w="90" w:type="dxa"/>
+            </w:tcMar>
+            <w:vAlign w:val="center"/>
+          </w:tcPr>
+          <w:p>
+            <w:pPr>
+              <w:spacing w:after="20"/>
+              <w:jc w:val="left"/>
+            </w:pPr>
+            <w:r>
+              <w:t>waiting margin 개념, 소비자 관점의 손실 해석</w:t>
+            </w:r>
+          </w:p>
+        </w:tc>
+      </w:tr>
+      <w:tr>
+        <w:tc>
+          <w:tcPr>
+            <w:tcW w:type="dxa" w:w="4816"/>
+            <w:tcMar>
+              <w:top w:w="80" w:type="dxa"/>
+              <w:start w:w="90" w:type="dxa"/>
+              <w:bottom w:w="80" w:type="dxa"/>
+              <w:end w:w="90" w:type="dxa"/>
+            </w:tcMar>
+            <w:vAlign w:val="center"/>
+          </w:tcPr>
+          <w:p>
+            <w:pPr>
+              <w:spacing w:after="20"/>
+              <w:jc w:val="center"/>
+            </w:pPr>
+            <w:r>
+              <w:t>신뢰도 평가</w:t>
+            </w:r>
+          </w:p>
+        </w:tc>
+        <w:tc>
+          <w:tcPr>
+            <w:tcW w:type="dxa" w:w="4816"/>
+            <w:tcMar>
+              <w:top w:w="80" w:type="dxa"/>
+              <w:start w:w="90" w:type="dxa"/>
+              <w:bottom w:w="80" w:type="dxa"/>
+              <w:end w:w="90" w:type="dxa"/>
+            </w:tcMar>
+            <w:vAlign w:val="center"/>
+          </w:tcPr>
+          <w:p>
+            <w:pPr>
+              <w:spacing w:after="20"/>
+              <w:jc w:val="left"/>
+            </w:pPr>
+            <w:r>
+              <w:t>A/B</w:t>
+            </w:r>
+          </w:p>
+        </w:tc>
+      </w:tr>
+      <w:tr>
+        <w:tc>
+          <w:tcPr>
+            <w:tcW w:type="dxa" w:w="4816"/>
+            <w:tcMar>
+              <w:top w:w="80" w:type="dxa"/>
+              <w:start w:w="90" w:type="dxa"/>
+              <w:bottom w:w="80" w:type="dxa"/>
+              <w:end w:w="90" w:type="dxa"/>
+            </w:tcMar>
+            <w:vAlign w:val="center"/>
+          </w:tcPr>
+          <w:p>
+            <w:pPr>
+              <w:spacing w:after="20"/>
+              <w:jc w:val="center"/>
+            </w:pPr>
+            <w:r>
+              <w:t>프로젝트 적용 판단</w:t>
+            </w:r>
+          </w:p>
+        </w:tc>
+        <w:tc>
+          <w:tcPr>
+            <w:tcW w:type="dxa" w:w="4816"/>
+            <w:tcMar>
+              <w:top w:w="80" w:type="dxa"/>
+              <w:start w:w="90" w:type="dxa"/>
+              <w:bottom w:w="80" w:type="dxa"/>
+              <w:end w:w="90" w:type="dxa"/>
+            </w:tcMar>
+            <w:vAlign w:val="center"/>
+          </w:tcPr>
+          <w:p>
+            <w:pPr>
+              <w:spacing w:after="20"/>
+              <w:jc w:val="left"/>
+            </w:pPr>
+            <w:r>
+              <w:t>이분법적 판단 외에 ‘기다릴 여지’ 표현 가능성을 보강하는 근거로 반영</w:t>
+            </w:r>
+          </w:p>
+        </w:tc>
+      </w:tr>
+      <w:tr>
+        <w:tc>
+          <w:tcPr>
+            <w:tcW w:type="dxa" w:w="4816"/>
+            <w:tcMar>
+              <w:top w:w="80" w:type="dxa"/>
+              <w:start w:w="90" w:type="dxa"/>
+              <w:bottom w:w="80" w:type="dxa"/>
+              <w:end w:w="90" w:type="dxa"/>
+            </w:tcMar>
+            <w:vAlign w:val="center"/>
+          </w:tcPr>
+          <w:p>
+            <w:pPr>
+              <w:spacing w:after="20"/>
+              <w:jc w:val="center"/>
+            </w:pPr>
+            <w:r>
+              <w:t>주의 또는 한계</w:t>
+            </w:r>
+          </w:p>
+        </w:tc>
+        <w:tc>
+          <w:tcPr>
+            <w:tcW w:type="dxa" w:w="4816"/>
+            <w:tcMar>
+              <w:top w:w="80" w:type="dxa"/>
+              <w:start w:w="90" w:type="dxa"/>
+              <w:bottom w:w="80" w:type="dxa"/>
+              <w:end w:w="90" w:type="dxa"/>
+            </w:tcMar>
+            <w:vAlign w:val="center"/>
+          </w:tcPr>
+          <w:p>
+            <w:pPr>
+              <w:spacing w:after="20"/>
+              <w:jc w:val="left"/>
+            </w:pPr>
+            <w:r>
+              <w:t>초록 중심 접근이므로 구현 세부 근거보다는 개념적 참고로 사용</w:t>
+            </w:r>
+          </w:p>
+        </w:tc>
+      </w:tr>
+    </w:tbl>
+    <w:p/>
+    <w:p>
+      <w:pPr>
+        <w:pStyle w:val="Heading1"/>
+        <w:spacing w:before="160" w:after="80"/>
+      </w:pPr>
+      <w:r>
+        <w:t>P3. 2021 가격 예측 연구</w:t>
+      </w:r>
+    </w:p>
+    <w:tbl>
+      <w:tblPr>
+        <w:tblStyle w:val="TableGrid"/>
+        <w:tblW w:type="auto" w:w="0"/>
+        <w:jc w:val="center"/>
+        <w:tblLook w:firstColumn="1" w:firstRow="1" w:lastColumn="0" w:lastRow="0" w:noHBand="0" w:noVBand="1" w:val="04A0"/>
+      </w:tblPr>
+      <w:tblGrid>
+        <w:gridCol w:w="4816"/>
+        <w:gridCol w:w="4816"/>
+      </w:tblGrid>
+      <w:tr>
+        <w:tc>
+          <w:tcPr>
+            <w:tcW w:type="dxa" w:w="4816"/>
+            <w:shd w:fill="DCE6F1"/>
+            <w:tcMar>
+              <w:top w:w="90" w:type="dxa"/>
+              <w:start w:w="100" w:type="dxa"/>
+              <w:bottom w:w="90" w:type="dxa"/>
+              <w:end w:w="100" w:type="dxa"/>
+            </w:tcMar>
+            <w:vAlign w:val="center"/>
+          </w:tcPr>
+          <w:p>
+            <w:pPr>
+              <w:jc w:val="center"/>
+            </w:pPr>
+            <w:r>
+              <w:rPr>
+                <w:b/>
+              </w:rPr>
+              <w:t>항목</w:t>
+            </w:r>
+          </w:p>
+        </w:tc>
+        <w:tc>
+          <w:tcPr>
+            <w:tcW w:type="dxa" w:w="4816"/>
+            <w:shd w:fill="DCE6F1"/>
+            <w:tcMar>
+              <w:top w:w="90" w:type="dxa"/>
+              <w:start w:w="100" w:type="dxa"/>
+              <w:bottom w:w="90" w:type="dxa"/>
+              <w:end w:w="100" w:type="dxa"/>
+            </w:tcMar>
+            <w:vAlign w:val="center"/>
+          </w:tcPr>
+          <w:p>
+            <w:pPr>
+              <w:jc w:val="center"/>
+            </w:pPr>
+            <w:r>
+              <w:rPr>
+                <w:b/>
+              </w:rPr>
+              <w:t>내용</w:t>
+            </w:r>
+          </w:p>
+        </w:tc>
+      </w:tr>
+      <w:tr>
+        <w:tc>
+          <w:tcPr>
+            <w:tcW w:type="dxa" w:w="4816"/>
+            <w:tcMar>
+              <w:top w:w="80" w:type="dxa"/>
+              <w:start w:w="90" w:type="dxa"/>
+              <w:bottom w:w="80" w:type="dxa"/>
+              <w:end w:w="90" w:type="dxa"/>
+            </w:tcMar>
+            <w:vAlign w:val="center"/>
+          </w:tcPr>
+          <w:p>
+            <w:pPr>
+              <w:spacing w:after="20"/>
+              <w:jc w:val="center"/>
+            </w:pPr>
+            <w:r>
+              <w:t>접근 URL</w:t>
+            </w:r>
+          </w:p>
+        </w:tc>
+        <w:tc>
+          <w:tcPr>
+            <w:tcW w:type="dxa" w:w="4816"/>
+            <w:tcMar>
+              <w:top w:w="80" w:type="dxa"/>
+              <w:start w:w="90" w:type="dxa"/>
+              <w:bottom w:w="80" w:type="dxa"/>
+              <w:end w:w="90" w:type="dxa"/>
+            </w:tcMar>
+            <w:vAlign w:val="center"/>
+          </w:tcPr>
+          <w:p>
+            <w:pPr>
+              <w:spacing w:after="20"/>
+              <w:jc w:val="left"/>
+            </w:pPr>
+            <w:r>
+              <w:t>pmc.ncbi.nlm.nih.gov/articles/PMC8331096/</w:t>
+            </w:r>
+          </w:p>
+        </w:tc>
+      </w:tr>
+      <w:tr>
+        <w:tc>
+          <w:tcPr>
+            <w:tcW w:type="dxa" w:w="4816"/>
+            <w:tcMar>
+              <w:top w:w="80" w:type="dxa"/>
+              <w:start w:w="90" w:type="dxa"/>
+              <w:bottom w:w="80" w:type="dxa"/>
+              <w:end w:w="90" w:type="dxa"/>
+            </w:tcMar>
+            <w:vAlign w:val="center"/>
+          </w:tcPr>
+          <w:p>
+            <w:pPr>
+              <w:spacing w:after="20"/>
+              <w:jc w:val="center"/>
+            </w:pPr>
+            <w:r>
+              <w:t>추출 키워드</w:t>
+            </w:r>
+          </w:p>
+        </w:tc>
+        <w:tc>
+          <w:tcPr>
+            <w:tcW w:type="dxa" w:w="4816"/>
+            <w:tcMar>
+              <w:top w:w="80" w:type="dxa"/>
+              <w:start w:w="90" w:type="dxa"/>
+              <w:bottom w:w="80" w:type="dxa"/>
+              <w:end w:w="90" w:type="dxa"/>
+            </w:tcMar>
+            <w:vAlign w:val="center"/>
+          </w:tcPr>
+          <w:p>
+            <w:pPr>
+              <w:spacing w:after="20"/>
+              <w:jc w:val="left"/>
+            </w:pPr>
+            <w:r>
+              <w:t>fare prediction, lead time, airline, departure time</w:t>
+            </w:r>
+          </w:p>
+        </w:tc>
+      </w:tr>
+      <w:tr>
+        <w:tc>
+          <w:tcPr>
+            <w:tcW w:type="dxa" w:w="4816"/>
+            <w:tcMar>
+              <w:top w:w="80" w:type="dxa"/>
+              <w:start w:w="90" w:type="dxa"/>
+              <w:bottom w:w="80" w:type="dxa"/>
+              <w:end w:w="90" w:type="dxa"/>
+            </w:tcMar>
+            <w:vAlign w:val="center"/>
+          </w:tcPr>
+          <w:p>
+            <w:pPr>
+              <w:spacing w:after="20"/>
+              <w:jc w:val="center"/>
+            </w:pPr>
+            <w:r>
+              <w:t>자료의 중점</w:t>
+            </w:r>
+          </w:p>
+        </w:tc>
+        <w:tc>
+          <w:tcPr>
+            <w:tcW w:type="dxa" w:w="4816"/>
+            <w:tcMar>
+              <w:top w:w="80" w:type="dxa"/>
+              <w:start w:w="90" w:type="dxa"/>
+              <w:bottom w:w="80" w:type="dxa"/>
+              <w:end w:w="90" w:type="dxa"/>
+            </w:tcMar>
+            <w:vAlign w:val="center"/>
+          </w:tcPr>
+          <w:p>
+            <w:pPr>
+              <w:spacing w:after="20"/>
+              <w:jc w:val="left"/>
+            </w:pPr>
+            <w:r>
+              <w:t>lead time·airline·departure time 같은 다중 변수 구조</w:t>
+            </w:r>
+          </w:p>
+        </w:tc>
+      </w:tr>
+      <w:tr>
+        <w:tc>
+          <w:tcPr>
+            <w:tcW w:type="dxa" w:w="4816"/>
+            <w:tcMar>
+              <w:top w:w="80" w:type="dxa"/>
+              <w:start w:w="90" w:type="dxa"/>
+              <w:bottom w:w="80" w:type="dxa"/>
+              <w:end w:w="90" w:type="dxa"/>
+            </w:tcMar>
+            <w:vAlign w:val="center"/>
+          </w:tcPr>
+          <w:p>
+            <w:pPr>
+              <w:spacing w:after="20"/>
+              <w:jc w:val="center"/>
+            </w:pPr>
+            <w:r>
+              <w:t>확인 포인트</w:t>
+            </w:r>
+          </w:p>
+        </w:tc>
+        <w:tc>
+          <w:tcPr>
+            <w:tcW w:type="dxa" w:w="4816"/>
+            <w:tcMar>
+              <w:top w:w="80" w:type="dxa"/>
+              <w:start w:w="90" w:type="dxa"/>
+              <w:bottom w:w="80" w:type="dxa"/>
+              <w:end w:w="90" w:type="dxa"/>
+            </w:tcMar>
+            <w:vAlign w:val="center"/>
+          </w:tcPr>
+          <w:p>
+            <w:pPr>
+              <w:spacing w:after="20"/>
+              <w:jc w:val="left"/>
+            </w:pPr>
+            <w:r>
+              <w:t>핵심 변수 후보, 예측 문제의 데이터 구조, 사용자 설명 가능성 한계</w:t>
+            </w:r>
+          </w:p>
+        </w:tc>
+      </w:tr>
+      <w:tr>
+        <w:tc>
+          <w:tcPr>
+            <w:tcW w:type="dxa" w:w="4816"/>
+            <w:tcMar>
+              <w:top w:w="80" w:type="dxa"/>
+              <w:start w:w="90" w:type="dxa"/>
+              <w:bottom w:w="80" w:type="dxa"/>
+              <w:end w:w="90" w:type="dxa"/>
+            </w:tcMar>
+            <w:vAlign w:val="center"/>
+          </w:tcPr>
+          <w:p>
+            <w:pPr>
+              <w:spacing w:after="20"/>
+              <w:jc w:val="center"/>
+            </w:pPr>
+            <w:r>
+              <w:t>신뢰도 평가</w:t>
+            </w:r>
+          </w:p>
+        </w:tc>
+        <w:tc>
+          <w:tcPr>
+            <w:tcW w:type="dxa" w:w="4816"/>
+            <w:tcMar>
+              <w:top w:w="80" w:type="dxa"/>
+              <w:start w:w="90" w:type="dxa"/>
+              <w:bottom w:w="80" w:type="dxa"/>
+              <w:end w:w="90" w:type="dxa"/>
+            </w:tcMar>
+            <w:vAlign w:val="center"/>
+          </w:tcPr>
+          <w:p>
+            <w:pPr>
+              <w:spacing w:after="20"/>
+              <w:jc w:val="left"/>
+            </w:pPr>
             <w:r>
               <w:t>A</w:t>
             </w:r>
@@ -3061,13 +3311,123 @@
       <w:tr>
         <w:tc>
           <w:tcPr>
-            <w:tcW w:type="dxa" w:w="1814"/>
-            <w:shd w:fill="EEF3F8"/>
+            <w:tcW w:type="dxa" w:w="4816"/>
             <w:tcMar>
-              <w:top w:w="120" w:type="dxa"/>
-              <w:start w:w="110" w:type="dxa"/>
-              <w:bottom w:w="120" w:type="dxa"/>
-              <w:end w:w="110" w:type="dxa"/>
+              <w:top w:w="80" w:type="dxa"/>
+              <w:start w:w="90" w:type="dxa"/>
+              <w:bottom w:w="80" w:type="dxa"/>
+              <w:end w:w="90" w:type="dxa"/>
+            </w:tcMar>
+            <w:vAlign w:val="center"/>
+          </w:tcPr>
+          <w:p>
+            <w:pPr>
+              <w:spacing w:after="20"/>
+              <w:jc w:val="center"/>
+            </w:pPr>
+            <w:r>
+              <w:t>프로젝트 적용 판단</w:t>
+            </w:r>
+          </w:p>
+        </w:tc>
+        <w:tc>
+          <w:tcPr>
+            <w:tcW w:type="dxa" w:w="4816"/>
+            <w:tcMar>
+              <w:top w:w="80" w:type="dxa"/>
+              <w:start w:w="90" w:type="dxa"/>
+              <w:bottom w:w="80" w:type="dxa"/>
+              <w:end w:w="90" w:type="dxa"/>
+            </w:tcMar>
+            <w:vAlign w:val="center"/>
+          </w:tcPr>
+          <w:p>
+            <w:pPr>
+              <w:spacing w:after="20"/>
+              <w:jc w:val="left"/>
+            </w:pPr>
+            <w:r>
+              <w:t>리드타임과 구조적 변수의 중요 후보를 정리하는 근거로 반영</w:t>
+            </w:r>
+          </w:p>
+        </w:tc>
+      </w:tr>
+      <w:tr>
+        <w:tc>
+          <w:tcPr>
+            <w:tcW w:type="dxa" w:w="4816"/>
+            <w:tcMar>
+              <w:top w:w="80" w:type="dxa"/>
+              <w:start w:w="90" w:type="dxa"/>
+              <w:bottom w:w="80" w:type="dxa"/>
+              <w:end w:w="90" w:type="dxa"/>
+            </w:tcMar>
+            <w:vAlign w:val="center"/>
+          </w:tcPr>
+          <w:p>
+            <w:pPr>
+              <w:spacing w:after="20"/>
+              <w:jc w:val="center"/>
+            </w:pPr>
+            <w:r>
+              <w:t>주의 또는 한계</w:t>
+            </w:r>
+          </w:p>
+        </w:tc>
+        <w:tc>
+          <w:tcPr>
+            <w:tcW w:type="dxa" w:w="4816"/>
+            <w:tcMar>
+              <w:top w:w="80" w:type="dxa"/>
+              <w:start w:w="90" w:type="dxa"/>
+              <w:bottom w:w="80" w:type="dxa"/>
+              <w:end w:w="90" w:type="dxa"/>
+            </w:tcMar>
+            <w:vAlign w:val="center"/>
+          </w:tcPr>
+          <w:p>
+            <w:pPr>
+              <w:spacing w:after="20"/>
+              <w:jc w:val="left"/>
+            </w:pPr>
+            <w:r>
+              <w:t>성능 중심 논문이므로 설명 가능한 출력 구조의 직접 근거로는 제한 사용</w:t>
+            </w:r>
+          </w:p>
+        </w:tc>
+      </w:tr>
+    </w:tbl>
+    <w:p/>
+    <w:p>
+      <w:pPr>
+        <w:pStyle w:val="Heading1"/>
+        <w:spacing w:before="160" w:after="80"/>
+      </w:pPr>
+      <w:r>
+        <w:t>P4. 2009 가격 변동성 연구</w:t>
+      </w:r>
+    </w:p>
+    <w:tbl>
+      <w:tblPr>
+        <w:tblStyle w:val="TableGrid"/>
+        <w:tblW w:type="auto" w:w="0"/>
+        <w:jc w:val="center"/>
+        <w:tblLook w:firstColumn="1" w:firstRow="1" w:lastColumn="0" w:lastRow="0" w:noHBand="0" w:noVBand="1" w:val="04A0"/>
+      </w:tblPr>
+      <w:tblGrid>
+        <w:gridCol w:w="4816"/>
+        <w:gridCol w:w="4816"/>
+      </w:tblGrid>
+      <w:tr>
+        <w:tc>
+          <w:tcPr>
+            <w:tcW w:type="dxa" w:w="4816"/>
+            <w:shd w:fill="DCE6F1"/>
+            <w:tcMar>
+              <w:top w:w="90" w:type="dxa"/>
+              <w:start w:w="100" w:type="dxa"/>
+              <w:bottom w:w="90" w:type="dxa"/>
+              <w:end w:w="100" w:type="dxa"/>
             </w:tcMar>
             <w:vAlign w:val="center"/>
           </w:tcPr>
@@ -3076,123 +3436,22 @@
               <w:jc w:val="center"/>
             </w:pPr>
             <w:r>
-              <w:t>평가 이유</w:t>
+              <w:rPr>
+                <w:b/>
+              </w:rPr>
+              <w:t>항목</w:t>
             </w:r>
           </w:p>
         </w:tc>
         <w:tc>
           <w:tcPr>
-            <w:tcW w:type="dxa" w:w="7257"/>
+            <w:tcW w:type="dxa" w:w="4816"/>
+            <w:shd w:fill="DCE6F1"/>
             <w:tcMar>
-              <w:top w:w="120" w:type="dxa"/>
-              <w:start w:w="110" w:type="dxa"/>
-              <w:bottom w:w="120" w:type="dxa"/>
-              <w:end w:w="110" w:type="dxa"/>
-            </w:tcMar>
-            <w:vAlign w:val="center"/>
-          </w:tcPr>
-          <w:p>
-            <w:r>
-              <w:t>운영사 공식 도움말. 기능과 주의사항 확인에 적합</w:t>
-            </w:r>
-          </w:p>
-        </w:tc>
-      </w:tr>
-    </w:tbl>
-    <w:p>
-      <w:r>
-        <w:rPr>
-          <w:b/>
-          <w:color w:val="203864"/>
-        </w:rPr>
-        <w:t>관찰 사실</w:t>
-      </w:r>
-    </w:p>
-    <w:p>
-      <w:r>
-        <w:t>Hopper는 가격 예측 알고리즘이 과거 패턴을 기반으로 가격 변동을 추정해 알림과 예약 타이밍 판단을 돕는다고 안내한다.</w:t>
-      </w:r>
-    </w:p>
-    <w:p>
-      <w:r>
-        <w:rPr>
-          <w:b/>
-          <w:color w:val="203864"/>
-        </w:rPr>
-        <w:t>우리 주제에 주는 시사점</w:t>
-      </w:r>
-    </w:p>
-    <w:p>
-      <w:r>
-        <w:t>행동 지시형 문구는 사용자에게 직관적이지만, 반드시 참고 판단이라는 단서를 함께 붙여야 한다.</w:t>
-      </w:r>
-    </w:p>
-    <w:p>
-      <w:r>
-        <w:rPr>
-          <w:b/>
-          <w:color w:val="203864"/>
-        </w:rPr>
-        <w:t>한계 또는 주의점</w:t>
-      </w:r>
-    </w:p>
-    <w:p>
-      <w:r>
-        <w:t>Hopper도 예측 가격을 보장하지 않는다고 명시한다. 따라서 '정답 제공형' 메시지는 부적절하다.</w:t>
-      </w:r>
-    </w:p>
-    <w:p>
-      <w:r>
-        <w:rPr>
-          <w:b/>
-          <w:color w:val="203864"/>
-        </w:rPr>
-        <w:t>반영/배제 판단</w:t>
-      </w:r>
-    </w:p>
-    <w:p>
-      <w:r>
-        <w:t>반영: 참고용 행동 가이드 문장. 배제: 확정적 가격 보장 표현.</w:t>
-      </w:r>
-    </w:p>
-    <w:p/>
-    <w:p>
-      <w:pPr>
-        <w:pStyle w:val="Heading2"/>
-      </w:pPr>
-      <w:r>
-        <w:t>P1. Jun Lu (2017) — Predicting flight ticket prices</w:t>
-      </w:r>
-    </w:p>
-    <w:tbl>
-      <w:tblPr>
-        <w:tblStyle w:val="TableGrid"/>
-        <w:tblW w:type="auto" w:w="0"/>
-        <w:jc w:val="center"/>
-        <w:tblLook w:firstColumn="1" w:firstRow="1" w:lastColumn="0" w:lastRow="0" w:noHBand="0" w:noVBand="1" w:val="04A0"/>
-        <w:tblBorders>
-          <w:top w:val="single" w:sz="6" w:space="0" w:color="D0D7E5"/>
-          <w:left w:val="single" w:sz="6" w:space="0" w:color="D0D7E5"/>
-          <w:bottom w:val="single" w:sz="6" w:space="0" w:color="D0D7E5"/>
-          <w:right w:val="single" w:sz="6" w:space="0" w:color="D0D7E5"/>
-          <w:insideH w:val="single" w:sz="6" w:space="0" w:color="D0D7E5"/>
-          <w:insideV w:val="single" w:sz="6" w:space="0" w:color="D0D7E5"/>
-        </w:tblBorders>
-      </w:tblPr>
-      <w:tblGrid>
-        <w:gridCol w:w="4873"/>
-        <w:gridCol w:w="4873"/>
-      </w:tblGrid>
-      <w:tr>
-        <w:tc>
-          <w:tcPr>
-            <w:tcW w:type="dxa" w:w="1814"/>
-            <w:shd w:fill="EEF3F8"/>
-            <w:tcMar>
-              <w:top w:w="120" w:type="dxa"/>
-              <w:start w:w="110" w:type="dxa"/>
-              <w:bottom w:w="120" w:type="dxa"/>
-              <w:end w:w="110" w:type="dxa"/>
+              <w:top w:w="90" w:type="dxa"/>
+              <w:start w:w="100" w:type="dxa"/>
+              <w:bottom w:w="90" w:type="dxa"/>
+              <w:end w:w="100" w:type="dxa"/>
             </w:tcMar>
             <w:vAlign w:val="center"/>
           </w:tcPr>
@@ -3201,24 +3460,10 @@
               <w:jc w:val="center"/>
             </w:pPr>
             <w:r>
-              <w:t>유형</w:t>
-            </w:r>
-          </w:p>
-        </w:tc>
-        <w:tc>
-          <w:tcPr>
-            <w:tcW w:type="dxa" w:w="7257"/>
-            <w:tcMar>
-              <w:top w:w="120" w:type="dxa"/>
-              <w:start w:w="110" w:type="dxa"/>
-              <w:bottom w:w="120" w:type="dxa"/>
-              <w:end w:w="110" w:type="dxa"/>
-            </w:tcMar>
-            <w:vAlign w:val="center"/>
-          </w:tcPr>
-          <w:p>
-            <w:r>
-              <w:t>논문 / arXiv 원문</w:t>
+              <w:rPr>
+                <w:b/>
+              </w:rPr>
+              <w:t>내용</w:t>
             </w:r>
           </w:p>
         </w:tc>
@@ -3226,18 +3471,18 @@
       <w:tr>
         <w:tc>
           <w:tcPr>
-            <w:tcW w:type="dxa" w:w="1814"/>
-            <w:shd w:fill="EEF3F8"/>
+            <w:tcW w:type="dxa" w:w="4816"/>
             <w:tcMar>
-              <w:top w:w="120" w:type="dxa"/>
-              <w:start w:w="110" w:type="dxa"/>
-              <w:bottom w:w="120" w:type="dxa"/>
-              <w:end w:w="110" w:type="dxa"/>
+              <w:top w:w="80" w:type="dxa"/>
+              <w:start w:w="90" w:type="dxa"/>
+              <w:bottom w:w="80" w:type="dxa"/>
+              <w:end w:w="90" w:type="dxa"/>
             </w:tcMar>
             <w:vAlign w:val="center"/>
           </w:tcPr>
           <w:p>
             <w:pPr>
+              <w:spacing w:after="20"/>
               <w:jc w:val="center"/>
             </w:pPr>
             <w:r>
@@ -3247,18 +3492,22 @@
         </w:tc>
         <w:tc>
           <w:tcPr>
-            <w:tcW w:type="dxa" w:w="7257"/>
+            <w:tcW w:type="dxa" w:w="4816"/>
             <w:tcMar>
-              <w:top w:w="120" w:type="dxa"/>
-              <w:start w:w="110" w:type="dxa"/>
-              <w:bottom w:w="120" w:type="dxa"/>
-              <w:end w:w="110" w:type="dxa"/>
+              <w:top w:w="80" w:type="dxa"/>
+              <w:start w:w="90" w:type="dxa"/>
+              <w:bottom w:w="80" w:type="dxa"/>
+              <w:end w:w="90" w:type="dxa"/>
             </w:tcMar>
             <w:vAlign w:val="center"/>
           </w:tcPr>
           <w:p>
+            <w:pPr>
+              <w:spacing w:after="20"/>
+              <w:jc w:val="left"/>
+            </w:pPr>
             <w:r>
-              <w:t>https://arxiv.org/abs/1705.07205</w:t>
+              <w:t>sciencedirect.com/science/article/abs/pii/S1366554509000490</w:t>
             </w:r>
           </w:p>
         </w:tc>
@@ -3266,18 +3515,18 @@
       <w:tr>
         <w:tc>
           <w:tcPr>
-            <w:tcW w:type="dxa" w:w="1814"/>
-            <w:shd w:fill="EEF3F8"/>
+            <w:tcW w:type="dxa" w:w="4816"/>
             <w:tcMar>
-              <w:top w:w="120" w:type="dxa"/>
-              <w:start w:w="110" w:type="dxa"/>
-              <w:bottom w:w="120" w:type="dxa"/>
-              <w:end w:w="110" w:type="dxa"/>
+              <w:top w:w="80" w:type="dxa"/>
+              <w:start w:w="90" w:type="dxa"/>
+              <w:bottom w:w="80" w:type="dxa"/>
+              <w:end w:w="90" w:type="dxa"/>
             </w:tcMar>
             <w:vAlign w:val="center"/>
           </w:tcPr>
           <w:p>
             <w:pPr>
+              <w:spacing w:after="20"/>
               <w:jc w:val="center"/>
             </w:pPr>
             <w:r>
@@ -3287,18 +3536,22 @@
         </w:tc>
         <w:tc>
           <w:tcPr>
-            <w:tcW w:type="dxa" w:w="7257"/>
+            <w:tcW w:type="dxa" w:w="4816"/>
             <w:tcMar>
-              <w:top w:w="120" w:type="dxa"/>
-              <w:start w:w="110" w:type="dxa"/>
-              <w:bottom w:w="120" w:type="dxa"/>
-              <w:end w:w="110" w:type="dxa"/>
+              <w:top w:w="80" w:type="dxa"/>
+              <w:start w:w="90" w:type="dxa"/>
+              <w:bottom w:w="80" w:type="dxa"/>
+              <w:end w:w="90" w:type="dxa"/>
             </w:tcMar>
             <w:vAlign w:val="center"/>
           </w:tcPr>
           <w:p>
+            <w:pPr>
+              <w:spacing w:after="20"/>
+              <w:jc w:val="left"/>
+            </w:pPr>
             <w:r>
-              <w:t>historical price, current price, buy or wait, 103 day period, 8 routes</w:t>
+              <w:t>price volatility, airline markets, departure date</w:t>
             </w:r>
           </w:p>
         </w:tc>
@@ -3306,18 +3559,18 @@
       <w:tr>
         <w:tc>
           <w:tcPr>
-            <w:tcW w:type="dxa" w:w="1814"/>
-            <w:shd w:fill="EEF3F8"/>
+            <w:tcW w:type="dxa" w:w="4816"/>
             <w:tcMar>
-              <w:top w:w="120" w:type="dxa"/>
-              <w:start w:w="110" w:type="dxa"/>
-              <w:bottom w:w="120" w:type="dxa"/>
-              <w:end w:w="110" w:type="dxa"/>
+              <w:top w:w="80" w:type="dxa"/>
+              <w:start w:w="90" w:type="dxa"/>
+              <w:bottom w:w="80" w:type="dxa"/>
+              <w:end w:w="90" w:type="dxa"/>
             </w:tcMar>
             <w:vAlign w:val="center"/>
           </w:tcPr>
           <w:p>
             <w:pPr>
+              <w:spacing w:after="20"/>
               <w:jc w:val="center"/>
             </w:pPr>
             <w:r>
@@ -3327,18 +3580,22 @@
         </w:tc>
         <w:tc>
           <w:tcPr>
-            <w:tcW w:type="dxa" w:w="7257"/>
+            <w:tcW w:type="dxa" w:w="4816"/>
             <w:tcMar>
-              <w:top w:w="120" w:type="dxa"/>
-              <w:start w:w="110" w:type="dxa"/>
-              <w:bottom w:w="120" w:type="dxa"/>
-              <w:end w:w="110" w:type="dxa"/>
+              <w:top w:w="80" w:type="dxa"/>
+              <w:start w:w="90" w:type="dxa"/>
+              <w:bottom w:w="80" w:type="dxa"/>
+              <w:end w:w="90" w:type="dxa"/>
             </w:tcMar>
             <w:vAlign w:val="center"/>
           </w:tcPr>
           <w:p>
+            <w:pPr>
+              <w:spacing w:after="20"/>
+              <w:jc w:val="left"/>
+            </w:pPr>
             <w:r>
-              <w:t>항공권 문제를 buy/wait 의사결정 문제로 정의</w:t>
+              <w:t>리드타임과 가격 변동성의 관계</w:t>
             </w:r>
           </w:p>
         </w:tc>
@@ -3346,39 +3603,43 @@
       <w:tr>
         <w:tc>
           <w:tcPr>
-            <w:tcW w:type="dxa" w:w="1814"/>
-            <w:shd w:fill="EEF3F8"/>
+            <w:tcW w:type="dxa" w:w="4816"/>
             <w:tcMar>
-              <w:top w:w="120" w:type="dxa"/>
-              <w:start w:w="110" w:type="dxa"/>
-              <w:bottom w:w="120" w:type="dxa"/>
-              <w:end w:w="110" w:type="dxa"/>
+              <w:top w:w="80" w:type="dxa"/>
+              <w:start w:w="90" w:type="dxa"/>
+              <w:bottom w:w="80" w:type="dxa"/>
+              <w:end w:w="90" w:type="dxa"/>
             </w:tcMar>
             <w:vAlign w:val="center"/>
           </w:tcPr>
           <w:p>
             <w:pPr>
+              <w:spacing w:after="20"/>
               <w:jc w:val="center"/>
             </w:pPr>
             <w:r>
-              <w:t>내가 봐야 할 내용</w:t>
+              <w:t>확인 포인트</w:t>
             </w:r>
           </w:p>
         </w:tc>
         <w:tc>
           <w:tcPr>
-            <w:tcW w:type="dxa" w:w="7257"/>
+            <w:tcW w:type="dxa" w:w="4816"/>
             <w:tcMar>
-              <w:top w:w="120" w:type="dxa"/>
-              <w:start w:w="110" w:type="dxa"/>
-              <w:bottom w:w="120" w:type="dxa"/>
-              <w:end w:w="110" w:type="dxa"/>
+              <w:top w:w="80" w:type="dxa"/>
+              <w:start w:w="90" w:type="dxa"/>
+              <w:bottom w:w="80" w:type="dxa"/>
+              <w:end w:w="90" w:type="dxa"/>
             </w:tcMar>
             <w:vAlign w:val="center"/>
           </w:tcPr>
           <w:p>
+            <w:pPr>
+              <w:spacing w:after="20"/>
+              <w:jc w:val="left"/>
+            </w:pPr>
             <w:r>
-              <w:t>특정 노선·특정 출발일 시계열 문제로 어떻게 변환했는지, 과거 데이터가 없는 신규 노선을 어떻게 다뤘는지</w:t>
+              <w:t>출발일 근접 구간의 변동성 해석, 경쟁 정보의 영향</w:t>
             </w:r>
           </w:p>
         </w:tc>
@@ -3386,18 +3647,18 @@
       <w:tr>
         <w:tc>
           <w:tcPr>
-            <w:tcW w:type="dxa" w:w="1814"/>
-            <w:shd w:fill="EEF3F8"/>
+            <w:tcW w:type="dxa" w:w="4816"/>
             <w:tcMar>
-              <w:top w:w="120" w:type="dxa"/>
-              <w:start w:w="110" w:type="dxa"/>
-              <w:bottom w:w="120" w:type="dxa"/>
-              <w:end w:w="110" w:type="dxa"/>
+              <w:top w:w="80" w:type="dxa"/>
+              <w:start w:w="90" w:type="dxa"/>
+              <w:bottom w:w="80" w:type="dxa"/>
+              <w:end w:w="90" w:type="dxa"/>
             </w:tcMar>
             <w:vAlign w:val="center"/>
           </w:tcPr>
           <w:p>
             <w:pPr>
+              <w:spacing w:after="20"/>
               <w:jc w:val="center"/>
             </w:pPr>
             <w:r>
@@ -3407,18 +3668,22 @@
         </w:tc>
         <w:tc>
           <w:tcPr>
-            <w:tcW w:type="dxa" w:w="7257"/>
+            <w:tcW w:type="dxa" w:w="4816"/>
             <w:tcMar>
-              <w:top w:w="120" w:type="dxa"/>
-              <w:start w:w="110" w:type="dxa"/>
-              <w:bottom w:w="120" w:type="dxa"/>
-              <w:end w:w="110" w:type="dxa"/>
+              <w:top w:w="80" w:type="dxa"/>
+              <w:start w:w="90" w:type="dxa"/>
+              <w:bottom w:w="80" w:type="dxa"/>
+              <w:end w:w="90" w:type="dxa"/>
             </w:tcMar>
             <w:vAlign w:val="center"/>
           </w:tcPr>
           <w:p>
+            <w:pPr>
+              <w:spacing w:after="20"/>
+              <w:jc w:val="left"/>
+            </w:pPr>
             <w:r>
-              <w:t>A</w:t>
+              <w:t>A/B</w:t>
             </w:r>
           </w:p>
         </w:tc>
@@ -3426,13 +3691,123 @@
       <w:tr>
         <w:tc>
           <w:tcPr>
-            <w:tcW w:type="dxa" w:w="1814"/>
-            <w:shd w:fill="EEF3F8"/>
+            <w:tcW w:type="dxa" w:w="4816"/>
             <w:tcMar>
-              <w:top w:w="120" w:type="dxa"/>
-              <w:start w:w="110" w:type="dxa"/>
-              <w:bottom w:w="120" w:type="dxa"/>
-              <w:end w:w="110" w:type="dxa"/>
+              <w:top w:w="80" w:type="dxa"/>
+              <w:start w:w="90" w:type="dxa"/>
+              <w:bottom w:w="80" w:type="dxa"/>
+              <w:end w:w="90" w:type="dxa"/>
+            </w:tcMar>
+            <w:vAlign w:val="center"/>
+          </w:tcPr>
+          <w:p>
+            <w:pPr>
+              <w:spacing w:after="20"/>
+              <w:jc w:val="center"/>
+            </w:pPr>
+            <w:r>
+              <w:t>프로젝트 적용 판단</w:t>
+            </w:r>
+          </w:p>
+        </w:tc>
+        <w:tc>
+          <w:tcPr>
+            <w:tcW w:type="dxa" w:w="4816"/>
+            <w:tcMar>
+              <w:top w:w="80" w:type="dxa"/>
+              <w:start w:w="90" w:type="dxa"/>
+              <w:bottom w:w="80" w:type="dxa"/>
+              <w:end w:w="90" w:type="dxa"/>
+            </w:tcMar>
+            <w:vAlign w:val="center"/>
+          </w:tcPr>
+          <w:p>
+            <w:pPr>
+              <w:spacing w:after="20"/>
+              <w:jc w:val="left"/>
+            </w:pPr>
+            <w:r>
+              <w:t>단기 위험도 항목에서 리드타임을 해석하는 보조 근거로 반영</w:t>
+            </w:r>
+          </w:p>
+        </w:tc>
+      </w:tr>
+      <w:tr>
+        <w:tc>
+          <w:tcPr>
+            <w:tcW w:type="dxa" w:w="4816"/>
+            <w:tcMar>
+              <w:top w:w="80" w:type="dxa"/>
+              <w:start w:w="90" w:type="dxa"/>
+              <w:bottom w:w="80" w:type="dxa"/>
+              <w:end w:w="90" w:type="dxa"/>
+            </w:tcMar>
+            <w:vAlign w:val="center"/>
+          </w:tcPr>
+          <w:p>
+            <w:pPr>
+              <w:spacing w:after="20"/>
+              <w:jc w:val="center"/>
+            </w:pPr>
+            <w:r>
+              <w:t>주의 또는 한계</w:t>
+            </w:r>
+          </w:p>
+        </w:tc>
+        <w:tc>
+          <w:tcPr>
+            <w:tcW w:type="dxa" w:w="4816"/>
+            <w:tcMar>
+              <w:top w:w="80" w:type="dxa"/>
+              <w:start w:w="90" w:type="dxa"/>
+              <w:bottom w:w="80" w:type="dxa"/>
+              <w:end w:w="90" w:type="dxa"/>
+            </w:tcMar>
+            <w:vAlign w:val="center"/>
+          </w:tcPr>
+          <w:p>
+            <w:pPr>
+              <w:spacing w:after="20"/>
+              <w:jc w:val="left"/>
+            </w:pPr>
+            <w:r>
+              <w:t>시장·시기 조건이 다르므로 직접 법칙처럼 사용하지 않음</w:t>
+            </w:r>
+          </w:p>
+        </w:tc>
+      </w:tr>
+    </w:tbl>
+    <w:p/>
+    <w:p>
+      <w:pPr>
+        <w:pStyle w:val="Heading1"/>
+        <w:spacing w:before="160" w:after="80"/>
+      </w:pPr>
+      <w:r>
+        <w:t>P5. 2025 가격 결정요인 연구</w:t>
+      </w:r>
+    </w:p>
+    <w:tbl>
+      <w:tblPr>
+        <w:tblStyle w:val="TableGrid"/>
+        <w:tblW w:type="auto" w:w="0"/>
+        <w:jc w:val="center"/>
+        <w:tblLook w:firstColumn="1" w:firstRow="1" w:lastColumn="0" w:lastRow="0" w:noHBand="0" w:noVBand="1" w:val="04A0"/>
+      </w:tblPr>
+      <w:tblGrid>
+        <w:gridCol w:w="4816"/>
+        <w:gridCol w:w="4816"/>
+      </w:tblGrid>
+      <w:tr>
+        <w:tc>
+          <w:tcPr>
+            <w:tcW w:type="dxa" w:w="4816"/>
+            <w:shd w:fill="DCE6F1"/>
+            <w:tcMar>
+              <w:top w:w="90" w:type="dxa"/>
+              <w:start w:w="100" w:type="dxa"/>
+              <w:bottom w:w="90" w:type="dxa"/>
+              <w:end w:w="100" w:type="dxa"/>
             </w:tcMar>
             <w:vAlign w:val="center"/>
           </w:tcPr>
@@ -3441,123 +3816,22 @@
               <w:jc w:val="center"/>
             </w:pPr>
             <w:r>
-              <w:t>평가 이유</w:t>
+              <w:rPr>
+                <w:b/>
+              </w:rPr>
+              <w:t>항목</w:t>
             </w:r>
           </w:p>
         </w:tc>
         <w:tc>
           <w:tcPr>
-            <w:tcW w:type="dxa" w:w="7257"/>
+            <w:tcW w:type="dxa" w:w="4816"/>
+            <w:shd w:fill="DCE6F1"/>
             <w:tcMar>
-              <w:top w:w="120" w:type="dxa"/>
-              <w:start w:w="110" w:type="dxa"/>
-              <w:bottom w:w="120" w:type="dxa"/>
-              <w:end w:w="110" w:type="dxa"/>
-            </w:tcMar>
-            <w:vAlign w:val="center"/>
-          </w:tcPr>
-          <w:p>
-            <w:r>
-              <w:t>원문 논문 접근 가능. 연구 질문·데이터 기간·한계 확인 가능</w:t>
-            </w:r>
-          </w:p>
-        </w:tc>
-      </w:tr>
-    </w:tbl>
-    <w:p>
-      <w:r>
-        <w:rPr>
-          <w:b/>
-          <w:color w:val="203864"/>
-        </w:rPr>
-        <w:t>관찰 사실</w:t>
-      </w:r>
-    </w:p>
-    <w:p>
-      <w:r>
-        <w:t>논문은 항공권 구매 문제를 historical price와 current price를 바탕으로 한 buy-or-wait 문제로 다루며, 103일·8개 노선 기반 실험과 신규 노선 문제를 별도로 다룬다.</w:t>
-      </w:r>
-    </w:p>
-    <w:p>
-      <w:r>
-        <w:rPr>
-          <w:b/>
-          <w:color w:val="203864"/>
-        </w:rPr>
-        <w:t>우리 주제에 주는 시사점</w:t>
-      </w:r>
-    </w:p>
-    <w:p>
-      <w:r>
-        <w:t>우리 프로젝트의 핵심 질문을 '가격 예측'보다 '지금 사야 하는가/기다려도 되는가'로 재정의할 수 있다.</w:t>
-      </w:r>
-    </w:p>
-    <w:p>
-      <w:r>
-        <w:rPr>
-          <w:b/>
-          <w:color w:val="203864"/>
-        </w:rPr>
-        <w:t>한계 또는 주의점</w:t>
-      </w:r>
-    </w:p>
-    <w:p>
-      <w:r>
-        <w:t>노선 수와 기간이 제한적이며, 일부 가격 결정 변수는 hidden이라고 직접 밝힌다.</w:t>
-      </w:r>
-    </w:p>
-    <w:p>
-      <w:r>
-        <w:rPr>
-          <w:b/>
-          <w:color w:val="203864"/>
-        </w:rPr>
-        <w:t>반영/배제 판단</w:t>
-      </w:r>
-    </w:p>
-    <w:p>
-      <w:r>
-        <w:t>반영: 문제 정의와 리드타임·현재가·과거가 중심 구조. 배제: 성능 수치 자체를 일반화하는 해석.</w:t>
-      </w:r>
-    </w:p>
-    <w:p/>
-    <w:p>
-      <w:pPr>
-        <w:pStyle w:val="Heading2"/>
-      </w:pPr>
-      <w:r>
-        <w:t>P2. Domínguez-Menchero et al. (2014) — Optimal purchase timing in the airline market</w:t>
-      </w:r>
-    </w:p>
-    <w:tbl>
-      <w:tblPr>
-        <w:tblStyle w:val="TableGrid"/>
-        <w:tblW w:type="auto" w:w="0"/>
-        <w:jc w:val="center"/>
-        <w:tblLook w:firstColumn="1" w:firstRow="1" w:lastColumn="0" w:lastRow="0" w:noHBand="0" w:noVBand="1" w:val="04A0"/>
-        <w:tblBorders>
-          <w:top w:val="single" w:sz="6" w:space="0" w:color="D0D7E5"/>
-          <w:left w:val="single" w:sz="6" w:space="0" w:color="D0D7E5"/>
-          <w:bottom w:val="single" w:sz="6" w:space="0" w:color="D0D7E5"/>
-          <w:right w:val="single" w:sz="6" w:space="0" w:color="D0D7E5"/>
-          <w:insideH w:val="single" w:sz="6" w:space="0" w:color="D0D7E5"/>
-          <w:insideV w:val="single" w:sz="6" w:space="0" w:color="D0D7E5"/>
-        </w:tblBorders>
-      </w:tblPr>
-      <w:tblGrid>
-        <w:gridCol w:w="4873"/>
-        <w:gridCol w:w="4873"/>
-      </w:tblGrid>
-      <w:tr>
-        <w:tc>
-          <w:tcPr>
-            <w:tcW w:type="dxa" w:w="1814"/>
-            <w:shd w:fill="EEF3F8"/>
-            <w:tcMar>
-              <w:top w:w="120" w:type="dxa"/>
-              <w:start w:w="110" w:type="dxa"/>
-              <w:bottom w:w="120" w:type="dxa"/>
-              <w:end w:w="110" w:type="dxa"/>
+              <w:top w:w="90" w:type="dxa"/>
+              <w:start w:w="100" w:type="dxa"/>
+              <w:bottom w:w="90" w:type="dxa"/>
+              <w:end w:w="100" w:type="dxa"/>
             </w:tcMar>
             <w:vAlign w:val="center"/>
           </w:tcPr>
@@ -3566,24 +3840,10 @@
               <w:jc w:val="center"/>
             </w:pPr>
             <w:r>
-              <w:t>유형</w:t>
-            </w:r>
-          </w:p>
-        </w:tc>
-        <w:tc>
-          <w:tcPr>
-            <w:tcW w:type="dxa" w:w="7257"/>
-            <w:tcMar>
-              <w:top w:w="120" w:type="dxa"/>
-              <w:start w:w="110" w:type="dxa"/>
-              <w:bottom w:w="120" w:type="dxa"/>
-              <w:end w:w="110" w:type="dxa"/>
-            </w:tcMar>
-            <w:vAlign w:val="center"/>
-          </w:tcPr>
-          <w:p>
-            <w:r>
-              <w:t>논문 / 초록 접근</w:t>
+              <w:rPr>
+                <w:b/>
+              </w:rPr>
+              <w:t>내용</w:t>
             </w:r>
           </w:p>
         </w:tc>
@@ -3591,18 +3851,18 @@
       <w:tr>
         <w:tc>
           <w:tcPr>
-            <w:tcW w:type="dxa" w:w="1814"/>
-            <w:shd w:fill="EEF3F8"/>
+            <w:tcW w:type="dxa" w:w="4816"/>
             <w:tcMar>
-              <w:top w:w="120" w:type="dxa"/>
-              <w:start w:w="110" w:type="dxa"/>
-              <w:bottom w:w="120" w:type="dxa"/>
-              <w:end w:w="110" w:type="dxa"/>
+              <w:top w:w="80" w:type="dxa"/>
+              <w:start w:w="90" w:type="dxa"/>
+              <w:bottom w:w="80" w:type="dxa"/>
+              <w:end w:w="90" w:type="dxa"/>
             </w:tcMar>
             <w:vAlign w:val="center"/>
           </w:tcPr>
           <w:p>
             <w:pPr>
+              <w:spacing w:after="20"/>
               <w:jc w:val="center"/>
             </w:pPr>
             <w:r>
@@ -3612,18 +3872,22 @@
         </w:tc>
         <w:tc>
           <w:tcPr>
-            <w:tcW w:type="dxa" w:w="7257"/>
+            <w:tcW w:type="dxa" w:w="4816"/>
             <w:tcMar>
-              <w:top w:w="120" w:type="dxa"/>
-              <w:start w:w="110" w:type="dxa"/>
-              <w:bottom w:w="120" w:type="dxa"/>
-              <w:end w:w="110" w:type="dxa"/>
+              <w:top w:w="80" w:type="dxa"/>
+              <w:start w:w="90" w:type="dxa"/>
+              <w:bottom w:w="80" w:type="dxa"/>
+              <w:end w:w="90" w:type="dxa"/>
             </w:tcMar>
             <w:vAlign w:val="center"/>
           </w:tcPr>
           <w:p>
+            <w:pPr>
+              <w:spacing w:after="20"/>
+              <w:jc w:val="left"/>
+            </w:pPr>
             <w:r>
-              <w:t>https://www.sciencedirect.com/science/article/abs/pii/S0969699714000842</w:t>
+              <w:t>sciencedirect.com/science/article/abs/pii/S0957417425038813</w:t>
             </w:r>
           </w:p>
         </w:tc>
@@ -3631,18 +3895,18 @@
       <w:tr>
         <w:tc>
           <w:tcPr>
-            <w:tcW w:type="dxa" w:w="1814"/>
-            <w:shd w:fill="EEF3F8"/>
+            <w:tcW w:type="dxa" w:w="4816"/>
             <w:tcMar>
-              <w:top w:w="120" w:type="dxa"/>
-              <w:start w:w="110" w:type="dxa"/>
-              <w:bottom w:w="120" w:type="dxa"/>
-              <w:end w:w="110" w:type="dxa"/>
+              <w:top w:w="80" w:type="dxa"/>
+              <w:start w:w="90" w:type="dxa"/>
+              <w:bottom w:w="80" w:type="dxa"/>
+              <w:end w:w="90" w:type="dxa"/>
             </w:tcMar>
             <w:vAlign w:val="center"/>
           </w:tcPr>
           <w:p>
             <w:pPr>
+              <w:spacing w:after="20"/>
               <w:jc w:val="center"/>
             </w:pPr>
             <w:r>
@@ -3652,18 +3916,22 @@
         </w:tc>
         <w:tc>
           <w:tcPr>
-            <w:tcW w:type="dxa" w:w="7257"/>
+            <w:tcW w:type="dxa" w:w="4816"/>
             <w:tcMar>
-              <w:top w:w="120" w:type="dxa"/>
-              <w:start w:w="110" w:type="dxa"/>
-              <w:bottom w:w="120" w:type="dxa"/>
-              <w:end w:w="110" w:type="dxa"/>
+              <w:top w:w="80" w:type="dxa"/>
+              <w:start w:w="90" w:type="dxa"/>
+              <w:bottom w:w="80" w:type="dxa"/>
+              <w:end w:w="90" w:type="dxa"/>
             </w:tcMar>
             <w:vAlign w:val="center"/>
           </w:tcPr>
           <w:p>
+            <w:pPr>
+              <w:spacing w:after="20"/>
+              <w:jc w:val="left"/>
+            </w:pPr>
             <w:r>
-              <w:t>optimal purchase timing, economic penalty, 18 days prior to departure</w:t>
+              <w:t>determinants of airfares, layover, weekday, booking party</w:t>
             </w:r>
           </w:p>
         </w:tc>
@@ -3671,18 +3939,18 @@
       <w:tr>
         <w:tc>
           <w:tcPr>
-            <w:tcW w:type="dxa" w:w="1814"/>
-            <w:shd w:fill="EEF3F8"/>
+            <w:tcW w:type="dxa" w:w="4816"/>
             <w:tcMar>
-              <w:top w:w="120" w:type="dxa"/>
-              <w:start w:w="110" w:type="dxa"/>
-              <w:bottom w:w="120" w:type="dxa"/>
-              <w:end w:w="110" w:type="dxa"/>
+              <w:top w:w="80" w:type="dxa"/>
+              <w:start w:w="90" w:type="dxa"/>
+              <w:bottom w:w="80" w:type="dxa"/>
+              <w:end w:w="90" w:type="dxa"/>
             </w:tcMar>
             <w:vAlign w:val="center"/>
           </w:tcPr>
           <w:p>
             <w:pPr>
+              <w:spacing w:after="20"/>
               <w:jc w:val="center"/>
             </w:pPr>
             <w:r>
@@ -3692,18 +3960,22 @@
         </w:tc>
         <w:tc>
           <w:tcPr>
-            <w:tcW w:type="dxa" w:w="7257"/>
+            <w:tcW w:type="dxa" w:w="4816"/>
             <w:tcMar>
-              <w:top w:w="120" w:type="dxa"/>
-              <w:start w:w="110" w:type="dxa"/>
-              <w:bottom w:w="120" w:type="dxa"/>
-              <w:end w:w="110" w:type="dxa"/>
+              <w:top w:w="80" w:type="dxa"/>
+              <w:start w:w="90" w:type="dxa"/>
+              <w:bottom w:w="80" w:type="dxa"/>
+              <w:end w:w="90" w:type="dxa"/>
             </w:tcMar>
             <w:vAlign w:val="center"/>
           </w:tcPr>
           <w:p>
+            <w:pPr>
+              <w:spacing w:after="20"/>
+              <w:jc w:val="left"/>
+            </w:pPr>
             <w:r>
-              <w:t>구매를 얼마나 미뤄도 되는지와 경제적 손실의 관계</w:t>
+              <w:t>요일·경유·예약 인원 같은 구조적 요인</w:t>
             </w:r>
           </w:p>
         </w:tc>
@@ -3711,39 +3983,43 @@
       <w:tr>
         <w:tc>
           <w:tcPr>
-            <w:tcW w:type="dxa" w:w="1814"/>
-            <w:shd w:fill="EEF3F8"/>
+            <w:tcW w:type="dxa" w:w="4816"/>
             <w:tcMar>
-              <w:top w:w="120" w:type="dxa"/>
-              <w:start w:w="110" w:type="dxa"/>
-              <w:bottom w:w="120" w:type="dxa"/>
-              <w:end w:w="110" w:type="dxa"/>
+              <w:top w:w="80" w:type="dxa"/>
+              <w:start w:w="90" w:type="dxa"/>
+              <w:bottom w:w="80" w:type="dxa"/>
+              <w:end w:w="90" w:type="dxa"/>
             </w:tcMar>
             <w:vAlign w:val="center"/>
           </w:tcPr>
           <w:p>
             <w:pPr>
+              <w:spacing w:after="20"/>
               <w:jc w:val="center"/>
             </w:pPr>
             <w:r>
-              <w:t>내가 봐야 할 내용</w:t>
+              <w:t>확인 포인트</w:t>
             </w:r>
           </w:p>
         </w:tc>
         <w:tc>
           <w:tcPr>
-            <w:tcW w:type="dxa" w:w="7257"/>
+            <w:tcW w:type="dxa" w:w="4816"/>
             <w:tcMar>
-              <w:top w:w="120" w:type="dxa"/>
-              <w:start w:w="110" w:type="dxa"/>
-              <w:bottom w:w="120" w:type="dxa"/>
-              <w:end w:w="110" w:type="dxa"/>
+              <w:top w:w="80" w:type="dxa"/>
+              <w:start w:w="90" w:type="dxa"/>
+              <w:bottom w:w="80" w:type="dxa"/>
+              <w:end w:w="90" w:type="dxa"/>
             </w:tcMar>
             <w:vAlign w:val="center"/>
           </w:tcPr>
           <w:p>
+            <w:pPr>
+              <w:spacing w:after="20"/>
+              <w:jc w:val="left"/>
+            </w:pPr>
             <w:r>
-              <w:t>delay margin 개념을 출력 설계에 어떻게 반영할지, 공개 범위가 초록 수준인지</w:t>
+              <w:t>설명 가능한 구조적 변수 후보, 시장 특이성 여부</w:t>
             </w:r>
           </w:p>
         </w:tc>
@@ -3751,18 +4027,18 @@
       <w:tr>
         <w:tc>
           <w:tcPr>
-            <w:tcW w:type="dxa" w:w="1814"/>
-            <w:shd w:fill="EEF3F8"/>
+            <w:tcW w:type="dxa" w:w="4816"/>
             <w:tcMar>
-              <w:top w:w="120" w:type="dxa"/>
-              <w:start w:w="110" w:type="dxa"/>
-              <w:bottom w:w="120" w:type="dxa"/>
-              <w:end w:w="110" w:type="dxa"/>
+              <w:top w:w="80" w:type="dxa"/>
+              <w:start w:w="90" w:type="dxa"/>
+              <w:bottom w:w="80" w:type="dxa"/>
+              <w:end w:w="90" w:type="dxa"/>
             </w:tcMar>
             <w:vAlign w:val="center"/>
           </w:tcPr>
           <w:p>
             <w:pPr>
+              <w:spacing w:after="20"/>
               <w:jc w:val="center"/>
             </w:pPr>
             <w:r>
@@ -3772,16 +4048,20 @@
         </w:tc>
         <w:tc>
           <w:tcPr>
-            <w:tcW w:type="dxa" w:w="7257"/>
+            <w:tcW w:type="dxa" w:w="4816"/>
             <w:tcMar>
-              <w:top w:w="120" w:type="dxa"/>
-              <w:start w:w="110" w:type="dxa"/>
-              <w:bottom w:w="120" w:type="dxa"/>
-              <w:end w:w="110" w:type="dxa"/>
+              <w:top w:w="80" w:type="dxa"/>
+              <w:start w:w="90" w:type="dxa"/>
+              <w:bottom w:w="80" w:type="dxa"/>
+              <w:end w:w="90" w:type="dxa"/>
             </w:tcMar>
             <w:vAlign w:val="center"/>
           </w:tcPr>
           <w:p>
+            <w:pPr>
+              <w:spacing w:after="20"/>
+              <w:jc w:val="left"/>
+            </w:pPr>
             <w:r>
               <w:t>A/B</w:t>
             </w:r>
@@ -3791,164 +4071,43 @@
       <w:tr>
         <w:tc>
           <w:tcPr>
-            <w:tcW w:type="dxa" w:w="1814"/>
-            <w:shd w:fill="EEF3F8"/>
+            <w:tcW w:type="dxa" w:w="4816"/>
             <w:tcMar>
-              <w:top w:w="120" w:type="dxa"/>
-              <w:start w:w="110" w:type="dxa"/>
-              <w:bottom w:w="120" w:type="dxa"/>
-              <w:end w:w="110" w:type="dxa"/>
+              <w:top w:w="80" w:type="dxa"/>
+              <w:start w:w="90" w:type="dxa"/>
+              <w:bottom w:w="80" w:type="dxa"/>
+              <w:end w:w="90" w:type="dxa"/>
             </w:tcMar>
             <w:vAlign w:val="center"/>
           </w:tcPr>
           <w:p>
             <w:pPr>
+              <w:spacing w:after="20"/>
               <w:jc w:val="center"/>
             </w:pPr>
             <w:r>
-              <w:t>평가 이유</w:t>
+              <w:t>프로젝트 적용 판단</w:t>
             </w:r>
           </w:p>
         </w:tc>
         <w:tc>
           <w:tcPr>
-            <w:tcW w:type="dxa" w:w="7257"/>
+            <w:tcW w:type="dxa" w:w="4816"/>
             <w:tcMar>
-              <w:top w:w="120" w:type="dxa"/>
-              <w:start w:w="110" w:type="dxa"/>
-              <w:bottom w:w="120" w:type="dxa"/>
-              <w:end w:w="110" w:type="dxa"/>
-            </w:tcMar>
-            <w:vAlign w:val="center"/>
-          </w:tcPr>
-          <w:p>
-            <w:r>
-              <w:t>학술 출판사 초록 접근. 핵심 결론은 신뢰할 수 있으나 세부 설계 재현 정보는 제한됨</w:t>
-            </w:r>
-          </w:p>
-        </w:tc>
-      </w:tr>
-    </w:tbl>
-    <w:p>
-      <w:r>
-        <w:rPr>
-          <w:b/>
-          <w:color w:val="203864"/>
-        </w:rPr>
-        <w:t>관찰 사실</w:t>
-      </w:r>
-    </w:p>
-    <w:p>
-      <w:r>
-        <w:t>해당 연구는 출발 전 일정 구간에서는 소비자가 큰 경제적 페널티 없이 구매를 미룰 수 있는 여지가 있음을 제시한다.</w:t>
-      </w:r>
-    </w:p>
-    <w:p>
-      <w:r>
-        <w:rPr>
-          <w:b/>
-          <w:color w:val="203864"/>
-        </w:rPr>
-        <w:t>우리 주제에 주는 시사점</w:t>
-      </w:r>
-    </w:p>
-    <w:p>
-      <w:r>
-        <w:t>'지금 사라' 또는 '기다려라'의 이분법보다 '기다릴 수 있는 여유 구간' 개념이 유용할 수 있다.</w:t>
-      </w:r>
-    </w:p>
-    <w:p>
-      <w:r>
-        <w:rPr>
-          <w:b/>
-          <w:color w:val="203864"/>
-        </w:rPr>
-        <w:t>한계 또는 주의점</w:t>
-      </w:r>
-    </w:p>
-    <w:p>
-      <w:r>
-        <w:t>세부 데이터 처리·모델 구조를 초록만으로 충분히 검증하기 어렵다.</w:t>
-      </w:r>
-    </w:p>
-    <w:p>
-      <w:r>
-        <w:rPr>
-          <w:b/>
-          <w:color w:val="203864"/>
-        </w:rPr>
-        <w:t>반영/배제 판단</w:t>
-      </w:r>
-    </w:p>
-    <w:p>
-      <w:r>
-        <w:t>반영: 여유 구간/보류 가능성 개념. 배제: 수치 임계값을 그대로 한국-일본 시장에 적용.</w:t>
-      </w:r>
-    </w:p>
-    <w:p/>
-    <w:p>
-      <w:pPr>
-        <w:pStyle w:val="Heading2"/>
-      </w:pPr>
-      <w:r>
-        <w:t>P3. Zhao et al. (2021) — Civil airline fare prediction with MADA</w:t>
-      </w:r>
-    </w:p>
-    <w:tbl>
-      <w:tblPr>
-        <w:tblStyle w:val="TableGrid"/>
-        <w:tblW w:type="auto" w:w="0"/>
-        <w:jc w:val="center"/>
-        <w:tblLook w:firstColumn="1" w:firstRow="1" w:lastColumn="0" w:lastRow="0" w:noHBand="0" w:noVBand="1" w:val="04A0"/>
-        <w:tblBorders>
-          <w:top w:val="single" w:sz="6" w:space="0" w:color="D0D7E5"/>
-          <w:left w:val="single" w:sz="6" w:space="0" w:color="D0D7E5"/>
-          <w:bottom w:val="single" w:sz="6" w:space="0" w:color="D0D7E5"/>
-          <w:right w:val="single" w:sz="6" w:space="0" w:color="D0D7E5"/>
-          <w:insideH w:val="single" w:sz="6" w:space="0" w:color="D0D7E5"/>
-          <w:insideV w:val="single" w:sz="6" w:space="0" w:color="D0D7E5"/>
-        </w:tblBorders>
-      </w:tblPr>
-      <w:tblGrid>
-        <w:gridCol w:w="4873"/>
-        <w:gridCol w:w="4873"/>
-      </w:tblGrid>
-      <w:tr>
-        <w:tc>
-          <w:tcPr>
-            <w:tcW w:type="dxa" w:w="1814"/>
-            <w:shd w:fill="EEF3F8"/>
-            <w:tcMar>
-              <w:top w:w="120" w:type="dxa"/>
-              <w:start w:w="110" w:type="dxa"/>
-              <w:bottom w:w="120" w:type="dxa"/>
-              <w:end w:w="110" w:type="dxa"/>
+              <w:top w:w="80" w:type="dxa"/>
+              <w:start w:w="90" w:type="dxa"/>
+              <w:bottom w:w="80" w:type="dxa"/>
+              <w:end w:w="90" w:type="dxa"/>
             </w:tcMar>
             <w:vAlign w:val="center"/>
           </w:tcPr>
           <w:p>
             <w:pPr>
-              <w:jc w:val="center"/>
+              <w:spacing w:after="20"/>
+              <w:jc w:val="left"/>
             </w:pPr>
             <w:r>
-              <w:t>유형</w:t>
-            </w:r>
-          </w:p>
-        </w:tc>
-        <w:tc>
-          <w:tcPr>
-            <w:tcW w:type="dxa" w:w="7257"/>
-            <w:tcMar>
-              <w:top w:w="120" w:type="dxa"/>
-              <w:start w:w="110" w:type="dxa"/>
-              <w:bottom w:w="120" w:type="dxa"/>
-              <w:end w:w="110" w:type="dxa"/>
-            </w:tcMar>
-            <w:vAlign w:val="center"/>
-          </w:tcPr>
-          <w:p>
-            <w:r>
-              <w:t>논문 / PMC 원문</w:t>
+              <w:t>요일, layover 등 설명 변수 후보의 보조 근거로 반영</w:t>
             </w:r>
           </w:p>
         </w:tc>
@@ -3956,1157 +4115,53 @@
       <w:tr>
         <w:tc>
           <w:tcPr>
-            <w:tcW w:type="dxa" w:w="1814"/>
-            <w:shd w:fill="EEF3F8"/>
+            <w:tcW w:type="dxa" w:w="4816"/>
             <w:tcMar>
-              <w:top w:w="120" w:type="dxa"/>
-              <w:start w:w="110" w:type="dxa"/>
-              <w:bottom w:w="120" w:type="dxa"/>
-              <w:end w:w="110" w:type="dxa"/>
+              <w:top w:w="80" w:type="dxa"/>
+              <w:start w:w="90" w:type="dxa"/>
+              <w:bottom w:w="80" w:type="dxa"/>
+              <w:end w:w="90" w:type="dxa"/>
             </w:tcMar>
             <w:vAlign w:val="center"/>
           </w:tcPr>
           <w:p>
             <w:pPr>
+              <w:spacing w:after="20"/>
               <w:jc w:val="center"/>
             </w:pPr>
             <w:r>
-              <w:t>접근 URL</w:t>
+              <w:t>주의 또는 한계</w:t>
             </w:r>
           </w:p>
         </w:tc>
         <w:tc>
           <w:tcPr>
-            <w:tcW w:type="dxa" w:w="7257"/>
+            <w:tcW w:type="dxa" w:w="4816"/>
             <w:tcMar>
-              <w:top w:w="120" w:type="dxa"/>
-              <w:start w:w="110" w:type="dxa"/>
-              <w:bottom w:w="120" w:type="dxa"/>
-              <w:end w:w="110" w:type="dxa"/>
-            </w:tcMar>
-            <w:vAlign w:val="center"/>
-          </w:tcPr>
-          <w:p>
-            <w:r>
-              <w:t>https://pmc.ncbi.nlm.nih.gov/articles/PMC8331096/</w:t>
-            </w:r>
-          </w:p>
-        </w:tc>
-      </w:tr>
-      <w:tr>
-        <w:tc>
-          <w:tcPr>
-            <w:tcW w:type="dxa" w:w="1814"/>
-            <w:shd w:fill="EEF3F8"/>
-            <w:tcMar>
-              <w:top w:w="120" w:type="dxa"/>
-              <w:start w:w="110" w:type="dxa"/>
-              <w:bottom w:w="120" w:type="dxa"/>
-              <w:end w:w="110" w:type="dxa"/>
+              <w:top w:w="80" w:type="dxa"/>
+              <w:start w:w="90" w:type="dxa"/>
+              <w:bottom w:w="80" w:type="dxa"/>
+              <w:end w:w="90" w:type="dxa"/>
             </w:tcMar>
             <w:vAlign w:val="center"/>
           </w:tcPr>
           <w:p>
             <w:pPr>
-              <w:jc w:val="center"/>
+              <w:spacing w:after="20"/>
+              <w:jc w:val="left"/>
             </w:pPr>
             <w:r>
-              <w:t>추출 키워드</w:t>
-            </w:r>
-          </w:p>
-        </w:tc>
-        <w:tc>
-          <w:tcPr>
-            <w:tcW w:type="dxa" w:w="7257"/>
-            <w:tcMar>
-              <w:top w:w="120" w:type="dxa"/>
-              <w:start w:w="110" w:type="dxa"/>
-              <w:bottom w:w="120" w:type="dxa"/>
-              <w:end w:w="110" w:type="dxa"/>
-            </w:tcMar>
-            <w:vAlign w:val="center"/>
-          </w:tcPr>
-          <w:p>
-            <w:r>
-              <w:t>departure time, days of purchase in advance, airline, MADA, Seq2Seq</w:t>
-            </w:r>
-          </w:p>
-        </w:tc>
-      </w:tr>
-      <w:tr>
-        <w:tc>
-          <w:tcPr>
-            <w:tcW w:type="dxa" w:w="1814"/>
-            <w:shd w:fill="EEF3F8"/>
-            <w:tcMar>
-              <w:top w:w="120" w:type="dxa"/>
-              <w:start w:w="110" w:type="dxa"/>
-              <w:bottom w:w="120" w:type="dxa"/>
-              <w:end w:w="110" w:type="dxa"/>
-            </w:tcMar>
-            <w:vAlign w:val="center"/>
-          </w:tcPr>
-          <w:p>
-            <w:pPr>
-              <w:jc w:val="center"/>
-            </w:pPr>
-            <w:r>
-              <w:t>자료의 중점</w:t>
-            </w:r>
-          </w:p>
-        </w:tc>
-        <w:tc>
-          <w:tcPr>
-            <w:tcW w:type="dxa" w:w="7257"/>
-            <w:tcMar>
-              <w:top w:w="120" w:type="dxa"/>
-              <w:start w:w="110" w:type="dxa"/>
-              <w:bottom w:w="120" w:type="dxa"/>
-              <w:end w:w="110" w:type="dxa"/>
-            </w:tcMar>
-            <w:vAlign w:val="center"/>
-          </w:tcPr>
-          <w:p>
-            <w:r>
-              <w:t>다중 속성과 시간 의존성을 함께 고려한 가격 예측</w:t>
-            </w:r>
-          </w:p>
-        </w:tc>
-      </w:tr>
-      <w:tr>
-        <w:tc>
-          <w:tcPr>
-            <w:tcW w:type="dxa" w:w="1814"/>
-            <w:shd w:fill="EEF3F8"/>
-            <w:tcMar>
-              <w:top w:w="120" w:type="dxa"/>
-              <w:start w:w="110" w:type="dxa"/>
-              <w:bottom w:w="120" w:type="dxa"/>
-              <w:end w:w="110" w:type="dxa"/>
-            </w:tcMar>
-            <w:vAlign w:val="center"/>
-          </w:tcPr>
-          <w:p>
-            <w:pPr>
-              <w:jc w:val="center"/>
-            </w:pPr>
-            <w:r>
-              <w:t>내가 봐야 할 내용</w:t>
-            </w:r>
-          </w:p>
-        </w:tc>
-        <w:tc>
-          <w:tcPr>
-            <w:tcW w:type="dxa" w:w="7257"/>
-            <w:tcMar>
-              <w:top w:w="120" w:type="dxa"/>
-              <w:start w:w="110" w:type="dxa"/>
-              <w:bottom w:w="120" w:type="dxa"/>
-              <w:end w:w="110" w:type="dxa"/>
-            </w:tcMar>
-            <w:vAlign w:val="center"/>
-          </w:tcPr>
-          <w:p>
-            <w:r>
-              <w:t>핵심 변수 목록, lead time의 위치, 설명 가능한 변수 후보로 어떤 속성을 건질 수 있는지</w:t>
-            </w:r>
-          </w:p>
-        </w:tc>
-      </w:tr>
-      <w:tr>
-        <w:tc>
-          <w:tcPr>
-            <w:tcW w:type="dxa" w:w="1814"/>
-            <w:shd w:fill="EEF3F8"/>
-            <w:tcMar>
-              <w:top w:w="120" w:type="dxa"/>
-              <w:start w:w="110" w:type="dxa"/>
-              <w:bottom w:w="120" w:type="dxa"/>
-              <w:end w:w="110" w:type="dxa"/>
-            </w:tcMar>
-            <w:vAlign w:val="center"/>
-          </w:tcPr>
-          <w:p>
-            <w:pPr>
-              <w:jc w:val="center"/>
-            </w:pPr>
-            <w:r>
-              <w:t>신뢰도 평가</w:t>
-            </w:r>
-          </w:p>
-        </w:tc>
-        <w:tc>
-          <w:tcPr>
-            <w:tcW w:type="dxa" w:w="7257"/>
-            <w:tcMar>
-              <w:top w:w="120" w:type="dxa"/>
-              <w:start w:w="110" w:type="dxa"/>
-              <w:bottom w:w="120" w:type="dxa"/>
-              <w:end w:w="110" w:type="dxa"/>
-            </w:tcMar>
-            <w:vAlign w:val="center"/>
-          </w:tcPr>
-          <w:p>
-            <w:r>
-              <w:t>A</w:t>
-            </w:r>
-          </w:p>
-        </w:tc>
-      </w:tr>
-      <w:tr>
-        <w:tc>
-          <w:tcPr>
-            <w:tcW w:type="dxa" w:w="1814"/>
-            <w:shd w:fill="EEF3F8"/>
-            <w:tcMar>
-              <w:top w:w="120" w:type="dxa"/>
-              <w:start w:w="110" w:type="dxa"/>
-              <w:bottom w:w="120" w:type="dxa"/>
-              <w:end w:w="110" w:type="dxa"/>
-            </w:tcMar>
-            <w:vAlign w:val="center"/>
-          </w:tcPr>
-          <w:p>
-            <w:pPr>
-              <w:jc w:val="center"/>
-            </w:pPr>
-            <w:r>
-              <w:t>평가 이유</w:t>
-            </w:r>
-          </w:p>
-        </w:tc>
-        <w:tc>
-          <w:tcPr>
-            <w:tcW w:type="dxa" w:w="7257"/>
-            <w:tcMar>
-              <w:top w:w="120" w:type="dxa"/>
-              <w:start w:w="110" w:type="dxa"/>
-              <w:bottom w:w="120" w:type="dxa"/>
-              <w:end w:w="110" w:type="dxa"/>
-            </w:tcMar>
-            <w:vAlign w:val="center"/>
-          </w:tcPr>
-          <w:p>
-            <w:r>
-              <w:t>PMC 원문 공개. 변수와 접근 방식 확인 가능</w:t>
+              <w:t>유럽 단거리 시장 기반이므로 한국–일본 구간에 그대로 일반화하지 않음</w:t>
             </w:r>
           </w:p>
         </w:tc>
       </w:tr>
     </w:tbl>
-    <w:p>
-      <w:r>
-        <w:rPr>
-          <w:b/>
-          <w:color w:val="203864"/>
-        </w:rPr>
-        <w:t>관찰 사실</w:t>
-      </w:r>
-    </w:p>
-    <w:p>
-      <w:r>
-        <w:t>논문은 departure time, days of purchase in advance, airline 등 여러 속성을 함께 사용해 가격 변동을 예측한다.</w:t>
-      </w:r>
-    </w:p>
-    <w:p>
-      <w:r>
-        <w:rPr>
-          <w:b/>
-          <w:color w:val="203864"/>
-        </w:rPr>
-        <w:t>우리 주제에 주는 시사점</w:t>
-      </w:r>
-    </w:p>
-    <w:p>
-      <w:r>
-        <w:t>우리 프로젝트도 최소한 리드타임, 항공사, 출발 조건 같은 구조적 변수 후보를 고려해야 한다.</w:t>
-      </w:r>
-    </w:p>
-    <w:p>
-      <w:r>
-        <w:rPr>
-          <w:b/>
-          <w:color w:val="203864"/>
-        </w:rPr>
-        <w:t>한계 또는 주의점</w:t>
-      </w:r>
-    </w:p>
-    <w:p>
-      <w:r>
-        <w:t>설명 가능성보다 예측 성능 개선에 더 무게가 있다.</w:t>
-      </w:r>
-    </w:p>
-    <w:p>
-      <w:r>
-        <w:rPr>
-          <w:b/>
-          <w:color w:val="203864"/>
-        </w:rPr>
-        <w:t>반영/배제 판단</w:t>
-      </w:r>
-    </w:p>
-    <w:p>
-      <w:r>
-        <w:t>반영: 변수 후보 참고. 배제: 복잡한 모델 구조를 현 단계에서 바로 채택하는 것.</w:t>
-      </w:r>
-    </w:p>
     <w:p/>
-    <w:p>
-      <w:pPr>
-        <w:pStyle w:val="Heading2"/>
-      </w:pPr>
-      <w:r>
-        <w:t>P4. Gillen et al. (2009) — Price volatility in the airline markets</w:t>
-      </w:r>
-    </w:p>
-    <w:tbl>
-      <w:tblPr>
-        <w:tblStyle w:val="TableGrid"/>
-        <w:tblW w:type="auto" w:w="0"/>
-        <w:jc w:val="center"/>
-        <w:tblLook w:firstColumn="1" w:firstRow="1" w:lastColumn="0" w:lastRow="0" w:noHBand="0" w:noVBand="1" w:val="04A0"/>
-        <w:tblBorders>
-          <w:top w:val="single" w:sz="6" w:space="0" w:color="D0D7E5"/>
-          <w:left w:val="single" w:sz="6" w:space="0" w:color="D0D7E5"/>
-          <w:bottom w:val="single" w:sz="6" w:space="0" w:color="D0D7E5"/>
-          <w:right w:val="single" w:sz="6" w:space="0" w:color="D0D7E5"/>
-          <w:insideH w:val="single" w:sz="6" w:space="0" w:color="D0D7E5"/>
-          <w:insideV w:val="single" w:sz="6" w:space="0" w:color="D0D7E5"/>
-        </w:tblBorders>
-      </w:tblPr>
-      <w:tblGrid>
-        <w:gridCol w:w="4873"/>
-        <w:gridCol w:w="4873"/>
-      </w:tblGrid>
-      <w:tr>
-        <w:tc>
-          <w:tcPr>
-            <w:tcW w:type="dxa" w:w="1814"/>
-            <w:shd w:fill="EEF3F8"/>
-            <w:tcMar>
-              <w:top w:w="120" w:type="dxa"/>
-              <w:start w:w="110" w:type="dxa"/>
-              <w:bottom w:w="120" w:type="dxa"/>
-              <w:end w:w="110" w:type="dxa"/>
-            </w:tcMar>
-            <w:vAlign w:val="center"/>
-          </w:tcPr>
-          <w:p>
-            <w:pPr>
-              <w:jc w:val="center"/>
-            </w:pPr>
-            <w:r>
-              <w:t>유형</w:t>
-            </w:r>
-          </w:p>
-        </w:tc>
-        <w:tc>
-          <w:tcPr>
-            <w:tcW w:type="dxa" w:w="7257"/>
-            <w:tcMar>
-              <w:top w:w="120" w:type="dxa"/>
-              <w:start w:w="110" w:type="dxa"/>
-              <w:bottom w:w="120" w:type="dxa"/>
-              <w:end w:w="110" w:type="dxa"/>
-            </w:tcMar>
-            <w:vAlign w:val="center"/>
-          </w:tcPr>
-          <w:p>
-            <w:r>
-              <w:t>논문 / 초록 접근</w:t>
-            </w:r>
-          </w:p>
-        </w:tc>
-      </w:tr>
-      <w:tr>
-        <w:tc>
-          <w:tcPr>
-            <w:tcW w:type="dxa" w:w="1814"/>
-            <w:shd w:fill="EEF3F8"/>
-            <w:tcMar>
-              <w:top w:w="120" w:type="dxa"/>
-              <w:start w:w="110" w:type="dxa"/>
-              <w:bottom w:w="120" w:type="dxa"/>
-              <w:end w:w="110" w:type="dxa"/>
-            </w:tcMar>
-            <w:vAlign w:val="center"/>
-          </w:tcPr>
-          <w:p>
-            <w:pPr>
-              <w:jc w:val="center"/>
-            </w:pPr>
-            <w:r>
-              <w:t>접근 URL</w:t>
-            </w:r>
-          </w:p>
-        </w:tc>
-        <w:tc>
-          <w:tcPr>
-            <w:tcW w:type="dxa" w:w="7257"/>
-            <w:tcMar>
-              <w:top w:w="120" w:type="dxa"/>
-              <w:start w:w="110" w:type="dxa"/>
-              <w:bottom w:w="120" w:type="dxa"/>
-              <w:end w:w="110" w:type="dxa"/>
-            </w:tcMar>
-            <w:vAlign w:val="center"/>
-          </w:tcPr>
-          <w:p>
-            <w:r>
-              <w:t>https://www.sciencedirect.com/science/article/abs/pii/S1366554509000490</w:t>
-            </w:r>
-          </w:p>
-        </w:tc>
-      </w:tr>
-      <w:tr>
-        <w:tc>
-          <w:tcPr>
-            <w:tcW w:type="dxa" w:w="1814"/>
-            <w:shd w:fill="EEF3F8"/>
-            <w:tcMar>
-              <w:top w:w="120" w:type="dxa"/>
-              <w:start w:w="110" w:type="dxa"/>
-              <w:bottom w:w="120" w:type="dxa"/>
-              <w:end w:w="110" w:type="dxa"/>
-            </w:tcMar>
-            <w:vAlign w:val="center"/>
-          </w:tcPr>
-          <w:p>
-            <w:pPr>
-              <w:jc w:val="center"/>
-            </w:pPr>
-            <w:r>
-              <w:t>추출 키워드</w:t>
-            </w:r>
-          </w:p>
-        </w:tc>
-        <w:tc>
-          <w:tcPr>
-            <w:tcW w:type="dxa" w:w="7257"/>
-            <w:tcMar>
-              <w:top w:w="120" w:type="dxa"/>
-              <w:start w:w="110" w:type="dxa"/>
-              <w:bottom w:w="120" w:type="dxa"/>
-              <w:end w:w="110" w:type="dxa"/>
-            </w:tcMar>
-            <w:vAlign w:val="center"/>
-          </w:tcPr>
-          <w:p>
-            <w:r>
-              <w:t>price volatility, two weeks prior, LCC legacy carrier</w:t>
-            </w:r>
-          </w:p>
-        </w:tc>
-      </w:tr>
-      <w:tr>
-        <w:tc>
-          <w:tcPr>
-            <w:tcW w:type="dxa" w:w="1814"/>
-            <w:shd w:fill="EEF3F8"/>
-            <w:tcMar>
-              <w:top w:w="120" w:type="dxa"/>
-              <w:start w:w="110" w:type="dxa"/>
-              <w:bottom w:w="120" w:type="dxa"/>
-              <w:end w:w="110" w:type="dxa"/>
-            </w:tcMar>
-            <w:vAlign w:val="center"/>
-          </w:tcPr>
-          <w:p>
-            <w:pPr>
-              <w:jc w:val="center"/>
-            </w:pPr>
-            <w:r>
-              <w:t>자료의 중점</w:t>
-            </w:r>
-          </w:p>
-        </w:tc>
-        <w:tc>
-          <w:tcPr>
-            <w:tcW w:type="dxa" w:w="7257"/>
-            <w:tcMar>
-              <w:top w:w="120" w:type="dxa"/>
-              <w:start w:w="110" w:type="dxa"/>
-              <w:bottom w:w="120" w:type="dxa"/>
-              <w:end w:w="110" w:type="dxa"/>
-            </w:tcMar>
-            <w:vAlign w:val="center"/>
-          </w:tcPr>
-          <w:p>
-            <w:r>
-              <w:t>출발일에 가까워질수록 커지는 가격 변동성</w:t>
-            </w:r>
-          </w:p>
-        </w:tc>
-      </w:tr>
-      <w:tr>
-        <w:tc>
-          <w:tcPr>
-            <w:tcW w:type="dxa" w:w="1814"/>
-            <w:shd w:fill="EEF3F8"/>
-            <w:tcMar>
-              <w:top w:w="120" w:type="dxa"/>
-              <w:start w:w="110" w:type="dxa"/>
-              <w:bottom w:w="120" w:type="dxa"/>
-              <w:end w:w="110" w:type="dxa"/>
-            </w:tcMar>
-            <w:vAlign w:val="center"/>
-          </w:tcPr>
-          <w:p>
-            <w:pPr>
-              <w:jc w:val="center"/>
-            </w:pPr>
-            <w:r>
-              <w:t>내가 봐야 할 내용</w:t>
-            </w:r>
-          </w:p>
-        </w:tc>
-        <w:tc>
-          <w:tcPr>
-            <w:tcW w:type="dxa" w:w="7257"/>
-            <w:tcMar>
-              <w:top w:w="120" w:type="dxa"/>
-              <w:start w:w="110" w:type="dxa"/>
-              <w:bottom w:w="120" w:type="dxa"/>
-              <w:end w:w="110" w:type="dxa"/>
-            </w:tcMar>
-            <w:vAlign w:val="center"/>
-          </w:tcPr>
-          <w:p>
-            <w:r>
-              <w:t>변동성이 언제 커지는지, 리드타임과 위험도를 어떻게 연결할지</w:t>
-            </w:r>
-          </w:p>
-        </w:tc>
-      </w:tr>
-      <w:tr>
-        <w:tc>
-          <w:tcPr>
-            <w:tcW w:type="dxa" w:w="1814"/>
-            <w:shd w:fill="EEF3F8"/>
-            <w:tcMar>
-              <w:top w:w="120" w:type="dxa"/>
-              <w:start w:w="110" w:type="dxa"/>
-              <w:bottom w:w="120" w:type="dxa"/>
-              <w:end w:w="110" w:type="dxa"/>
-            </w:tcMar>
-            <w:vAlign w:val="center"/>
-          </w:tcPr>
-          <w:p>
-            <w:pPr>
-              <w:jc w:val="center"/>
-            </w:pPr>
-            <w:r>
-              <w:t>신뢰도 평가</w:t>
-            </w:r>
-          </w:p>
-        </w:tc>
-        <w:tc>
-          <w:tcPr>
-            <w:tcW w:type="dxa" w:w="7257"/>
-            <w:tcMar>
-              <w:top w:w="120" w:type="dxa"/>
-              <w:start w:w="110" w:type="dxa"/>
-              <w:bottom w:w="120" w:type="dxa"/>
-              <w:end w:w="110" w:type="dxa"/>
-            </w:tcMar>
-            <w:vAlign w:val="center"/>
-          </w:tcPr>
-          <w:p>
-            <w:r>
-              <w:t>A/B</w:t>
-            </w:r>
-          </w:p>
-        </w:tc>
-      </w:tr>
-      <w:tr>
-        <w:tc>
-          <w:tcPr>
-            <w:tcW w:type="dxa" w:w="1814"/>
-            <w:shd w:fill="EEF3F8"/>
-            <w:tcMar>
-              <w:top w:w="120" w:type="dxa"/>
-              <w:start w:w="110" w:type="dxa"/>
-              <w:bottom w:w="120" w:type="dxa"/>
-              <w:end w:w="110" w:type="dxa"/>
-            </w:tcMar>
-            <w:vAlign w:val="center"/>
-          </w:tcPr>
-          <w:p>
-            <w:pPr>
-              <w:jc w:val="center"/>
-            </w:pPr>
-            <w:r>
-              <w:t>평가 이유</w:t>
-            </w:r>
-          </w:p>
-        </w:tc>
-        <w:tc>
-          <w:tcPr>
-            <w:tcW w:type="dxa" w:w="7257"/>
-            <w:tcMar>
-              <w:top w:w="120" w:type="dxa"/>
-              <w:start w:w="110" w:type="dxa"/>
-              <w:bottom w:w="120" w:type="dxa"/>
-              <w:end w:w="110" w:type="dxa"/>
-            </w:tcMar>
-            <w:vAlign w:val="center"/>
-          </w:tcPr>
-          <w:p>
-            <w:r>
-              <w:t>학술 출판사 초록 접근. 핵심 결론은 신뢰 가능하나 상세 분석 절차 재현은 제한</w:t>
-            </w:r>
-          </w:p>
-        </w:tc>
-      </w:tr>
-    </w:tbl>
-    <w:p>
-      <w:r>
-        <w:rPr>
-          <w:b/>
-          <w:color w:val="203864"/>
-        </w:rPr>
-        <w:t>관찰 사실</w:t>
-      </w:r>
-    </w:p>
-    <w:p>
-      <w:r>
-        <w:t>연구는 가격 변동성이 출발 2주 전을 기점으로 유의하게 커질 수 있으며 항공사 유형도 변동성에 영향을 준다고 보고한다.</w:t>
-      </w:r>
-    </w:p>
-    <w:p>
-      <w:r>
-        <w:rPr>
-          <w:b/>
-          <w:color w:val="203864"/>
-        </w:rPr>
-        <w:t>우리 주제에 주는 시사점</w:t>
-      </w:r>
-    </w:p>
-    <w:p>
-      <w:r>
-        <w:t>가격 수준만이 아니라 출발일까지 남은 기간과 변동성 자체를 출력 지표로 고려할 수 있다.</w:t>
-      </w:r>
-    </w:p>
-    <w:p>
-      <w:r>
-        <w:rPr>
-          <w:b/>
-          <w:color w:val="203864"/>
-        </w:rPr>
-        <w:t>한계 또는 주의점</w:t>
-      </w:r>
-    </w:p>
-    <w:p>
-      <w:r>
-        <w:t>미국 국내선 시장 맥락이므로 한국-일본 국제선에 그대로 일반화하면 안 된다.</w:t>
-      </w:r>
-    </w:p>
-    <w:p>
-      <w:r>
-        <w:rPr>
-          <w:b/>
-          <w:color w:val="203864"/>
-        </w:rPr>
-        <w:t>반영/배제 판단</w:t>
-      </w:r>
-    </w:p>
-    <w:p>
-      <w:r>
-        <w:t>반영: 단기 위험도 개념. 배제: 특정 리드타임 임계값의 직접 이식.</w:t>
-      </w:r>
-    </w:p>
-    <w:p/>
-    <w:p>
-      <w:pPr>
-        <w:pStyle w:val="Heading2"/>
-      </w:pPr>
-      <w:r>
-        <w:t>P5. Otręba et al. (2025) — Determinants of airfares in the short-haul European market</w:t>
-      </w:r>
-    </w:p>
-    <w:tbl>
-      <w:tblPr>
-        <w:tblStyle w:val="TableGrid"/>
-        <w:tblW w:type="auto" w:w="0"/>
-        <w:jc w:val="center"/>
-        <w:tblLook w:firstColumn="1" w:firstRow="1" w:lastColumn="0" w:lastRow="0" w:noHBand="0" w:noVBand="1" w:val="04A0"/>
-        <w:tblBorders>
-          <w:top w:val="single" w:sz="6" w:space="0" w:color="D0D7E5"/>
-          <w:left w:val="single" w:sz="6" w:space="0" w:color="D0D7E5"/>
-          <w:bottom w:val="single" w:sz="6" w:space="0" w:color="D0D7E5"/>
-          <w:right w:val="single" w:sz="6" w:space="0" w:color="D0D7E5"/>
-          <w:insideH w:val="single" w:sz="6" w:space="0" w:color="D0D7E5"/>
-          <w:insideV w:val="single" w:sz="6" w:space="0" w:color="D0D7E5"/>
-        </w:tblBorders>
-      </w:tblPr>
-      <w:tblGrid>
-        <w:gridCol w:w="4873"/>
-        <w:gridCol w:w="4873"/>
-      </w:tblGrid>
-      <w:tr>
-        <w:tc>
-          <w:tcPr>
-            <w:tcW w:type="dxa" w:w="1814"/>
-            <w:shd w:fill="EEF3F8"/>
-            <w:tcMar>
-              <w:top w:w="120" w:type="dxa"/>
-              <w:start w:w="110" w:type="dxa"/>
-              <w:bottom w:w="120" w:type="dxa"/>
-              <w:end w:w="110" w:type="dxa"/>
-            </w:tcMar>
-            <w:vAlign w:val="center"/>
-          </w:tcPr>
-          <w:p>
-            <w:pPr>
-              <w:jc w:val="center"/>
-            </w:pPr>
-            <w:r>
-              <w:t>유형</w:t>
-            </w:r>
-          </w:p>
-        </w:tc>
-        <w:tc>
-          <w:tcPr>
-            <w:tcW w:type="dxa" w:w="7257"/>
-            <w:tcMar>
-              <w:top w:w="120" w:type="dxa"/>
-              <w:start w:w="110" w:type="dxa"/>
-              <w:bottom w:w="120" w:type="dxa"/>
-              <w:end w:w="110" w:type="dxa"/>
-            </w:tcMar>
-            <w:vAlign w:val="center"/>
-          </w:tcPr>
-          <w:p>
-            <w:r>
-              <w:t>논문 / 초록 접근</w:t>
-            </w:r>
-          </w:p>
-        </w:tc>
-      </w:tr>
-      <w:tr>
-        <w:tc>
-          <w:tcPr>
-            <w:tcW w:type="dxa" w:w="1814"/>
-            <w:shd w:fill="EEF3F8"/>
-            <w:tcMar>
-              <w:top w:w="120" w:type="dxa"/>
-              <w:start w:w="110" w:type="dxa"/>
-              <w:bottom w:w="120" w:type="dxa"/>
-              <w:end w:w="110" w:type="dxa"/>
-            </w:tcMar>
-            <w:vAlign w:val="center"/>
-          </w:tcPr>
-          <w:p>
-            <w:pPr>
-              <w:jc w:val="center"/>
-            </w:pPr>
-            <w:r>
-              <w:t>접근 URL</w:t>
-            </w:r>
-          </w:p>
-        </w:tc>
-        <w:tc>
-          <w:tcPr>
-            <w:tcW w:type="dxa" w:w="7257"/>
-            <w:tcMar>
-              <w:top w:w="120" w:type="dxa"/>
-              <w:start w:w="110" w:type="dxa"/>
-              <w:bottom w:w="120" w:type="dxa"/>
-              <w:end w:w="110" w:type="dxa"/>
-            </w:tcMar>
-            <w:vAlign w:val="center"/>
-          </w:tcPr>
-          <w:p>
-            <w:r>
-              <w:t>https://www.sciencedirect.com/science/article/abs/pii/S0957417425038813</w:t>
-            </w:r>
-          </w:p>
-        </w:tc>
-      </w:tr>
-      <w:tr>
-        <w:tc>
-          <w:tcPr>
-            <w:tcW w:type="dxa" w:w="1814"/>
-            <w:shd w:fill="EEF3F8"/>
-            <w:tcMar>
-              <w:top w:w="120" w:type="dxa"/>
-              <w:start w:w="110" w:type="dxa"/>
-              <w:bottom w:w="120" w:type="dxa"/>
-              <w:end w:w="110" w:type="dxa"/>
-            </w:tcMar>
-            <w:vAlign w:val="center"/>
-          </w:tcPr>
-          <w:p>
-            <w:pPr>
-              <w:jc w:val="center"/>
-            </w:pPr>
-            <w:r>
-              <w:t>추출 키워드</w:t>
-            </w:r>
-          </w:p>
-        </w:tc>
-        <w:tc>
-          <w:tcPr>
-            <w:tcW w:type="dxa" w:w="7257"/>
-            <w:tcMar>
-              <w:top w:w="120" w:type="dxa"/>
-              <w:start w:w="110" w:type="dxa"/>
-              <w:bottom w:w="120" w:type="dxa"/>
-              <w:end w:w="110" w:type="dxa"/>
-            </w:tcMar>
-            <w:vAlign w:val="center"/>
-          </w:tcPr>
-          <w:p>
-            <w:r>
-              <w:t>650,000 itineraries, departure day, purchase day, passengers, layover</w:t>
-            </w:r>
-          </w:p>
-        </w:tc>
-      </w:tr>
-      <w:tr>
-        <w:tc>
-          <w:tcPr>
-            <w:tcW w:type="dxa" w:w="1814"/>
-            <w:shd w:fill="EEF3F8"/>
-            <w:tcMar>
-              <w:top w:w="120" w:type="dxa"/>
-              <w:start w:w="110" w:type="dxa"/>
-              <w:bottom w:w="120" w:type="dxa"/>
-              <w:end w:w="110" w:type="dxa"/>
-            </w:tcMar>
-            <w:vAlign w:val="center"/>
-          </w:tcPr>
-          <w:p>
-            <w:pPr>
-              <w:jc w:val="center"/>
-            </w:pPr>
-            <w:r>
-              <w:t>자료의 중점</w:t>
-            </w:r>
-          </w:p>
-        </w:tc>
-        <w:tc>
-          <w:tcPr>
-            <w:tcW w:type="dxa" w:w="7257"/>
-            <w:tcMar>
-              <w:top w:w="120" w:type="dxa"/>
-              <w:start w:w="110" w:type="dxa"/>
-              <w:bottom w:w="120" w:type="dxa"/>
-              <w:end w:w="110" w:type="dxa"/>
-            </w:tcMar>
-            <w:vAlign w:val="center"/>
-          </w:tcPr>
-          <w:p>
-            <w:r>
-              <w:t>단거리 항공권 가격 결정요인 분석</w:t>
-            </w:r>
-          </w:p>
-        </w:tc>
-      </w:tr>
-      <w:tr>
-        <w:tc>
-          <w:tcPr>
-            <w:tcW w:type="dxa" w:w="1814"/>
-            <w:shd w:fill="EEF3F8"/>
-            <w:tcMar>
-              <w:top w:w="120" w:type="dxa"/>
-              <w:start w:w="110" w:type="dxa"/>
-              <w:bottom w:w="120" w:type="dxa"/>
-              <w:end w:w="110" w:type="dxa"/>
-            </w:tcMar>
-            <w:vAlign w:val="center"/>
-          </w:tcPr>
-          <w:p>
-            <w:pPr>
-              <w:jc w:val="center"/>
-            </w:pPr>
-            <w:r>
-              <w:t>내가 봐야 할 내용</w:t>
-            </w:r>
-          </w:p>
-        </w:tc>
-        <w:tc>
-          <w:tcPr>
-            <w:tcW w:type="dxa" w:w="7257"/>
-            <w:tcMar>
-              <w:top w:w="120" w:type="dxa"/>
-              <w:start w:w="110" w:type="dxa"/>
-              <w:bottom w:w="120" w:type="dxa"/>
-              <w:end w:w="110" w:type="dxa"/>
-            </w:tcMar>
-            <w:vAlign w:val="center"/>
-          </w:tcPr>
-          <w:p>
-            <w:r>
-              <w:t>요일, 구매일, 인원 수, layover 같은 설명 변수들이 우리 문서에서 어떤 범주의 설명 근거가 될 수 있는지</w:t>
-            </w:r>
-          </w:p>
-        </w:tc>
-      </w:tr>
-      <w:tr>
-        <w:tc>
-          <w:tcPr>
-            <w:tcW w:type="dxa" w:w="1814"/>
-            <w:shd w:fill="EEF3F8"/>
-            <w:tcMar>
-              <w:top w:w="120" w:type="dxa"/>
-              <w:start w:w="110" w:type="dxa"/>
-              <w:bottom w:w="120" w:type="dxa"/>
-              <w:end w:w="110" w:type="dxa"/>
-            </w:tcMar>
-            <w:vAlign w:val="center"/>
-          </w:tcPr>
-          <w:p>
-            <w:pPr>
-              <w:jc w:val="center"/>
-            </w:pPr>
-            <w:r>
-              <w:t>신뢰도 평가</w:t>
-            </w:r>
-          </w:p>
-        </w:tc>
-        <w:tc>
-          <w:tcPr>
-            <w:tcW w:type="dxa" w:w="7257"/>
-            <w:tcMar>
-              <w:top w:w="120" w:type="dxa"/>
-              <w:start w:w="110" w:type="dxa"/>
-              <w:bottom w:w="120" w:type="dxa"/>
-              <w:end w:w="110" w:type="dxa"/>
-            </w:tcMar>
-            <w:vAlign w:val="center"/>
-          </w:tcPr>
-          <w:p>
-            <w:r>
-              <w:t>A/B</w:t>
-            </w:r>
-          </w:p>
-        </w:tc>
-      </w:tr>
-      <w:tr>
-        <w:tc>
-          <w:tcPr>
-            <w:tcW w:type="dxa" w:w="1814"/>
-            <w:shd w:fill="EEF3F8"/>
-            <w:tcMar>
-              <w:top w:w="120" w:type="dxa"/>
-              <w:start w:w="110" w:type="dxa"/>
-              <w:bottom w:w="120" w:type="dxa"/>
-              <w:end w:w="110" w:type="dxa"/>
-            </w:tcMar>
-            <w:vAlign w:val="center"/>
-          </w:tcPr>
-          <w:p>
-            <w:pPr>
-              <w:jc w:val="center"/>
-            </w:pPr>
-            <w:r>
-              <w:t>평가 이유</w:t>
-            </w:r>
-          </w:p>
-        </w:tc>
-        <w:tc>
-          <w:tcPr>
-            <w:tcW w:type="dxa" w:w="7257"/>
-            <w:tcMar>
-              <w:top w:w="120" w:type="dxa"/>
-              <w:start w:w="110" w:type="dxa"/>
-              <w:bottom w:w="120" w:type="dxa"/>
-              <w:end w:w="110" w:type="dxa"/>
-            </w:tcMar>
-            <w:vAlign w:val="center"/>
-          </w:tcPr>
-          <w:p>
-            <w:r>
-              <w:t>학술 출판사 초록 접근. 최근 연구이며 변수군 파악에 유효</w:t>
-            </w:r>
-          </w:p>
-        </w:tc>
-      </w:tr>
-    </w:tbl>
-    <w:p>
-      <w:r>
-        <w:rPr>
-          <w:b/>
-          <w:color w:val="203864"/>
-        </w:rPr>
-        <w:t>관찰 사실</w:t>
-      </w:r>
-    </w:p>
-    <w:p>
-      <w:r>
-        <w:t>연구는 대규모 itinerary 데이터를 바탕으로 출발 요일, 구매 요일, 인원 수, layover 특성 등과 가격의 관계를 분석한다.</w:t>
-      </w:r>
-    </w:p>
-    <w:p>
-      <w:r>
-        <w:rPr>
-          <w:b/>
-          <w:color w:val="203864"/>
-        </w:rPr>
-        <w:t>우리 주제에 주는 시사점</w:t>
-      </w:r>
-    </w:p>
-    <w:p>
-      <w:r>
-        <w:t>최종 설명 문구는 현재가뿐 아니라 구조적 조건 차이를 함께 언급하는 방향으로 설계할 수 있다.</w:t>
-      </w:r>
-    </w:p>
-    <w:p>
-      <w:r>
-        <w:rPr>
-          <w:b/>
-          <w:color w:val="203864"/>
-        </w:rPr>
-        <w:t>한계 또는 주의점</w:t>
-      </w:r>
-    </w:p>
-    <w:p>
-      <w:r>
-        <w:t>유럽 단거리 시장 데이터이므로 한국-일본 노선의 직접 법칙처럼 쓰면 안 된다.</w:t>
-      </w:r>
-    </w:p>
-    <w:p>
-      <w:r>
-        <w:rPr>
-          <w:b/>
-          <w:color w:val="203864"/>
-        </w:rPr>
-        <w:t>반영/배제 판단</w:t>
-      </w:r>
-    </w:p>
-    <w:p>
-      <w:r>
-        <w:t>반영: 설명 변수 후보. 배제: 시장 차이를 무시한 직접 적용.</w:t>
-      </w:r>
-    </w:p>
-    <w:p/>
-    <w:p>
-      <w:pPr>
-        <w:pStyle w:val="Heading1"/>
-      </w:pPr>
-      <w:r>
-        <w:t>4. 통합 해석</w:t>
-      </w:r>
-    </w:p>
-    <w:p>
-      <w:r>
-        <w:t>자료 카드를 종합하면 세 가지가 선명해진다. 첫째, 기존 서비스는 이미 가격 추적과 예약 판단 보조를 제공하고 있지만 모든 판단을 투명하게 설명하지는 않는다. 둘째, 관련 연구는 항공권 문제를 buy/wait 문제로 재정의할 수 있음을 보여주며 현재가, 과거가, 리드타임, 구조적 변수의 결합이 중요하다는 점을 공통적으로 시사한다. 셋째, 최신 서비스와 연구 모두 예측을 정답으로 보장하지 않으며, 데이터 부족·시장 차이·숨겨진 변수의 존재를 한계로 남긴다.</w:t>
-      </w:r>
-    </w:p>
-    <w:p>
-      <w:pPr>
-        <w:ind w:left="227" w:hanging="198"/>
-      </w:pPr>
-      <w:r>
-        <w:rPr>
-          <w:rFonts w:ascii="Malgun Gothic" w:hAnsi="Malgun Gothic" w:eastAsia="Malgun Gothic"/>
-        </w:rPr>
-        <w:t>• 직접 반영 우선: buy/wait 문제 정의, 리드타임 변수, 가격 수준+위험도 표현</w:t>
-      </w:r>
-    </w:p>
-    <w:p>
-      <w:pPr>
-        <w:ind w:left="227" w:hanging="198"/>
-      </w:pPr>
-      <w:r>
-        <w:rPr>
-          <w:rFonts w:ascii="Malgun Gothic" w:hAnsi="Malgun Gothic" w:eastAsia="Malgun Gothic"/>
-        </w:rPr>
-        <w:t>• 보조 참고: 요일·layover·항공사 같은 설명 변수 후보</w:t>
-      </w:r>
-    </w:p>
-    <w:p>
-      <w:pPr>
-        <w:ind w:left="227" w:hanging="198"/>
-      </w:pPr>
-      <w:r>
-        <w:rPr>
-          <w:rFonts w:ascii="Malgun Gothic" w:hAnsi="Malgun Gothic" w:eastAsia="Malgun Gothic"/>
-        </w:rPr>
-        <w:t>• 배제 또는 후순위: 항공사 내부 수익관리, 비공개 로그 전제 모델, 고복잡도 정확도 경쟁형 모델</w:t>
-      </w:r>
-    </w:p>
-    <w:p>
-      <w:pPr>
-        <w:pStyle w:val="Heading1"/>
-      </w:pPr>
-      <w:r>
-        <w:t>5. 내가 이후 다시 확인해야 할 내용</w:t>
-      </w:r>
-    </w:p>
-    <w:p>
-      <w:pPr>
-        <w:ind w:left="227" w:hanging="198"/>
-      </w:pPr>
-      <w:r>
-        <w:rPr>
-          <w:rFonts w:ascii="Malgun Gothic" w:hAnsi="Malgun Gothic" w:eastAsia="Malgun Gothic"/>
-        </w:rPr>
-        <w:t>• Google Flights·KAYAK·Hopper의 공식 문서에서 '보장 아님' 또는 조건부 기능 문구를 정확히 따와서 정리할 것</w:t>
-      </w:r>
-    </w:p>
-    <w:p>
-      <w:pPr>
-        <w:ind w:left="227" w:hanging="198"/>
-      </w:pPr>
-      <w:r>
-        <w:rPr>
-          <w:rFonts w:ascii="Malgun Gothic" w:hAnsi="Malgun Gothic" w:eastAsia="Malgun Gothic"/>
-        </w:rPr>
-        <w:t>• Jun Lu(2017)에서 route 단위, departure date 단위, 신규 노선 처리 방식 구체 메모를 남길 것</w:t>
-      </w:r>
-    </w:p>
-    <w:p>
-      <w:pPr>
-        <w:ind w:left="227" w:hanging="198"/>
-      </w:pPr>
-      <w:r>
-        <w:rPr>
-          <w:rFonts w:ascii="Malgun Gothic" w:hAnsi="Malgun Gothic" w:eastAsia="Malgun Gothic"/>
-        </w:rPr>
-        <w:t>• PMC 논문에서 변수 목록을 별도 표로 추출해 리드타임·항공사·출발 시간 관련 부분만 압축할 것</w:t>
-      </w:r>
-    </w:p>
-    <w:p>
-      <w:pPr>
-        <w:ind w:left="227" w:hanging="198"/>
-      </w:pPr>
-      <w:r>
-        <w:rPr>
-          <w:rFonts w:ascii="Malgun Gothic" w:hAnsi="Malgun Gothic" w:eastAsia="Malgun Gothic"/>
-        </w:rPr>
-        <w:t>• 시장 차이가 큰 연구는 한국-일본 구간에 직접 적용하지 않는다는 문장을 보강할 것</w:t>
-      </w:r>
-    </w:p>
-    <w:p>
-      <w:pPr>
-        <w:ind w:left="227" w:hanging="198"/>
-      </w:pPr>
-      <w:r>
-        <w:rPr>
-          <w:rFonts w:ascii="Malgun Gothic" w:hAnsi="Malgun Gothic" w:eastAsia="Malgun Gothic"/>
-        </w:rPr>
-        <w:t>• 추후 추가 자료가 생기면 반드시 자료 카드 형식으로만 확장할 것</w:t>
-      </w:r>
-    </w:p>
-    <w:p>
-      <w:pPr>
-        <w:pStyle w:val="Heading1"/>
-      </w:pPr>
-      <w:r>
-        <w:t>6. 현재 단계 결론</w:t>
-      </w:r>
-    </w:p>
-    <w:p>
-      <w:r>
-        <w:t>이 문서 기준으로 현재 말할 수 있는 가장 보수적인 결론은 다음과 같다. 항공권 주제는 단순 가격 예측보다 구매 의사결정 보조 프레임이 적절하며, 그 핵심 신호는 현재 가격, 과거 가격 흐름, 출발까지 남은 기간, 그리고 일부 구조적 조건이다. 다만 어떤 단위로 판단할 수 있는지는 데이터 바운더리 검증 전까지 확정하지 않는다.</w:t>
-      </w:r>
-    </w:p>
     <w:sectPr>
       <w:footerReference w:type="default" r:id="rId9"/>
       <w:pgSz w:w="12240" w:h="15840"/>
-      <w:pgMar w:top="1247" w:right="1247" w:bottom="1020" w:left="1247" w:header="720" w:footer="720" w:gutter="0"/>
+      <w:pgMar w:top="1247" w:right="1304" w:bottom="1134" w:left="1304" w:header="720" w:footer="720" w:gutter="0"/>
       <w:cols w:space="720"/>
       <w:docGrid w:linePitch="360"/>
     </w:sectPr>
@@ -5122,17 +4177,13 @@
       <w:jc w:val="right"/>
     </w:pPr>
     <w:r>
-      <w:rPr>
-        <w:color w:val="787878"/>
-        <w:sz w:val="18"/>
-      </w:rPr>
       <w:t xml:space="preserve">Page </w:t>
     </w:r>
-    <w:r>
-      <w:fldChar w:fldCharType="begin"/>
-      <w:instrText xml:space="preserve"> PAGE </w:instrText>
-      <w:fldChar w:fldCharType="end"/>
-    </w:r>
+    <w:fldSimple w:instr="PAGE">
+      <w:r>
+        <w:t>1</w:t>
+      </w:r>
+    </w:fldSimple>
   </w:p>
 </w:ftr>
 </file>
@@ -5500,9 +4551,6 @@
     <w:name w:val="Normal"/>
     <w:qFormat/>
     <w:rsid w:val="00FC693F"/>
-    <w:pPr>
-      <w:spacing w:after="120" w:line="300" w:lineRule="auto"/>
-    </w:pPr>
     <w:rPr>
       <w:rFonts w:ascii="Malgun Gothic" w:hAnsi="Malgun Gothic" w:eastAsia="Malgun Gothic"/>
       <w:sz w:val="21"/>
@@ -5563,14 +4611,14 @@
     <w:pPr>
       <w:keepNext/>
       <w:keepLines/>
-      <w:spacing w:before="200" w:after="80"/>
+      <w:spacing w:before="480" w:after="0"/>
       <w:outlineLvl w:val="0"/>
     </w:pPr>
     <w:rPr>
       <w:rFonts w:asciiTheme="majorHAnsi" w:eastAsiaTheme="majorEastAsia" w:hAnsiTheme="majorHAnsi" w:cstheme="majorBidi" w:ascii="Malgun Gothic" w:hAnsi="Malgun Gothic" w:eastAsia="Malgun Gothic"/>
       <w:b/>
       <w:bCs/>
-      <w:color w:val="203864"/>
+      <w:color w:val="22344E"/>
       <w:sz w:val="30"/>
       <w:szCs w:val="28"/>
     </w:rPr>
@@ -5587,14 +4635,14 @@
     <w:pPr>
       <w:keepNext/>
       <w:keepLines/>
-      <w:spacing w:before="200" w:after="80"/>
+      <w:spacing w:before="200" w:after="0"/>
       <w:outlineLvl w:val="1"/>
     </w:pPr>
     <w:rPr>
       <w:rFonts w:asciiTheme="majorHAnsi" w:eastAsiaTheme="majorEastAsia" w:hAnsiTheme="majorHAnsi" w:cstheme="majorBidi" w:ascii="Malgun Gothic" w:hAnsi="Malgun Gothic" w:eastAsia="Malgun Gothic"/>
       <w:b/>
       <w:bCs/>
-      <w:color w:val="385D8A"/>
+      <w:color w:val="22344E"/>
       <w:sz w:val="25"/>
       <w:szCs w:val="26"/>
     </w:rPr>
@@ -5611,15 +4659,15 @@
     <w:pPr>
       <w:keepNext/>
       <w:keepLines/>
-      <w:spacing w:before="200" w:after="80"/>
+      <w:spacing w:before="200" w:after="0"/>
       <w:outlineLvl w:val="2"/>
     </w:pPr>
     <w:rPr>
       <w:rFonts w:asciiTheme="majorHAnsi" w:eastAsiaTheme="majorEastAsia" w:hAnsiTheme="majorHAnsi" w:cstheme="majorBidi" w:ascii="Malgun Gothic" w:hAnsi="Malgun Gothic" w:eastAsia="Malgun Gothic"/>
       <w:b/>
       <w:bCs/>
-      <w:color w:val="5B9BD5"/>
-      <w:sz w:val="23"/>
+      <w:color w:val="22344E"/>
+      <w:sz w:val="22"/>
     </w:rPr>
   </w:style>
   <w:style w:type="paragraph" w:styleId="Heading4">
@@ -5853,16 +4901,15 @@
       <w:pBdr>
         <w:bottom w:val="single" w:sz="8" w:space="4" w:color="4F81BD" w:themeColor="accent1"/>
       </w:pBdr>
-      <w:spacing w:after="80" w:line="240" w:lineRule="auto" w:before="200"/>
+      <w:spacing w:after="300" w:line="240" w:lineRule="auto"/>
       <w:contextualSpacing/>
     </w:pPr>
     <w:rPr>
-      <w:rFonts w:asciiTheme="majorHAnsi" w:eastAsiaTheme="majorEastAsia" w:hAnsiTheme="majorHAnsi" w:cstheme="majorBidi" w:ascii="Malgun Gothic" w:hAnsi="Malgun Gothic" w:eastAsia="Malgun Gothic"/>
-      <w:b/>
-      <w:color w:val="203864"/>
+      <w:rFonts w:asciiTheme="majorHAnsi" w:eastAsiaTheme="majorEastAsia" w:hAnsiTheme="majorHAnsi" w:cstheme="majorBidi"/>
+      <w:color w:val="17365D" w:themeColor="text2" w:themeShade="BF"/>
       <w:spacing w:val="5"/>
       <w:kern w:val="28"/>
-      <w:sz w:val="40"/>
+      <w:sz w:val="52"/>
       <w:szCs w:val="52"/>
     </w:rPr>
   </w:style>
@@ -17191,6 +16238,22 @@
         <w:shd w:val="clear" w:color="auto" w:fill="FBCAA2" w:themeFill="accent6" w:themeFillTint="7F"/>
       </w:tcPr>
     </w:tblStylePr>
+  </w:style>
+  <w:style w:type="paragraph" w:customStyle="1" w:styleId="SmallNote">
+    <w:name w:val="SmallNote"/>
+    <w:rPr>
+      <w:rFonts w:ascii="Malgun Gothic" w:hAnsi="Malgun Gothic" w:eastAsia="Malgun Gothic"/>
+      <w:color w:val="5A5A5A"/>
+      <w:sz w:val="18"/>
+    </w:rPr>
+  </w:style>
+  <w:style w:type="paragraph" w:customStyle="1" w:styleId="Callout">
+    <w:name w:val="Callout"/>
+    <w:rPr>
+      <w:rFonts w:ascii="Malgun Gothic" w:hAnsi="Malgun Gothic" w:eastAsia="Malgun Gothic"/>
+      <w:color w:val="282828"/>
+      <w:sz w:val="20"/>
+    </w:rPr>
   </w:style>
 </w:styles>
 </file>
